--- a/output/chuck_meyer_resume.docx
+++ b/output/chuck_meyer_resume.docx
@@ -2,13 +2,13 @@
 <file path=word/document.xml><?xml version="1.0" encoding="utf-8"?>
 <w:document xmlns:w="http://schemas.openxmlformats.org/wordprocessingml/2006/main" xmlns:m="http://schemas.openxmlformats.org/officeDocument/2006/math" xmlns:r="http://schemas.openxmlformats.org/officeDocument/2006/relationships" xmlns:o="urn:schemas-microsoft-com:office:office" xmlns:v="urn:schemas-microsoft-com:vml" xmlns:w10="urn:schemas-microsoft-com:office:word" xmlns:a="http://schemas.openxmlformats.org/drawingml/2006/main" xmlns:pic="http://schemas.openxmlformats.org/drawingml/2006/picture" xmlns:wp="http://schemas.openxmlformats.org/drawingml/2006/wordprocessingDrawing">
   <w:body>
-    <w:bookmarkStart w:id="37" w:name="section"/>
+    <w:bookmarkStart w:id="46" w:name="section"/>
     <w:p>
       <w:pPr>
         <w:pStyle w:val="Heading1"/>
       </w:pPr>
     </w:p>
-    <w:bookmarkStart w:id="36" w:name="charles-chuck-meyer"/>
+    <w:bookmarkStart w:id="45" w:name="charles-chuck-meyer"/>
     <w:p>
       <w:pPr>
         <w:pStyle w:val="Heading2"/>
@@ -52,7 +52,7 @@
         <w:pStyle w:val="FirstParagraph"/>
       </w:pPr>
       <w:r>
-        <w:t xml:space="preserve">Developer Relations leader with experience building and scaling developer communities from the ground up. Proven track record launching community platforms (2,000+ member Discord), migrating technical documentation, and establishing developer advocacy programs that drive adoption of API-first platforms. Deep security expertise working with CISOs and enterprise security teams on cloud infrastructure and compliance frameworks.</w:t>
+        <w:t xml:space="preserve">Developer Relations leader with experience building and scaling developer communities from the ground up. Proven track record launching community platforms (2,000+ member Discord), migrating technical documentation, and establishing developer advocacy programs that drive adoption of API-first platforms. Currently focused on developer experience for AI agents: building conversational search with MCP and tool-calling agents, and writing about agent-ready developer tooling. Deep security expertise working with CISOs and enterprise security teams on cloud infrastructure and compliance frameworks.</w:t>
       </w:r>
     </w:p>
     <w:bookmarkEnd w:id="20"/>
@@ -71,8 +71,8 @@
       </w:pPr>
       <w:r>
         <w:rPr>
-          <w:b/>
-          <w:bCs/>
+          <w:bCs/>
+          <w:b/>
         </w:rPr>
         <w:t xml:space="preserve">Developer Community Building</w:t>
       </w:r>
@@ -87,8 +87,8 @@
       </w:r>
       <w:r>
         <w:rPr>
-          <w:b/>
-          <w:bCs/>
+          <w:bCs/>
+          <w:b/>
         </w:rPr>
         <w:t xml:space="preserve">Technical Documentation</w:t>
       </w:r>
@@ -103,8 +103,8 @@
       </w:r>
       <w:r>
         <w:rPr>
-          <w:b/>
-          <w:bCs/>
+          <w:bCs/>
+          <w:b/>
         </w:rPr>
         <w:t xml:space="preserve">API Integration &amp; Support</w:t>
       </w:r>
@@ -113,8 +113,8 @@
       </w:r>
       <w:r>
         <w:rPr>
-          <w:b/>
-          <w:bCs/>
+          <w:bCs/>
+          <w:b/>
         </w:rPr>
         <w:t xml:space="preserve">JavaScript/React/Next.js</w:t>
       </w:r>
@@ -129,8 +129,8 @@
       </w:r>
       <w:r>
         <w:rPr>
-          <w:b/>
-          <w:bCs/>
+          <w:bCs/>
+          <w:b/>
         </w:rPr>
         <w:t xml:space="preserve">Python</w:t>
       </w:r>
@@ -145,8 +145,8 @@
       </w:r>
       <w:r>
         <w:rPr>
-          <w:b/>
-          <w:bCs/>
+          <w:bCs/>
+          <w:b/>
         </w:rPr>
         <w:t xml:space="preserve">Go</w:t>
       </w:r>
@@ -161,8 +161,8 @@
       </w:r>
       <w:r>
         <w:rPr>
-          <w:b/>
-          <w:bCs/>
+          <w:bCs/>
+          <w:b/>
         </w:rPr>
         <w:t xml:space="preserve">AWS Services &amp; Security</w:t>
       </w:r>
@@ -171,8 +171,8 @@
       </w:r>
       <w:r>
         <w:rPr>
-          <w:b/>
-          <w:bCs/>
+          <w:bCs/>
+          <w:b/>
         </w:rPr>
         <w:t xml:space="preserve">DevOps/CI/CD</w:t>
       </w:r>
@@ -187,8 +187,8 @@
       </w:r>
       <w:r>
         <w:rPr>
-          <w:b/>
-          <w:bCs/>
+          <w:bCs/>
+          <w:b/>
         </w:rPr>
         <w:t xml:space="preserve">Developer Advocacy</w:t>
       </w:r>
@@ -203,8 +203,8 @@
       </w:r>
       <w:r>
         <w:rPr>
-          <w:b/>
-          <w:bCs/>
+          <w:bCs/>
+          <w:b/>
         </w:rPr>
         <w:t xml:space="preserve">Technical Writing</w:t>
       </w:r>
@@ -219,8 +219,8 @@
       </w:r>
       <w:r>
         <w:rPr>
-          <w:b/>
-          <w:bCs/>
+          <w:bCs/>
+          <w:b/>
         </w:rPr>
         <w:t xml:space="preserve">Public Speaking</w:t>
       </w:r>
@@ -229,24 +229,24 @@
       </w:r>
       <w:r>
         <w:rPr>
-          <w:b/>
-          <w:bCs/>
-        </w:rPr>
-        <w:t xml:space="preserve">AI/ML Integration</w:t>
-      </w:r>
-      <w:r>
-        <w:t xml:space="preserve"> </w:t>
-      </w:r>
-      <w:r>
-        <w:t xml:space="preserve">(MCP, Agentic Workflows) -</w:t>
-      </w:r>
-      <w:r>
-        <w:t xml:space="preserve"> </w:t>
-      </w:r>
-      <w:r>
-        <w:rPr>
-          <w:b/>
-          <w:bCs/>
+          <w:bCs/>
+          <w:b/>
+        </w:rPr>
+        <w:t xml:space="preserve">AI Agents</w:t>
+      </w:r>
+      <w:r>
+        <w:t xml:space="preserve"> </w:t>
+      </w:r>
+      <w:r>
+        <w:t xml:space="preserve">(MCP, Tool Use, Agentic Workflows, Evals) -</w:t>
+      </w:r>
+      <w:r>
+        <w:t xml:space="preserve"> </w:t>
+      </w:r>
+      <w:r>
+        <w:rPr>
+          <w:bCs/>
+          <w:b/>
         </w:rPr>
         <w:t xml:space="preserve">Security Architecture</w:t>
       </w:r>
@@ -261,8 +261,8 @@
       </w:r>
       <w:r>
         <w:rPr>
-          <w:b/>
-          <w:bCs/>
+          <w:bCs/>
+          <w:b/>
         </w:rPr>
         <w:t xml:space="preserve">Compliance Frameworks</w:t>
       </w:r>
@@ -275,7 +275,7 @@
       </w:r>
     </w:p>
     <w:bookmarkEnd w:id="21"/>
-    <w:bookmarkStart w:id="31" w:name="technical-content"/>
+    <w:bookmarkStart w:id="37" w:name="technical-content"/>
     <w:p>
       <w:pPr>
         <w:pStyle w:val="Heading3"/>
@@ -290,21 +290,149 @@
       </w:pPr>
       <w:r>
         <w:rPr>
-          <w:b/>
-          <w:bCs/>
+          <w:bCs/>
+          <w:b/>
         </w:rPr>
         <w:t xml:space="preserve">Writing</w:t>
       </w:r>
     </w:p>
     <w:p>
       <w:pPr>
-        <w:pStyle w:val="Compact"/>
         <w:numPr>
           <w:ilvl w:val="0"/>
           <w:numId w:val="1001"/>
         </w:numPr>
+        <w:pStyle w:val="Compact"/>
       </w:pPr>
       <w:hyperlink r:id="rId22">
+        <w:r>
+          <w:rPr>
+            <w:rStyle w:val="Hyperlink"/>
+          </w:rPr>
+          <w:t xml:space="preserve">We rewrote the Algolia CLI for AI agents</w:t>
+        </w:r>
+      </w:hyperlink>
+      <w:r>
+        <w:t xml:space="preserve"> </w:t>
+      </w:r>
+      <w:r>
+        <w:t xml:space="preserve">- Algolia Engineering Blog, May 2026</w:t>
+      </w:r>
+    </w:p>
+    <w:p>
+      <w:pPr>
+        <w:numPr>
+          <w:ilvl w:val="0"/>
+          <w:numId w:val="1001"/>
+        </w:numPr>
+        <w:pStyle w:val="Compact"/>
+      </w:pPr>
+      <w:hyperlink r:id="rId23">
+        <w:r>
+          <w:rPr>
+            <w:rStyle w:val="Hyperlink"/>
+          </w:rPr>
+          <w:t xml:space="preserve">Chat, meet the Searchbox</w:t>
+        </w:r>
+      </w:hyperlink>
+      <w:r>
+        <w:t xml:space="preserve"> </w:t>
+      </w:r>
+      <w:r>
+        <w:t xml:space="preserve">- Algolia Engineering Blog, June 2026</w:t>
+      </w:r>
+    </w:p>
+    <w:p>
+      <w:pPr>
+        <w:numPr>
+          <w:ilvl w:val="0"/>
+          <w:numId w:val="1001"/>
+        </w:numPr>
+        <w:pStyle w:val="Compact"/>
+      </w:pPr>
+      <w:hyperlink r:id="rId24">
+        <w:r>
+          <w:rPr>
+            <w:rStyle w:val="Hyperlink"/>
+          </w:rPr>
+          <w:t xml:space="preserve">The Agent Factory: Building Consistent Agents at Scale</w:t>
+        </w:r>
+      </w:hyperlink>
+      <w:r>
+        <w:t xml:space="preserve"> </w:t>
+      </w:r>
+      <w:r>
+        <w:t xml:space="preserve">- DEV Community, March 2026</w:t>
+      </w:r>
+    </w:p>
+    <w:p>
+      <w:pPr>
+        <w:numPr>
+          <w:ilvl w:val="0"/>
+          <w:numId w:val="1001"/>
+        </w:numPr>
+        <w:pStyle w:val="Compact"/>
+      </w:pPr>
+      <w:hyperlink r:id="rId25">
+        <w:r>
+          <w:rPr>
+            <w:rStyle w:val="Hyperlink"/>
+          </w:rPr>
+          <w:t xml:space="preserve">Building a JavaScript</w:t>
+        </w:r>
+        <w:r>
+          <w:rPr>
+            <w:rStyle w:val="Hyperlink"/>
+          </w:rPr>
+          <w:t xml:space="preserve"> </w:t>
+        </w:r>
+        <w:r>
+          <w:rPr>
+            <w:rStyle w:val="Hyperlink"/>
+          </w:rPr>
+          <w:t xml:space="preserve">“</w:t>
+        </w:r>
+        <w:r>
+          <w:rPr>
+            <w:rStyle w:val="Hyperlink"/>
+          </w:rPr>
+          <w:t xml:space="preserve">Hello, World</w:t>
+        </w:r>
+        <w:r>
+          <w:rPr>
+            <w:rStyle w:val="Hyperlink"/>
+          </w:rPr>
+          <w:t xml:space="preserve">”</w:t>
+        </w:r>
+        <w:r>
+          <w:rPr>
+            <w:rStyle w:val="Hyperlink"/>
+          </w:rPr>
+          <w:t xml:space="preserve"> </w:t>
+        </w:r>
+        <w:r>
+          <w:rPr>
+            <w:rStyle w:val="Hyperlink"/>
+          </w:rPr>
+          <w:t xml:space="preserve">MCP server in 2026</w:t>
+        </w:r>
+      </w:hyperlink>
+      <w:r>
+        <w:t xml:space="preserve"> </w:t>
+      </w:r>
+      <w:r>
+        <w:t xml:space="preserve">- DEV Community, February 2026 (398 views, 8 reactions, 3 comments)</w:t>
+      </w:r>
+    </w:p>
+    <w:p>
+      <w:pPr>
+        <w:numPr>
+          <w:ilvl w:val="0"/>
+          <w:numId w:val="1001"/>
+        </w:numPr>
+        <w:pStyle w:val="Compact"/>
+      </w:pPr>
+      <w:hyperlink r:id="rId26">
         <w:r>
           <w:rPr>
             <w:rStyle w:val="Hyperlink"/>
@@ -321,13 +449,13 @@
     </w:p>
     <w:p>
       <w:pPr>
-        <w:pStyle w:val="Compact"/>
         <w:numPr>
           <w:ilvl w:val="0"/>
           <w:numId w:val="1001"/>
         </w:numPr>
-      </w:pPr>
-      <w:hyperlink r:id="rId23">
+        <w:pStyle w:val="Compact"/>
+      </w:pPr>
+      <w:hyperlink r:id="rId27">
         <w:r>
           <w:rPr>
             <w:rStyle w:val="Hyperlink"/>
@@ -347,13 +475,13 @@
     </w:p>
     <w:p>
       <w:pPr>
-        <w:pStyle w:val="Compact"/>
         <w:numPr>
           <w:ilvl w:val="0"/>
           <w:numId w:val="1001"/>
         </w:numPr>
-      </w:pPr>
-      <w:hyperlink r:id="rId24">
+        <w:pStyle w:val="Compact"/>
+      </w:pPr>
+      <w:hyperlink r:id="rId28">
         <w:r>
           <w:rPr>
             <w:rStyle w:val="Hyperlink"/>
@@ -370,28 +498,84 @@
     </w:p>
     <w:p>
       <w:pPr>
+        <w:numPr>
+          <w:ilvl w:val="0"/>
+          <w:numId w:val="1001"/>
+        </w:numPr>
+        <w:pStyle w:val="Compact"/>
+      </w:pPr>
+      <w:r>
+        <w:t xml:space="preserve">More at</w:t>
+      </w:r>
+      <w:r>
+        <w:t xml:space="preserve"> </w:t>
+      </w:r>
+      <w:hyperlink r:id="rId29">
+        <w:r>
+          <w:rPr>
+            <w:rStyle w:val="Hyperlink"/>
+          </w:rPr>
+          <w:t xml:space="preserve">dev.to/chuckm</w:t>
+        </w:r>
+      </w:hyperlink>
+    </w:p>
+    <w:p>
+      <w:pPr>
         <w:pStyle w:val="FirstParagraph"/>
       </w:pPr>
       <w:r>
         <w:rPr>
-          <w:b/>
-          <w:bCs/>
+          <w:bCs/>
+          <w:b/>
         </w:rPr>
         <w:t xml:space="preserve">Speaking &amp; Presentations</w:t>
       </w:r>
     </w:p>
     <w:p>
       <w:pPr>
-        <w:pStyle w:val="Compact"/>
         <w:numPr>
           <w:ilvl w:val="0"/>
           <w:numId w:val="1002"/>
         </w:numPr>
-      </w:pPr>
-      <w:r>
-        <w:rPr>
-          <w:b/>
-          <w:bCs/>
+        <w:pStyle w:val="Compact"/>
+      </w:pPr>
+      <w:r>
+        <w:rPr>
+          <w:bCs/>
+          <w:b/>
+        </w:rPr>
+        <w:t xml:space="preserve">DevRelCon 2026</w:t>
+      </w:r>
+      <w:r>
+        <w:t xml:space="preserve"> </w:t>
+      </w:r>
+      <w:r>
+        <w:t xml:space="preserve">-</w:t>
+      </w:r>
+      <w:r>
+        <w:t xml:space="preserve"> </w:t>
+      </w:r>
+      <w:hyperlink r:id="rId30">
+        <w:r>
+          <w:rPr>
+            <w:rStyle w:val="Hyperlink"/>
+          </w:rPr>
+          <w:t xml:space="preserve">Blog While the Context is Fresh</w:t>
+        </w:r>
+      </w:hyperlink>
+    </w:p>
+    <w:p>
+      <w:pPr>
+        <w:numPr>
+          <w:ilvl w:val="0"/>
+          <w:numId w:val="1002"/>
+        </w:numPr>
+        <w:pStyle w:val="Compact"/>
+      </w:pPr>
+      <w:r>
+        <w:rPr>
+          <w:bCs/>
+          <w:b/>
         </w:rPr>
         <w:t xml:space="preserve">AWS re:Invent 2018</w:t>
       </w:r>
@@ -404,7 +588,7 @@
       <w:r>
         <w:t xml:space="preserve"> </w:t>
       </w:r>
-      <w:hyperlink r:id="rId25">
+      <w:hyperlink r:id="rId31">
         <w:r>
           <w:rPr>
             <w:rStyle w:val="Hyperlink"/>
@@ -415,16 +599,16 @@
     </w:p>
     <w:p>
       <w:pPr>
-        <w:pStyle w:val="Compact"/>
         <w:numPr>
           <w:ilvl w:val="0"/>
           <w:numId w:val="1002"/>
         </w:numPr>
-      </w:pPr>
-      <w:r>
-        <w:rPr>
-          <w:b/>
-          <w:bCs/>
+        <w:pStyle w:val="Compact"/>
+      </w:pPr>
+      <w:r>
+        <w:rPr>
+          <w:bCs/>
+          <w:b/>
         </w:rPr>
         <w:t xml:space="preserve">Search Relevance Panel</w:t>
       </w:r>
@@ -437,7 +621,7 @@
       <w:r>
         <w:t xml:space="preserve"> </w:t>
       </w:r>
-      <w:hyperlink r:id="rId26">
+      <w:hyperlink r:id="rId32">
         <w:r>
           <w:rPr>
             <w:rStyle w:val="Hyperlink"/>
@@ -454,18 +638,18 @@
     </w:p>
     <w:p>
       <w:pPr>
-        <w:pStyle w:val="Compact"/>
         <w:numPr>
           <w:ilvl w:val="0"/>
           <w:numId w:val="1002"/>
         </w:numPr>
-      </w:pPr>
-      <w:r>
-        <w:rPr>
-          <w:b/>
-          <w:bCs/>
-        </w:rPr>
-        <w:t xml:space="preserve">Lightning Talk</w:t>
+        <w:pStyle w:val="Compact"/>
+      </w:pPr>
+      <w:r>
+        <w:rPr>
+          <w:bCs/>
+          <w:b/>
+        </w:rPr>
+        <w:t xml:space="preserve">Haystack US 2025 Lightning Talk</w:t>
       </w:r>
       <w:r>
         <w:t xml:space="preserve"> </w:t>
@@ -476,7 +660,7 @@
       <w:r>
         <w:t xml:space="preserve"> </w:t>
       </w:r>
-      <w:hyperlink r:id="rId27">
+      <w:hyperlink r:id="rId33">
         <w:r>
           <w:rPr>
             <w:rStyle w:val="Hyperlink"/>
@@ -491,24 +675,24 @@
       </w:pPr>
       <w:r>
         <w:rPr>
-          <w:b/>
-          <w:bCs/>
+          <w:bCs/>
+          <w:b/>
         </w:rPr>
         <w:t xml:space="preserve">Community Engagement</w:t>
       </w:r>
     </w:p>
     <w:p>
       <w:pPr>
-        <w:pStyle w:val="Compact"/>
         <w:numPr>
           <w:ilvl w:val="0"/>
           <w:numId w:val="1003"/>
         </w:numPr>
-      </w:pPr>
-      <w:r>
-        <w:rPr>
-          <w:b/>
-          <w:bCs/>
+        <w:pStyle w:val="Compact"/>
+      </w:pPr>
+      <w:r>
+        <w:rPr>
+          <w:bCs/>
+          <w:b/>
         </w:rPr>
         <w:t xml:space="preserve">Live Coding Series</w:t>
       </w:r>
@@ -521,7 +705,7 @@
       <w:r>
         <w:t xml:space="preserve"> </w:t>
       </w:r>
-      <w:hyperlink r:id="rId28">
+      <w:hyperlink r:id="rId34">
         <w:r>
           <w:rPr>
             <w:rStyle w:val="Hyperlink"/>
@@ -532,16 +716,16 @@
     </w:p>
     <w:p>
       <w:pPr>
-        <w:pStyle w:val="Compact"/>
         <w:numPr>
           <w:ilvl w:val="0"/>
           <w:numId w:val="1003"/>
         </w:numPr>
-      </w:pPr>
-      <w:r>
-        <w:rPr>
-          <w:b/>
-          <w:bCs/>
+        <w:pStyle w:val="Compact"/>
+      </w:pPr>
+      <w:r>
+        <w:rPr>
+          <w:bCs/>
+          <w:b/>
         </w:rPr>
         <w:t xml:space="preserve">Fireside Chat</w:t>
       </w:r>
@@ -554,7 +738,7 @@
       <w:r>
         <w:t xml:space="preserve"> </w:t>
       </w:r>
-      <w:hyperlink r:id="rId29">
+      <w:hyperlink r:id="rId35">
         <w:r>
           <w:rPr>
             <w:rStyle w:val="Hyperlink"/>
@@ -565,11 +749,11 @@
     </w:p>
     <w:p>
       <w:pPr>
-        <w:pStyle w:val="Compact"/>
         <w:numPr>
           <w:ilvl w:val="0"/>
           <w:numId w:val="1003"/>
         </w:numPr>
+        <w:pStyle w:val="Compact"/>
       </w:pPr>
       <w:r>
         <w:t xml:space="preserve">Sponsored Content -</w:t>
@@ -577,7 +761,7 @@
       <w:r>
         <w:t xml:space="preserve"> </w:t>
       </w:r>
-      <w:hyperlink r:id="rId30">
+      <w:hyperlink r:id="rId36">
         <w:r>
           <w:rPr>
             <w:rStyle w:val="Hyperlink"/>
@@ -593,8 +777,8 @@
         </w:pict>
       </w:r>
     </w:p>
-    <w:bookmarkEnd w:id="31"/>
-    <w:bookmarkStart w:id="33" w:name="recent-projects"/>
+    <w:bookmarkEnd w:id="37"/>
+    <w:bookmarkStart w:id="42" w:name="recent-projects"/>
     <w:p>
       <w:pPr>
         <w:pStyle w:val="Heading3"/>
@@ -609,8 +793,128 @@
       </w:pPr>
       <w:r>
         <w:rPr>
-          <w:b/>
-          <w:bCs/>
+          <w:bCs/>
+          <w:b/>
+        </w:rPr>
+        <w:t xml:space="preserve">Pokemon TCG Vending Machine Search</w:t>
+      </w:r>
+      <w:r>
+        <w:t xml:space="preserve"> </w:t>
+      </w:r>
+      <w:r>
+        <w:t xml:space="preserve">-</w:t>
+      </w:r>
+      <w:r>
+        <w:t xml:space="preserve"> </w:t>
+      </w:r>
+      <w:hyperlink r:id="rId38">
+        <w:r>
+          <w:rPr>
+            <w:rStyle w:val="Hyperlink"/>
+          </w:rPr>
+          <w:t xml:space="preserve">GitHub: algolia-samples/algolia-tcg-search</w:t>
+        </w:r>
+      </w:hyperlink>
+      <w:r>
+        <w:br/>
+      </w:r>
+      <w:r>
+        <w:t xml:space="preserve">Full-stack conference-booth demo: a React/InstantSearch app with an Algolia Agent Studio chat agent (search tools, grouped-results rendering, evals), a card scanner, serverless claim APIs on Vercel with a Supabase backend, and Python tooling that stands up a new event’s indices from a spreadsheet. Rebuilt around unified search and AI chat, as described in</w:t>
+      </w:r>
+      <w:r>
+        <w:t xml:space="preserve"> </w:t>
+      </w:r>
+      <w:r>
+        <w:t xml:space="preserve">“</w:t>
+      </w:r>
+      <w:r>
+        <w:t xml:space="preserve">Chat, meet the Searchbox</w:t>
+      </w:r>
+      <w:r>
+        <w:t xml:space="preserve">”</w:t>
+      </w:r>
+      <w:r>
+        <w:t xml:space="preserve">.</w:t>
+      </w:r>
+    </w:p>
+    <w:p>
+      <w:pPr>
+        <w:pStyle w:val="BodyText"/>
+      </w:pPr>
+      <w:r>
+        <w:rPr>
+          <w:bCs/>
+          <w:b/>
+        </w:rPr>
+        <w:t xml:space="preserve">Hello MCP</w:t>
+      </w:r>
+      <w:r>
+        <w:t xml:space="preserve"> </w:t>
+      </w:r>
+      <w:r>
+        <w:t xml:space="preserve">-</w:t>
+      </w:r>
+      <w:r>
+        <w:t xml:space="preserve"> </w:t>
+      </w:r>
+      <w:hyperlink r:id="rId39">
+        <w:r>
+          <w:rPr>
+            <w:rStyle w:val="Hyperlink"/>
+          </w:rPr>
+          <w:t xml:space="preserve">GitHub: chuckmeyer/hello-mcp</w:t>
+        </w:r>
+      </w:hyperlink>
+      <w:r>
+        <w:br/>
+      </w:r>
+      <w:r>
+        <w:t xml:space="preserve">Minimal MCP server over Streamable HTTP demonstrating tools and resources, with a companion tutorial.</w:t>
+      </w:r>
+    </w:p>
+    <w:p>
+      <w:pPr>
+        <w:pStyle w:val="BodyText"/>
+      </w:pPr>
+      <w:r>
+        <w:rPr>
+          <w:bCs/>
+          <w:b/>
+        </w:rPr>
+        <w:t xml:space="preserve">Agent Studio CLI</w:t>
+      </w:r>
+      <w:r>
+        <w:t xml:space="preserve"> </w:t>
+      </w:r>
+      <w:r>
+        <w:t xml:space="preserve">-</w:t>
+      </w:r>
+      <w:r>
+        <w:t xml:space="preserve"> </w:t>
+      </w:r>
+      <w:hyperlink r:id="rId40">
+        <w:r>
+          <w:rPr>
+            <w:rStyle w:val="Hyperlink"/>
+          </w:rPr>
+          <w:t xml:space="preserve">GitHub: algolia-samples/algolia-agent-cli</w:t>
+        </w:r>
+      </w:hyperlink>
+      <w:r>
+        <w:br/>
+      </w:r>
+      <w:r>
+        <w:t xml:space="preserve">Standalone command-line tool for Algolia’s Agent Studio, taken from idea to working tool in a week.</w:t>
+      </w:r>
+    </w:p>
+    <w:p>
+      <w:pPr>
+        <w:pStyle w:val="BodyText"/>
+      </w:pPr>
+      <w:r>
+        <w:rPr>
+          <w:bCs/>
+          <w:b/>
         </w:rPr>
         <w:t xml:space="preserve">Video Transcription Search Application</w:t>
       </w:r>
@@ -623,7 +927,7 @@
       <w:r>
         <w:t xml:space="preserve"> </w:t>
       </w:r>
-      <w:hyperlink r:id="rId32">
+      <w:hyperlink r:id="rId41">
         <w:r>
           <w:rPr>
             <w:rStyle w:val="Hyperlink"/>
@@ -639,32 +943,14 @@
       </w:r>
     </w:p>
     <w:p>
-      <w:pPr>
-        <w:pStyle w:val="BodyText"/>
-      </w:pPr>
-      <w:r>
-        <w:rPr>
-          <w:b/>
-          <w:bCs/>
-        </w:rPr>
-        <w:t xml:space="preserve">AI-Powered Developer Workflows</w:t>
-      </w:r>
-      <w:r>
-        <w:t xml:space="preserve"> </w:t>
-      </w:r>
-      <w:r>
-        <w:t xml:space="preserve">- Implementing MCP (Model Context Protocol) and agentic workflows using n8n for automated developer support and community engagement.</w:t>
-      </w:r>
-    </w:p>
-    <w:p>
       <w:r>
         <w:pict>
           <v:rect style="width:0;height:1.5pt" o:hralign="center" o:hrstd="t" o:hr="t"/>
         </w:pict>
       </w:r>
     </w:p>
-    <w:bookmarkEnd w:id="33"/>
-    <w:bookmarkStart w:id="34" w:name="professional-experience"/>
+    <w:bookmarkEnd w:id="42"/>
+    <w:bookmarkStart w:id="43" w:name="professional-experience"/>
     <w:p>
       <w:pPr>
         <w:pStyle w:val="Heading3"/>
@@ -679,8 +965,8 @@
       </w:pPr>
       <w:r>
         <w:rPr>
-          <w:b/>
-          <w:bCs/>
+          <w:bCs/>
+          <w:b/>
         </w:rPr>
         <w:t xml:space="preserve">Senior Manager, Developer Relations</w:t>
       </w:r>
@@ -701,10 +987,44 @@
       </w:r>
       <w:r>
         <w:rPr>
+          <w:iCs/>
           <w:i/>
+        </w:rPr>
+        <w:t xml:space="preserve">August 2025 to present</w:t>
+      </w:r>
+    </w:p>
+    <w:p>
+      <w:pPr>
+        <w:pStyle w:val="BodyText"/>
+      </w:pPr>
+      <w:r>
+        <w:rPr>
+          <w:bCs/>
+          <w:b/>
+        </w:rPr>
+        <w:t xml:space="preserve">Lead Developer Advocate</w:t>
+      </w:r>
+      <w:r>
+        <w:t xml:space="preserve"> </w:t>
+      </w:r>
+      <w:r>
+        <w:t xml:space="preserve">| Algolia</w:t>
+      </w:r>
+      <w:r>
+        <w:t xml:space="preserve"> </w:t>
+      </w:r>
+      <w:r>
+        <w:t xml:space="preserve">-</w:t>
+      </w:r>
+      <w:r>
+        <w:t xml:space="preserve"> </w:t>
+      </w:r>
+      <w:r>
+        <w:rPr>
           <w:iCs/>
-        </w:rPr>
-        <w:t xml:space="preserve">August 2025 to present</w:t>
+          <w:i/>
+        </w:rPr>
+        <w:t xml:space="preserve">August 2021 to August 2025</w:t>
       </w:r>
     </w:p>
     <w:p>
@@ -712,33 +1032,7 @@
         <w:pStyle w:val="BodyText"/>
       </w:pPr>
       <w:r>
-        <w:rPr>
-          <w:b/>
-          <w:bCs/>
-        </w:rPr>
-        <w:t xml:space="preserve">Lead Developer Advocate</w:t>
-      </w:r>
-      <w:r>
-        <w:t xml:space="preserve"> </w:t>
-      </w:r>
-      <w:r>
-        <w:t xml:space="preserve">| Algolia</w:t>
-      </w:r>
-      <w:r>
-        <w:t xml:space="preserve"> </w:t>
-      </w:r>
-      <w:r>
-        <w:t xml:space="preserve">-</w:t>
-      </w:r>
-      <w:r>
-        <w:t xml:space="preserve"> </w:t>
-      </w:r>
-      <w:r>
-        <w:rPr>
-          <w:i/>
-          <w:iCs/>
-        </w:rPr>
-        <w:t xml:space="preserve">August 2021 to August 2025</w:t>
+        <w:t xml:space="preserve">Leading a cross-functional team of developer advocates, technical writers, and developer marketers supporting Algolia’s API-first search platform.</w:t>
       </w:r>
     </w:p>
     <w:p>
@@ -746,33 +1040,25 @@
         <w:pStyle w:val="BodyText"/>
       </w:pPr>
       <w:r>
-        <w:t xml:space="preserve">Leading a cross-functional team of developer advocates, technical writers, and developer marketers supporting Algolia’s API-first search platform.</w:t>
-      </w:r>
-    </w:p>
-    <w:p>
-      <w:pPr>
-        <w:pStyle w:val="BodyText"/>
-      </w:pPr>
-      <w:r>
-        <w:rPr>
-          <w:b/>
-          <w:bCs/>
+        <w:rPr>
+          <w:bCs/>
+          <w:b/>
         </w:rPr>
         <w:t xml:space="preserve">Key Achievements:</w:t>
       </w:r>
     </w:p>
     <w:p>
       <w:pPr>
-        <w:pStyle w:val="Compact"/>
         <w:numPr>
           <w:ilvl w:val="0"/>
           <w:numId w:val="1004"/>
         </w:numPr>
-      </w:pPr>
-      <w:r>
-        <w:rPr>
-          <w:b/>
-          <w:bCs/>
+        <w:pStyle w:val="Compact"/>
+      </w:pPr>
+      <w:r>
+        <w:rPr>
+          <w:bCs/>
+          <w:b/>
         </w:rPr>
         <w:t xml:space="preserve">Launched Algolia Discord Server</w:t>
       </w:r>
@@ -785,38 +1071,38 @@
     </w:p>
     <w:p>
       <w:pPr>
-        <w:pStyle w:val="Compact"/>
         <w:numPr>
           <w:ilvl w:val="0"/>
           <w:numId w:val="1004"/>
         </w:numPr>
-      </w:pPr>
-      <w:r>
-        <w:rPr>
-          <w:b/>
-          <w:bCs/>
-        </w:rPr>
-        <w:t xml:space="preserve">Managing documentation migration</w:t>
-      </w:r>
-      <w:r>
-        <w:t xml:space="preserve"> </w:t>
-      </w:r>
-      <w:r>
-        <w:t xml:space="preserve">to Mintlify platform, improving developer onboarding experience</w:t>
-      </w:r>
-    </w:p>
-    <w:p>
-      <w:pPr>
-        <w:pStyle w:val="Compact"/>
+        <w:pStyle w:val="Compact"/>
+      </w:pPr>
+      <w:r>
+        <w:rPr>
+          <w:bCs/>
+          <w:b/>
+        </w:rPr>
+        <w:t xml:space="preserve">Led documentation migration</w:t>
+      </w:r>
+      <w:r>
+        <w:t xml:space="preserve"> </w:t>
+      </w:r>
+      <w:r>
+        <w:t xml:space="preserve">to Mintlify with zero downtime, improving developer onboarding experience</w:t>
+      </w:r>
+    </w:p>
+    <w:p>
+      <w:pPr>
         <w:numPr>
           <w:ilvl w:val="0"/>
           <w:numId w:val="1004"/>
         </w:numPr>
-      </w:pPr>
-      <w:r>
-        <w:rPr>
-          <w:b/>
-          <w:bCs/>
+        <w:pStyle w:val="Compact"/>
+      </w:pPr>
+      <w:r>
+        <w:rPr>
+          <w:bCs/>
+          <w:b/>
         </w:rPr>
         <w:t xml:space="preserve">Organize and host quarterly Developer Livestream</w:t>
       </w:r>
@@ -829,16 +1115,35 @@
     </w:p>
     <w:p>
       <w:pPr>
-        <w:pStyle w:val="Compact"/>
         <w:numPr>
           <w:ilvl w:val="0"/>
           <w:numId w:val="1004"/>
         </w:numPr>
-      </w:pPr>
-      <w:r>
-        <w:rPr>
-          <w:b/>
-          <w:bCs/>
+        <w:pStyle w:val="Compact"/>
+      </w:pPr>
+      <w:r>
+        <w:rPr>
+          <w:bCs/>
+          <w:b/>
+        </w:rPr>
+        <w:t xml:space="preserve">Host Algolia DevCon</w:t>
+      </w:r>
+      <w:r>
+        <w:t xml:space="preserve">, the annual developer conference, for five consecutive years (2026 edition on October 1), tracking the shift from fusion ranking to RAG to production agents</w:t>
+      </w:r>
+    </w:p>
+    <w:p>
+      <w:pPr>
+        <w:numPr>
+          <w:ilvl w:val="0"/>
+          <w:numId w:val="1004"/>
+        </w:numPr>
+        <w:pStyle w:val="Compact"/>
+      </w:pPr>
+      <w:r>
+        <w:rPr>
+          <w:bCs/>
+          <w:b/>
         </w:rPr>
         <w:t xml:space="preserve">Host live coding sessions</w:t>
       </w:r>
@@ -851,23 +1156,191 @@
     </w:p>
     <w:p>
       <w:pPr>
+        <w:numPr>
+          <w:ilvl w:val="0"/>
+          <w:numId w:val="1004"/>
+        </w:numPr>
+        <w:pStyle w:val="Compact"/>
+      </w:pPr>
+      <w:r>
+        <w:rPr>
+          <w:bCs/>
+          <w:b/>
+        </w:rPr>
+        <w:t xml:space="preserve">Published agent-focused engineering content</w:t>
+      </w:r>
+      <w:r>
+        <w:t xml:space="preserve"> </w:t>
+      </w:r>
+      <w:r>
+        <w:t xml:space="preserve">in 2026:</w:t>
+      </w:r>
+      <w:r>
+        <w:t xml:space="preserve"> </w:t>
+      </w:r>
+      <w:r>
+        <w:t xml:space="preserve">“</w:t>
+      </w:r>
+      <w:r>
+        <w:t xml:space="preserve">We rewrote the Algolia CLI for AI agents</w:t>
+      </w:r>
+      <w:r>
+        <w:t xml:space="preserve">”</w:t>
+      </w:r>
+      <w:r>
+        <w:t xml:space="preserve"> </w:t>
+      </w:r>
+      <w:r>
+        <w:t xml:space="preserve">drew 419 views and was the 4th most-viewed Algolia engineering post of the half;</w:t>
+      </w:r>
+      <w:r>
+        <w:t xml:space="preserve"> </w:t>
+      </w:r>
+      <w:r>
+        <w:t xml:space="preserve">“</w:t>
+      </w:r>
+      <w:r>
+        <w:t xml:space="preserve">Chat, meet the Searchbox</w:t>
+      </w:r>
+      <w:r>
+        <w:t xml:space="preserve">”</w:t>
+      </w:r>
+      <w:r>
+        <w:t xml:space="preserve"> </w:t>
+      </w:r>
+      <w:r>
+        <w:t xml:space="preserve">followed with 267 views</w:t>
+      </w:r>
+    </w:p>
+    <w:p>
+      <w:pPr>
+        <w:numPr>
+          <w:ilvl w:val="0"/>
+          <w:numId w:val="1004"/>
+        </w:numPr>
+        <w:pStyle w:val="Compact"/>
+      </w:pPr>
+      <w:r>
+        <w:rPr>
+          <w:bCs/>
+          <w:b/>
+        </w:rPr>
+        <w:t xml:space="preserve">Produced the Quick Start video</w:t>
+      </w:r>
+      <w:r>
+        <w:t xml:space="preserve"> </w:t>
+      </w:r>
+      <w:r>
+        <w:t xml:space="preserve">embedded in the getting-started docs, drawing 811 views in its first month</w:t>
+      </w:r>
+    </w:p>
+    <w:p>
+      <w:pPr>
+        <w:numPr>
+          <w:ilvl w:val="0"/>
+          <w:numId w:val="1004"/>
+        </w:numPr>
+        <w:pStyle w:val="Compact"/>
+      </w:pPr>
+      <w:r>
+        <w:rPr>
+          <w:bCs/>
+          <w:b/>
+        </w:rPr>
+        <w:t xml:space="preserve">Built reusable demo platforms</w:t>
+      </w:r>
+      <w:r>
+        <w:t xml:space="preserve"> </w:t>
+      </w:r>
+      <w:r>
+        <w:t xml:space="preserve">(TCG Search and SwagSearch) and deployed them at seven conferences in six months, including Adobe Summit, Shoptalk and eTail, each turned around in a week or less</w:t>
+      </w:r>
+    </w:p>
+    <w:p>
+      <w:pPr>
+        <w:numPr>
+          <w:ilvl w:val="0"/>
+          <w:numId w:val="1004"/>
+        </w:numPr>
+        <w:pStyle w:val="Compact"/>
+      </w:pPr>
+      <w:r>
+        <w:rPr>
+          <w:bCs/>
+          <w:b/>
+        </w:rPr>
+        <w:t xml:space="preserve">Claimed Algolia’s library on Context7</w:t>
+      </w:r>
+      <w:r>
+        <w:t xml:space="preserve"> </w:t>
+      </w:r>
+      <w:r>
+        <w:t xml:space="preserve">and moved llms.txt to its canonical location to make the docs readable by AI tools</w:t>
+      </w:r>
+    </w:p>
+    <w:p>
+      <w:pPr>
+        <w:numPr>
+          <w:ilvl w:val="0"/>
+          <w:numId w:val="1004"/>
+        </w:numPr>
+        <w:pStyle w:val="Compact"/>
+      </w:pPr>
+      <w:r>
+        <w:rPr>
+          <w:bCs/>
+          <w:b/>
+        </w:rPr>
+        <w:t xml:space="preserve">Reviewed roughly 15 pieces of content</w:t>
+      </w:r>
+      <w:r>
+        <w:t xml:space="preserve"> </w:t>
+      </w:r>
+      <w:r>
+        <w:t xml:space="preserve">for colleagues in six months, nearly all inside a week</w:t>
+      </w:r>
+    </w:p>
+    <w:p>
+      <w:pPr>
+        <w:numPr>
+          <w:ilvl w:val="0"/>
+          <w:numId w:val="1004"/>
+        </w:numPr>
+        <w:pStyle w:val="Compact"/>
+      </w:pPr>
+      <w:r>
+        <w:rPr>
+          <w:bCs/>
+          <w:b/>
+        </w:rPr>
+        <w:t xml:space="preserve">Spoke to Algolia’s Aspiring Managers Program</w:t>
+      </w:r>
+      <w:r>
+        <w:t xml:space="preserve"> </w:t>
+      </w:r>
+      <w:r>
+        <w:t xml:space="preserve">on the transition from IC to manager</w:t>
+      </w:r>
+    </w:p>
+    <w:p>
+      <w:pPr>
         <w:pStyle w:val="FirstParagraph"/>
       </w:pPr>
       <w:r>
         <w:rPr>
-          <w:b/>
-          <w:bCs/>
+          <w:bCs/>
+          <w:b/>
         </w:rPr>
         <w:t xml:space="preserve">Responsibilities:</w:t>
       </w:r>
     </w:p>
     <w:p>
       <w:pPr>
-        <w:pStyle w:val="Compact"/>
         <w:numPr>
           <w:ilvl w:val="0"/>
           <w:numId w:val="1005"/>
         </w:numPr>
+        <w:pStyle w:val="Compact"/>
       </w:pPr>
       <w:r>
         <w:t xml:space="preserve">Built demo applications showcasing platform capabilities, including video transcription search solutions</w:t>
@@ -875,23 +1348,23 @@
     </w:p>
     <w:p>
       <w:pPr>
-        <w:pStyle w:val="Compact"/>
         <w:numPr>
           <w:ilvl w:val="0"/>
           <w:numId w:val="1005"/>
         </w:numPr>
-      </w:pPr>
-      <w:r>
-        <w:t xml:space="preserve">Managed developer advocacy team and coordinated with product teams on new feature awareness</w:t>
-      </w:r>
-    </w:p>
-    <w:p>
-      <w:pPr>
-        <w:pStyle w:val="Compact"/>
+        <w:pStyle w:val="Compact"/>
+      </w:pPr>
+      <w:r>
+        <w:t xml:space="preserve">Managed the docs and developer advocacy teams (up to five direct reports) and coordinated with product teams on new feature awareness</w:t>
+      </w:r>
+    </w:p>
+    <w:p>
+      <w:pPr>
         <w:numPr>
           <w:ilvl w:val="0"/>
           <w:numId w:val="1005"/>
         </w:numPr>
+        <w:pStyle w:val="Compact"/>
       </w:pPr>
       <w:r>
         <w:t xml:space="preserve">Created technical content strategy spanning blogs, video tutorials, and conference presentations</w:t>
@@ -910,8 +1383,8 @@
       </w:pPr>
       <w:r>
         <w:rPr>
-          <w:b/>
-          <w:bCs/>
+          <w:bCs/>
+          <w:b/>
         </w:rPr>
         <w:t xml:space="preserve">Senior Engineer, Developer Relations and Integrations</w:t>
       </w:r>
@@ -932,8 +1405,8 @@
       </w:r>
       <w:r>
         <w:rPr>
+          <w:iCs/>
           <w:i/>
-          <w:iCs/>
         </w:rPr>
         <w:t xml:space="preserve">March 2019 to August 2021</w:t>
       </w:r>
@@ -952,24 +1425,24 @@
       </w:pPr>
       <w:r>
         <w:rPr>
-          <w:b/>
-          <w:bCs/>
+          <w:bCs/>
+          <w:b/>
         </w:rPr>
         <w:t xml:space="preserve">Key Achievements:</w:t>
       </w:r>
     </w:p>
     <w:p>
       <w:pPr>
-        <w:pStyle w:val="Compact"/>
         <w:numPr>
           <w:ilvl w:val="0"/>
           <w:numId w:val="1006"/>
         </w:numPr>
-      </w:pPr>
-      <w:r>
-        <w:rPr>
-          <w:b/>
-          <w:bCs/>
+        <w:pStyle w:val="Compact"/>
+      </w:pPr>
+      <w:r>
+        <w:rPr>
+          <w:bCs/>
+          <w:b/>
         </w:rPr>
         <w:t xml:space="preserve">Built comprehensive Developers Portal</w:t>
       </w:r>
@@ -982,16 +1455,16 @@
     </w:p>
     <w:p>
       <w:pPr>
-        <w:pStyle w:val="Compact"/>
         <w:numPr>
           <w:ilvl w:val="0"/>
           <w:numId w:val="1006"/>
         </w:numPr>
-      </w:pPr>
-      <w:r>
-        <w:rPr>
-          <w:b/>
-          <w:bCs/>
+        <w:pStyle w:val="Compact"/>
+      </w:pPr>
+      <w:r>
+        <w:rPr>
+          <w:bCs/>
+          <w:b/>
         </w:rPr>
         <w:t xml:space="preserve">Maintained product documentation</w:t>
       </w:r>
@@ -1004,16 +1477,16 @@
     </w:p>
     <w:p>
       <w:pPr>
-        <w:pStyle w:val="Compact"/>
         <w:numPr>
           <w:ilvl w:val="0"/>
           <w:numId w:val="1006"/>
         </w:numPr>
-      </w:pPr>
-      <w:r>
-        <w:rPr>
-          <w:b/>
-          <w:bCs/>
+        <w:pStyle w:val="Compact"/>
+      </w:pPr>
+      <w:r>
+        <w:rPr>
+          <w:bCs/>
+          <w:b/>
         </w:rPr>
         <w:t xml:space="preserve">Advocated for partner-requested enhancements</w:t>
       </w:r>
@@ -1037,8 +1510,8 @@
       </w:pPr>
       <w:r>
         <w:rPr>
-          <w:b/>
-          <w:bCs/>
+          <w:bCs/>
+          <w:b/>
         </w:rPr>
         <w:t xml:space="preserve">Senior Developer Advocate, AWS CloudFormation</w:t>
       </w:r>
@@ -1059,8 +1532,8 @@
       </w:r>
       <w:r>
         <w:rPr>
+          <w:iCs/>
           <w:i/>
-          <w:iCs/>
         </w:rPr>
         <w:t xml:space="preserve">August 2017 to March 2019</w:t>
       </w:r>
@@ -1079,24 +1552,24 @@
       </w:pPr>
       <w:r>
         <w:rPr>
-          <w:b/>
-          <w:bCs/>
+          <w:bCs/>
+          <w:b/>
         </w:rPr>
         <w:t xml:space="preserve">Key Achievements:</w:t>
       </w:r>
     </w:p>
     <w:p>
       <w:pPr>
-        <w:pStyle w:val="Compact"/>
         <w:numPr>
           <w:ilvl w:val="0"/>
           <w:numId w:val="1007"/>
         </w:numPr>
-      </w:pPr>
-      <w:r>
-        <w:rPr>
-          <w:b/>
-          <w:bCs/>
+        <w:pStyle w:val="Compact"/>
+      </w:pPr>
+      <w:r>
+        <w:rPr>
+          <w:bCs/>
+          <w:b/>
         </w:rPr>
         <w:t xml:space="preserve">Represented developer community</w:t>
       </w:r>
@@ -1109,16 +1582,16 @@
     </w:p>
     <w:p>
       <w:pPr>
-        <w:pStyle w:val="Compact"/>
         <w:numPr>
           <w:ilvl w:val="0"/>
           <w:numId w:val="1007"/>
         </w:numPr>
-      </w:pPr>
-      <w:r>
-        <w:rPr>
-          <w:b/>
-          <w:bCs/>
+        <w:pStyle w:val="Compact"/>
+      </w:pPr>
+      <w:r>
+        <w:rPr>
+          <w:bCs/>
+          <w:b/>
         </w:rPr>
         <w:t xml:space="preserve">Maintained open source repositories</w:t>
       </w:r>
@@ -1131,16 +1604,16 @@
     </w:p>
     <w:p>
       <w:pPr>
-        <w:pStyle w:val="Compact"/>
         <w:numPr>
           <w:ilvl w:val="0"/>
           <w:numId w:val="1007"/>
         </w:numPr>
-      </w:pPr>
-      <w:r>
-        <w:rPr>
-          <w:b/>
-          <w:bCs/>
+        <w:pStyle w:val="Compact"/>
+      </w:pPr>
+      <w:r>
+        <w:rPr>
+          <w:bCs/>
+          <w:b/>
         </w:rPr>
         <w:t xml:space="preserve">Published best practices content</w:t>
       </w:r>
@@ -1153,16 +1626,16 @@
     </w:p>
     <w:p>
       <w:pPr>
-        <w:pStyle w:val="Compact"/>
         <w:numPr>
           <w:ilvl w:val="0"/>
           <w:numId w:val="1007"/>
         </w:numPr>
-      </w:pPr>
-      <w:r>
-        <w:rPr>
-          <w:b/>
-          <w:bCs/>
+        <w:pStyle w:val="Compact"/>
+      </w:pPr>
+      <w:r>
+        <w:rPr>
+          <w:bCs/>
+          <w:b/>
         </w:rPr>
         <w:t xml:space="preserve">Engaged enterprise customers</w:t>
       </w:r>
@@ -1186,8 +1659,8 @@
       </w:pPr>
       <w:r>
         <w:rPr>
-          <w:b/>
-          <w:bCs/>
+          <w:bCs/>
+          <w:b/>
         </w:rPr>
         <w:t xml:space="preserve">Security Solution Architect</w:t>
       </w:r>
@@ -1208,8 +1681,8 @@
       </w:r>
       <w:r>
         <w:rPr>
+          <w:iCs/>
           <w:i/>
-          <w:iCs/>
         </w:rPr>
         <w:t xml:space="preserve">April 2016 to August 2017</w:t>
       </w:r>
@@ -1228,24 +1701,24 @@
       </w:pPr>
       <w:r>
         <w:rPr>
-          <w:b/>
-          <w:bCs/>
+          <w:bCs/>
+          <w:b/>
         </w:rPr>
         <w:t xml:space="preserve">Key Achievements:</w:t>
       </w:r>
     </w:p>
     <w:p>
       <w:pPr>
-        <w:pStyle w:val="Compact"/>
         <w:numPr>
           <w:ilvl w:val="0"/>
           <w:numId w:val="1008"/>
         </w:numPr>
-      </w:pPr>
-      <w:r>
-        <w:rPr>
-          <w:b/>
-          <w:bCs/>
+        <w:pStyle w:val="Compact"/>
+      </w:pPr>
+      <w:r>
+        <w:rPr>
+          <w:bCs/>
+          <w:b/>
         </w:rPr>
         <w:t xml:space="preserve">Reviewed customer cloud network topologies</w:t>
       </w:r>
@@ -1258,16 +1731,16 @@
     </w:p>
     <w:p>
       <w:pPr>
-        <w:pStyle w:val="Compact"/>
         <w:numPr>
           <w:ilvl w:val="0"/>
           <w:numId w:val="1008"/>
         </w:numPr>
-      </w:pPr>
-      <w:r>
-        <w:rPr>
-          <w:b/>
-          <w:bCs/>
+        <w:pStyle w:val="Compact"/>
+      </w:pPr>
+      <w:r>
+        <w:rPr>
+          <w:bCs/>
+          <w:b/>
         </w:rPr>
         <w:t xml:space="preserve">Created AWS security labs</w:t>
       </w:r>
@@ -1280,16 +1753,16 @@
     </w:p>
     <w:p>
       <w:pPr>
-        <w:pStyle w:val="Compact"/>
         <w:numPr>
           <w:ilvl w:val="0"/>
           <w:numId w:val="1008"/>
         </w:numPr>
-      </w:pPr>
-      <w:r>
-        <w:rPr>
-          <w:b/>
-          <w:bCs/>
+        <w:pStyle w:val="Compact"/>
+      </w:pPr>
+      <w:r>
+        <w:rPr>
+          <w:bCs/>
+          <w:b/>
         </w:rPr>
         <w:t xml:space="preserve">Advised on security frameworks</w:t>
       </w:r>
@@ -1313,8 +1786,8 @@
       </w:pPr>
       <w:r>
         <w:rPr>
-          <w:b/>
-          <w:bCs/>
+          <w:bCs/>
+          <w:b/>
         </w:rPr>
         <w:t xml:space="preserve">Senior Professional Services Consultant</w:t>
       </w:r>
@@ -1335,8 +1808,8 @@
       </w:r>
       <w:r>
         <w:rPr>
+          <w:iCs/>
           <w:i/>
-          <w:iCs/>
         </w:rPr>
         <w:t xml:space="preserve">July 2013 to April 2016</w:t>
       </w:r>
@@ -1355,24 +1828,24 @@
       </w:pPr>
       <w:r>
         <w:rPr>
-          <w:b/>
-          <w:bCs/>
+          <w:bCs/>
+          <w:b/>
         </w:rPr>
         <w:t xml:space="preserve">Key Projects:</w:t>
       </w:r>
     </w:p>
     <w:p>
       <w:pPr>
-        <w:pStyle w:val="Compact"/>
         <w:numPr>
           <w:ilvl w:val="0"/>
           <w:numId w:val="1009"/>
         </w:numPr>
-      </w:pPr>
-      <w:r>
-        <w:rPr>
-          <w:b/>
-          <w:bCs/>
+        <w:pStyle w:val="Compact"/>
+      </w:pPr>
+      <w:r>
+        <w:rPr>
+          <w:bCs/>
+          <w:b/>
         </w:rPr>
         <w:t xml:space="preserve">PCI-compliant infrastructure</w:t>
       </w:r>
@@ -1385,16 +1858,16 @@
     </w:p>
     <w:p>
       <w:pPr>
-        <w:pStyle w:val="Compact"/>
         <w:numPr>
           <w:ilvl w:val="0"/>
           <w:numId w:val="1009"/>
         </w:numPr>
-      </w:pPr>
-      <w:r>
-        <w:rPr>
-          <w:b/>
-          <w:bCs/>
+        <w:pStyle w:val="Compact"/>
+      </w:pPr>
+      <w:r>
+        <w:rPr>
+          <w:bCs/>
+          <w:b/>
         </w:rPr>
         <w:t xml:space="preserve">CI/CD pipeline for IAM governance</w:t>
       </w:r>
@@ -1412,8 +1885,8 @@
         </w:pict>
       </w:r>
     </w:p>
-    <w:bookmarkEnd w:id="34"/>
-    <w:bookmarkStart w:id="35" w:name="education"/>
+    <w:bookmarkEnd w:id="43"/>
+    <w:bookmarkStart w:id="44" w:name="education"/>
     <w:p>
       <w:pPr>
         <w:pStyle w:val="Heading3"/>
@@ -1428,8 +1901,8 @@
       </w:pPr>
       <w:r>
         <w:rPr>
-          <w:b/>
-          <w:bCs/>
+          <w:bCs/>
+          <w:b/>
         </w:rPr>
         <w:t xml:space="preserve">Bachelor of Science</w:t>
       </w:r>
@@ -1444,8 +1917,8 @@
       </w:r>
       <w:r>
         <w:rPr>
-          <w:b/>
-          <w:bCs/>
+          <w:bCs/>
+          <w:b/>
         </w:rPr>
         <w:t xml:space="preserve">Bachelor of Arts</w:t>
       </w:r>
@@ -1460,8 +1933,8 @@
       </w:r>
       <w:r>
         <w:rPr>
+          <w:iCs/>
           <w:i/>
-          <w:iCs/>
         </w:rPr>
         <w:t xml:space="preserve">Northern Kentucky University</w:t>
       </w:r>
@@ -1472,14 +1945,10 @@
         <w:t xml:space="preserve">| 1997</w:t>
       </w:r>
     </w:p>
-    <w:bookmarkEnd w:id="35"/>
-    <w:bookmarkEnd w:id="36"/>
-    <w:bookmarkEnd w:id="37"/>
-    <w:sectPr>
-      <w:footnotePr>
-        <w:numRestart w:val="eachSect"/>
-      </w:footnotePr>
-    </w:sectPr>
+    <w:bookmarkEnd w:id="44"/>
+    <w:bookmarkEnd w:id="45"/>
+    <w:bookmarkEnd w:id="46"/>
+    <w:sectPr/>
   </w:body>
 </w:document>
 </file>
@@ -1510,14 +1979,14 @@
 <file path=word/numbering.xml><?xml version="1.0" encoding="utf-8"?>
 <w:numbering xmlns:w="http://schemas.openxmlformats.org/wordprocessingml/2006/main">
   <w:abstractNum w:abstractNumId="990">
-    <w:nsid w:val="0000A990"/>
+    <w:nsid w:val="2c1ae401"/>
     <w:multiLevelType w:val="multilevel"/>
     <w:lvl w:ilvl="0">
       <w:numFmt w:val="bullet"/>
       <w:lvlText w:val=" "/>
       <w:lvlJc w:val="left"/>
       <w:pPr>
-        <w:ind w:left="720" w:hanging="360"/>
+        <w:ind w:left="720" w:hanging="480"/>
       </w:pPr>
     </w:lvl>
     <w:lvl w:ilvl="1">
@@ -1525,7 +1994,7 @@
       <w:lvlText w:val=" "/>
       <w:lvlJc w:val="left"/>
       <w:pPr>
-        <w:ind w:left="1440" w:hanging="360"/>
+        <w:ind w:left="1440" w:hanging="480"/>
       </w:pPr>
     </w:lvl>
     <w:lvl w:ilvl="2">
@@ -1533,7 +2002,7 @@
       <w:lvlText w:val=" "/>
       <w:lvlJc w:val="left"/>
       <w:pPr>
-        <w:ind w:left="2160" w:hanging="360"/>
+        <w:ind w:left="2160" w:hanging="480"/>
       </w:pPr>
     </w:lvl>
     <w:lvl w:ilvl="3">
@@ -1541,7 +2010,7 @@
       <w:lvlText w:val=" "/>
       <w:lvlJc w:val="left"/>
       <w:pPr>
-        <w:ind w:left="2880" w:hanging="360"/>
+        <w:ind w:left="2880" w:hanging="480"/>
       </w:pPr>
     </w:lvl>
     <w:lvl w:ilvl="4">
@@ -1549,7 +2018,7 @@
       <w:lvlText w:val=" "/>
       <w:lvlJc w:val="left"/>
       <w:pPr>
-        <w:ind w:left="3600" w:hanging="360"/>
+        <w:ind w:left="3600" w:hanging="480"/>
       </w:pPr>
     </w:lvl>
     <w:lvl w:ilvl="5">
@@ -1557,7 +2026,7 @@
       <w:lvlText w:val=" "/>
       <w:lvlJc w:val="left"/>
       <w:pPr>
-        <w:ind w:left="4320" w:hanging="360"/>
+        <w:ind w:left="4320" w:hanging="480"/>
       </w:pPr>
     </w:lvl>
     <w:lvl w:ilvl="6">
@@ -1565,7 +2034,7 @@
       <w:lvlText w:val=" "/>
       <w:lvlJc w:val="left"/>
       <w:pPr>
-        <w:ind w:left="5040" w:hanging="360"/>
+        <w:ind w:left="5040" w:hanging="480"/>
       </w:pPr>
     </w:lvl>
     <w:lvl w:ilvl="7">
@@ -1573,7 +2042,7 @@
       <w:lvlText w:val=" "/>
       <w:lvlJc w:val="left"/>
       <w:pPr>
-        <w:ind w:left="5760" w:hanging="360"/>
+        <w:ind w:left="5760" w:hanging="480"/>
       </w:pPr>
     </w:lvl>
     <w:lvl w:ilvl="8">
@@ -1581,111 +2050,84 @@
       <w:lvlText w:val=" "/>
       <w:lvlJc w:val="left"/>
       <w:pPr>
-        <w:ind w:left="6480" w:hanging="360"/>
+        <w:ind w:left="6480" w:hanging="480"/>
       </w:pPr>
     </w:lvl>
   </w:abstractNum>
   <w:abstractNum w:abstractNumId="991">
-    <w:nsid w:val="0000A991"/>
+    <w:nsid w:val="ea454b4c"/>
     <w:multiLevelType w:val="multilevel"/>
     <w:lvl w:ilvl="0">
       <w:numFmt w:val="bullet"/>
-      <w:lvlText w:val=""/>
+      <w:lvlText w:val="•"/>
       <w:lvlJc w:val="left"/>
       <w:pPr>
-        <w:ind w:left="720" w:hanging="360"/>
-      </w:pPr>
-      <w:rPr>
-        <w:rFonts w:ascii="Symbol" w:hAnsi="Symbol" w:cs="Symbol" w:hint="default"/>
-      </w:rPr>
+        <w:ind w:left="720" w:hanging="480"/>
+      </w:pPr>
     </w:lvl>
     <w:lvl w:ilvl="1">
       <w:numFmt w:val="bullet"/>
-      <w:lvlText w:val="o"/>
+      <w:lvlText w:val="–"/>
       <w:lvlJc w:val="left"/>
       <w:pPr>
-        <w:ind w:left="1440" w:hanging="360"/>
-      </w:pPr>
-      <w:rPr>
-        <w:rFonts w:ascii="Courier New" w:hAnsi="Courier New" w:cs="Courier New" w:hint="default"/>
-      </w:rPr>
+        <w:ind w:left="1440" w:hanging="480"/>
+      </w:pPr>
     </w:lvl>
     <w:lvl w:ilvl="2">
       <w:numFmt w:val="bullet"/>
-      <w:lvlText w:val=""/>
+      <w:lvlText w:val="•"/>
       <w:lvlJc w:val="left"/>
       <w:pPr>
-        <w:ind w:left="2160" w:hanging="360"/>
-      </w:pPr>
-      <w:rPr>
-        <w:rFonts w:ascii="Wingdings" w:hAnsi="Wingdings" w:cs="Wingdings" w:hint="default"/>
-      </w:rPr>
+        <w:ind w:left="2160" w:hanging="480"/>
+      </w:pPr>
     </w:lvl>
     <w:lvl w:ilvl="3">
       <w:numFmt w:val="bullet"/>
-      <w:lvlText w:val=""/>
+      <w:lvlText w:val="–"/>
       <w:lvlJc w:val="left"/>
       <w:pPr>
-        <w:ind w:left="2880" w:hanging="360"/>
-      </w:pPr>
-      <w:rPr>
-        <w:rFonts w:ascii="Symbol" w:hAnsi="Symbol" w:cs="Symbol" w:hint="default"/>
-      </w:rPr>
+        <w:ind w:left="2880" w:hanging="480"/>
+      </w:pPr>
     </w:lvl>
     <w:lvl w:ilvl="4">
       <w:numFmt w:val="bullet"/>
-      <w:lvlText w:val="o"/>
+      <w:lvlText w:val="•"/>
       <w:lvlJc w:val="left"/>
       <w:pPr>
-        <w:ind w:left="3600" w:hanging="360"/>
-      </w:pPr>
-      <w:rPr>
-        <w:rFonts w:ascii="Courier New" w:hAnsi="Courier New" w:cs="Courier New" w:hint="default"/>
-      </w:rPr>
+        <w:ind w:left="3600" w:hanging="480"/>
+      </w:pPr>
     </w:lvl>
     <w:lvl w:ilvl="5">
       <w:numFmt w:val="bullet"/>
-      <w:lvlText w:val=""/>
+      <w:lvlText w:val="–"/>
       <w:lvlJc w:val="left"/>
       <w:pPr>
-        <w:ind w:left="4320" w:hanging="360"/>
-      </w:pPr>
-      <w:rPr>
-        <w:rFonts w:ascii="Wingdings" w:hAnsi="Wingdings" w:cs="Wingdings" w:hint="default"/>
-      </w:rPr>
+        <w:ind w:left="4320" w:hanging="480"/>
+      </w:pPr>
     </w:lvl>
     <w:lvl w:ilvl="6">
       <w:numFmt w:val="bullet"/>
-      <w:lvlText w:val=""/>
+      <w:lvlText w:val="•"/>
       <w:lvlJc w:val="left"/>
       <w:pPr>
-        <w:ind w:left="5040" w:hanging="360"/>
-      </w:pPr>
-      <w:rPr>
-        <w:rFonts w:ascii="Symbol" w:hAnsi="Symbol" w:cs="Symbol" w:hint="default"/>
-      </w:rPr>
+        <w:ind w:left="5040" w:hanging="480"/>
+      </w:pPr>
     </w:lvl>
     <w:lvl w:ilvl="7">
       <w:numFmt w:val="bullet"/>
-      <w:lvlText w:val="o"/>
+      <w:lvlText w:val="–"/>
       <w:lvlJc w:val="left"/>
       <w:pPr>
-        <w:ind w:left="5760" w:hanging="360"/>
-      </w:pPr>
-      <w:rPr>
-        <w:rFonts w:ascii="Courier New" w:hAnsi="Courier New" w:cs="Courier New" w:hint="default"/>
-      </w:rPr>
+        <w:ind w:left="5760" w:hanging="480"/>
+      </w:pPr>
     </w:lvl>
     <w:lvl w:ilvl="8">
       <w:numFmt w:val="bullet"/>
-      <w:lvlText w:val=""/>
+      <w:lvlText w:val="•"/>
       <w:lvlJc w:val="left"/>
       <w:pPr>
-        <w:ind w:left="6480" w:hanging="360"/>
-      </w:pPr>
-      <w:rPr>
-        <w:rFonts w:ascii="Wingdings" w:hAnsi="Wingdings" w:cs="Wingdings" w:hint="default"/>
-      </w:rPr>
+        <w:ind w:left="6480" w:hanging="480"/>
+      </w:pPr>
     </w:lvl>
   </w:abstractNum>
   <w:num w:numId="1000">
@@ -1747,10 +2189,10 @@
     <w:name w:val="Body Text"/>
     <w:basedOn w:val="Normal"/>
     <w:link w:val="BodyTextChar"/>
-    <w:qFormat/>
     <w:pPr>
       <w:spacing w:after="180" w:before="180"/>
     </w:pPr>
+    <w:qFormat/>
   </w:style>
   <w:style w:customStyle="1" w:styleId="FirstParagraph" w:type="paragraph">
     <w:name w:val="First Paragraph"/>
@@ -1770,69 +2212,36 @@
     <w:name w:val="Title"/>
     <w:basedOn w:val="Normal"/>
     <w:next w:val="BodyText"/>
-    <w:link w:val="TitleChar"/>
-    <w:uiPriority w:val="10"/>
     <w:qFormat/>
-    <w:rsid w:val="00A10FD9"/>
     <w:pPr>
-      <w:spacing w:after="80" w:line="240" w:lineRule="auto"/>
-      <w:contextualSpacing/>
+      <w:keepNext/>
+      <w:keepLines/>
+      <w:spacing w:after="240" w:before="480"/>
       <w:jc w:val="center"/>
     </w:pPr>
     <w:rPr>
       <w:rFonts w:asciiTheme="majorHAnsi" w:cstheme="majorBidi" w:eastAsiaTheme="majorEastAsia" w:hAnsiTheme="majorHAnsi"/>
-      <w:spacing w:val="-10"/>
-      <w:kern w:val="28"/>
-      <w:sz w:val="56"/>
-      <w:szCs w:val="56"/>
-    </w:rPr>
-  </w:style>
-  <w:style w:customStyle="1" w:styleId="TitleChar" w:type="character">
-    <w:name w:val="Title Char"/>
-    <w:basedOn w:val="DefaultParagraphFont"/>
-    <w:link w:val="Title"/>
-    <w:uiPriority w:val="10"/>
-    <w:rsid w:val="00A10FD9"/>
-    <w:rPr>
-      <w:rFonts w:asciiTheme="majorHAnsi" w:cstheme="majorBidi" w:eastAsiaTheme="majorEastAsia" w:hAnsiTheme="majorHAnsi"/>
-      <w:spacing w:val="-10"/>
-      <w:kern w:val="28"/>
-      <w:sz w:val="56"/>
-      <w:szCs w:val="56"/>
+      <w:b/>
+      <w:bCs/>
+      <w:color w:themeColor="accent1" w:themeShade="B5" w:val="345A8A"/>
+      <w:sz w:val="36"/>
+      <w:szCs w:val="36"/>
     </w:rPr>
   </w:style>
   <w:style w:styleId="Subtitle" w:type="paragraph">
     <w:name w:val="Subtitle"/>
     <w:basedOn w:val="Title"/>
     <w:next w:val="BodyText"/>
-    <w:link w:val="SubtitleChar"/>
-    <w:uiPriority w:val="11"/>
     <w:qFormat/>
-    <w:rsid w:val="00A10FD9"/>
     <w:pPr>
-      <w:numPr>
-        <w:ilvl w:val="1"/>
-      </w:numPr>
+      <w:keepNext/>
+      <w:keepLines/>
+      <w:spacing w:after="240" w:before="240"/>
+      <w:jc w:val="center"/>
     </w:pPr>
     <w:rPr>
-      <w:rFonts w:cstheme="majorBidi" w:eastAsiaTheme="majorEastAsia"/>
-      <w:spacing w:val="15"/>
-      <w:sz w:val="28"/>
-      <w:szCs w:val="28"/>
-    </w:rPr>
-  </w:style>
-  <w:style w:customStyle="1" w:styleId="SubtitleChar" w:type="character">
-    <w:name w:val="Subtitle Char"/>
-    <w:basedOn w:val="DefaultParagraphFont"/>
-    <w:link w:val="Subtitle"/>
-    <w:uiPriority w:val="11"/>
-    <w:rsid w:val="00A10FD9"/>
-    <w:rPr>
-      <w:rFonts w:cstheme="majorBidi" w:eastAsiaTheme="majorEastAsia"/>
-      <w:color w:themeColor="text1" w:themeTint="A6" w:val="595959"/>
-      <w:spacing w:val="15"/>
-      <w:sz w:val="28"/>
-      <w:szCs w:val="28"/>
+      <w:sz w:val="30"/>
+      <w:szCs w:val="30"/>
     </w:rPr>
   </w:style>
   <w:style w:customStyle="1" w:styleId="Author" w:type="paragraph">
@@ -1855,23 +2264,6 @@
       <w:jc w:val="center"/>
     </w:pPr>
   </w:style>
-  <w:style w:customStyle="1" w:styleId="AbstractTitle" w:type="paragraph">
-    <w:name w:val="Abstract Title"/>
-    <w:basedOn w:val="Normal"/>
-    <w:next w:val="Abstract"/>
-    <w:qFormat/>
-    <w:pPr>
-      <w:keepNext/>
-      <w:keepLines/>
-      <w:spacing w:after="0" w:before="300"/>
-      <w:jc w:val="center"/>
-    </w:pPr>
-    <w:rPr>
-      <w:b/>
-      <w:sz w:val="20"/>
-      <w:szCs w:val="20"/>
-    </w:rPr>
-  </w:style>
   <w:style w:customStyle="1" w:styleId="Abstract" w:type="paragraph">
     <w:name w:val="Abstract"/>
     <w:basedOn w:val="Normal"/>
@@ -1880,7 +2272,7 @@
     <w:pPr>
       <w:keepNext/>
       <w:keepLines/>
-      <w:spacing w:after="300" w:before="100"/>
+      <w:spacing w:after="300" w:before="300"/>
     </w:pPr>
     <w:rPr>
       <w:sz w:val="20"/>
@@ -1896,321 +2288,191 @@
     <w:rPr/>
   </w:style>
   <w:style w:styleId="Heading1" w:type="paragraph">
-    <w:name w:val="heading 1"/>
+    <w:name w:val="Heading 1"/>
     <w:basedOn w:val="Normal"/>
     <w:next w:val="BodyText"/>
-    <w:link w:val="Heading1Char"/>
     <w:uiPriority w:val="9"/>
     <w:qFormat/>
-    <w:rsid w:val="00A10FD9"/>
     <w:pPr>
       <w:keepNext/>
       <w:keepLines/>
-      <w:spacing w:after="80" w:before="360"/>
+      <w:spacing w:after="0" w:before="480"/>
       <w:outlineLvl w:val="0"/>
     </w:pPr>
     <w:rPr>
       <w:rFonts w:asciiTheme="majorHAnsi" w:cstheme="majorBidi" w:eastAsiaTheme="majorEastAsia" w:hAnsiTheme="majorHAnsi"/>
-      <w:color w:themeColor="accent1" w:themeShade="BF" w:val="0F4761"/>
-      <w:sz w:val="40"/>
-      <w:szCs w:val="40"/>
+      <w:b/>
+      <w:bCs/>
+      <w:color w:themeColor="accent1" w:val="4F81BD"/>
+      <w:sz w:val="32"/>
+      <w:szCs w:val="32"/>
     </w:rPr>
   </w:style>
   <w:style w:styleId="Heading2" w:type="paragraph">
-    <w:name w:val="heading 2"/>
+    <w:name w:val="Heading 2"/>
     <w:basedOn w:val="Normal"/>
     <w:next w:val="BodyText"/>
-    <w:link w:val="Heading2Char"/>
     <w:uiPriority w:val="9"/>
-    <w:semiHidden/>
     <w:unhideWhenUsed/>
     <w:qFormat/>
-    <w:rsid w:val="00A10FD9"/>
     <w:pPr>
       <w:keepNext/>
       <w:keepLines/>
-      <w:spacing w:after="80" w:before="160"/>
+      <w:spacing w:after="0" w:before="200"/>
       <w:outlineLvl w:val="1"/>
     </w:pPr>
     <w:rPr>
       <w:rFonts w:asciiTheme="majorHAnsi" w:cstheme="majorBidi" w:eastAsiaTheme="majorEastAsia" w:hAnsiTheme="majorHAnsi"/>
-      <w:color w:themeColor="accent1" w:themeShade="BF" w:val="0F4761"/>
-      <w:sz w:val="32"/>
-      <w:szCs w:val="32"/>
+      <w:b/>
+      <w:bCs/>
+      <w:color w:themeColor="accent1" w:val="4F81BD"/>
+      <w:sz w:val="28"/>
+      <w:szCs w:val="28"/>
     </w:rPr>
   </w:style>
   <w:style w:styleId="Heading3" w:type="paragraph">
-    <w:name w:val="heading 3"/>
+    <w:name w:val="Heading 3"/>
     <w:basedOn w:val="Normal"/>
     <w:next w:val="BodyText"/>
-    <w:link w:val="Heading3Char"/>
     <w:uiPriority w:val="9"/>
-    <w:semiHidden/>
     <w:unhideWhenUsed/>
     <w:qFormat/>
-    <w:rsid w:val="00A10FD9"/>
     <w:pPr>
       <w:keepNext/>
       <w:keepLines/>
-      <w:spacing w:after="80" w:before="160"/>
+      <w:spacing w:after="0" w:before="200"/>
       <w:outlineLvl w:val="2"/>
     </w:pPr>
     <w:rPr>
-      <w:rFonts w:cstheme="majorBidi" w:eastAsiaTheme="majorEastAsia"/>
-      <w:color w:themeColor="accent1" w:themeShade="BF" w:val="0F4761"/>
-      <w:sz w:val="28"/>
-      <w:szCs w:val="28"/>
+      <w:rFonts w:asciiTheme="majorHAnsi" w:cstheme="majorBidi" w:eastAsiaTheme="majorEastAsia" w:hAnsiTheme="majorHAnsi"/>
+      <w:b/>
+      <w:bCs/>
+      <w:color w:themeColor="accent1" w:val="4F81BD"/>
+      <w:sz w:val="24"/>
+      <w:szCs w:val="24"/>
     </w:rPr>
   </w:style>
   <w:style w:styleId="Heading4" w:type="paragraph">
-    <w:name w:val="heading 4"/>
+    <w:name w:val="Heading 4"/>
     <w:basedOn w:val="Normal"/>
     <w:next w:val="BodyText"/>
-    <w:link w:val="Heading4Char"/>
     <w:uiPriority w:val="9"/>
-    <w:semiHidden/>
     <w:unhideWhenUsed/>
     <w:qFormat/>
-    <w:rsid w:val="00A10FD9"/>
     <w:pPr>
       <w:keepNext/>
       <w:keepLines/>
-      <w:spacing w:after="40" w:before="80"/>
+      <w:spacing w:after="0" w:before="200"/>
       <w:outlineLvl w:val="3"/>
     </w:pPr>
     <w:rPr>
-      <w:rFonts w:cstheme="majorBidi" w:eastAsiaTheme="majorEastAsia"/>
+      <w:rFonts w:asciiTheme="majorHAnsi" w:cstheme="majorBidi" w:eastAsiaTheme="majorEastAsia" w:hAnsiTheme="majorHAnsi"/>
       <w:i/>
-      <w:iCs/>
-      <w:color w:themeColor="accent1" w:themeShade="BF" w:val="0F4761"/>
+      <w:bCs/>
+      <w:color w:themeColor="accent1" w:val="4F81BD"/>
+      <w:sz w:val="24"/>
+      <w:szCs w:val="24"/>
     </w:rPr>
   </w:style>
   <w:style w:styleId="Heading5" w:type="paragraph">
-    <w:name w:val="heading 5"/>
+    <w:name w:val="Heading 5"/>
     <w:basedOn w:val="Normal"/>
     <w:next w:val="BodyText"/>
-    <w:link w:val="Heading5Char"/>
     <w:uiPriority w:val="9"/>
-    <w:semiHidden/>
     <w:unhideWhenUsed/>
     <w:qFormat/>
-    <w:rsid w:val="00A10FD9"/>
     <w:pPr>
       <w:keepNext/>
       <w:keepLines/>
-      <w:spacing w:after="40" w:before="80"/>
+      <w:spacing w:after="0" w:before="200"/>
       <w:outlineLvl w:val="4"/>
     </w:pPr>
     <w:rPr>
-      <w:rFonts w:cstheme="majorBidi" w:eastAsiaTheme="majorEastAsia"/>
-      <w:color w:themeColor="accent1" w:themeShade="BF" w:val="0F4761"/>
+      <w:rFonts w:asciiTheme="majorHAnsi" w:cstheme="majorBidi" w:eastAsiaTheme="majorEastAsia" w:hAnsiTheme="majorHAnsi"/>
+      <w:iCs/>
+      <w:color w:themeColor="accent1" w:val="4F81BD"/>
+      <w:sz w:val="24"/>
+      <w:szCs w:val="24"/>
     </w:rPr>
   </w:style>
   <w:style w:styleId="Heading6" w:type="paragraph">
-    <w:name w:val="heading 6"/>
+    <w:name w:val="Heading 6"/>
     <w:basedOn w:val="Normal"/>
     <w:next w:val="BodyText"/>
-    <w:link w:val="Heading6Char"/>
     <w:uiPriority w:val="9"/>
-    <w:semiHidden/>
     <w:unhideWhenUsed/>
     <w:qFormat/>
-    <w:rsid w:val="00A10FD9"/>
     <w:pPr>
       <w:keepNext/>
       <w:keepLines/>
-      <w:spacing w:after="0" w:before="40"/>
+      <w:spacing w:after="0" w:before="200"/>
       <w:outlineLvl w:val="5"/>
     </w:pPr>
     <w:rPr>
-      <w:rFonts w:cstheme="majorBidi" w:eastAsiaTheme="majorEastAsia"/>
-      <w:i/>
-      <w:iCs/>
-      <w:color w:themeColor="text1" w:themeTint="A6" w:val="595959"/>
+      <w:rFonts w:asciiTheme="majorHAnsi" w:cstheme="majorBidi" w:eastAsiaTheme="majorEastAsia" w:hAnsiTheme="majorHAnsi"/>
+      <w:color w:themeColor="accent1" w:val="4F81BD"/>
+      <w:sz w:val="24"/>
+      <w:szCs w:val="24"/>
     </w:rPr>
   </w:style>
   <w:style w:styleId="Heading7" w:type="paragraph">
-    <w:name w:val="heading 7"/>
+    <w:name w:val="Heading 7"/>
     <w:basedOn w:val="Normal"/>
     <w:next w:val="BodyText"/>
-    <w:link w:val="Heading7Char"/>
     <w:uiPriority w:val="9"/>
-    <w:semiHidden/>
     <w:unhideWhenUsed/>
     <w:qFormat/>
-    <w:rsid w:val="00A10FD9"/>
     <w:pPr>
       <w:keepNext/>
       <w:keepLines/>
-      <w:spacing w:after="0" w:before="40"/>
+      <w:spacing w:after="0" w:before="200"/>
       <w:outlineLvl w:val="6"/>
     </w:pPr>
     <w:rPr>
-      <w:rFonts w:cstheme="majorBidi" w:eastAsiaTheme="majorEastAsia"/>
-      <w:color w:themeColor="text1" w:themeTint="A6" w:val="595959"/>
+      <w:rFonts w:asciiTheme="majorHAnsi" w:cstheme="majorBidi" w:eastAsiaTheme="majorEastAsia" w:hAnsiTheme="majorHAnsi"/>
+      <w:color w:themeColor="accent1" w:val="4F81BD"/>
+      <w:sz w:val="24"/>
+      <w:szCs w:val="24"/>
     </w:rPr>
   </w:style>
   <w:style w:styleId="Heading8" w:type="paragraph">
-    <w:name w:val="heading 8"/>
+    <w:name w:val="Heading 8"/>
     <w:basedOn w:val="Normal"/>
     <w:next w:val="BodyText"/>
-    <w:link w:val="Heading8Char"/>
     <w:uiPriority w:val="9"/>
-    <w:semiHidden/>
     <w:unhideWhenUsed/>
     <w:qFormat/>
-    <w:rsid w:val="00A10FD9"/>
     <w:pPr>
       <w:keepNext/>
       <w:keepLines/>
-      <w:spacing w:after="0"/>
+      <w:spacing w:after="0" w:before="200"/>
       <w:outlineLvl w:val="7"/>
     </w:pPr>
     <w:rPr>
-      <w:rFonts w:cstheme="majorBidi" w:eastAsiaTheme="majorEastAsia"/>
-      <w:i/>
-      <w:iCs/>
-      <w:color w:themeColor="text1" w:themeTint="D8" w:val="272727"/>
+      <w:rFonts w:asciiTheme="majorHAnsi" w:cstheme="majorBidi" w:eastAsiaTheme="majorEastAsia" w:hAnsiTheme="majorHAnsi"/>
+      <w:color w:themeColor="accent1" w:val="4F81BD"/>
+      <w:sz w:val="24"/>
+      <w:szCs w:val="24"/>
     </w:rPr>
   </w:style>
   <w:style w:styleId="Heading9" w:type="paragraph">
-    <w:name w:val="heading 9"/>
+    <w:name w:val="Heading 9"/>
     <w:basedOn w:val="Normal"/>
     <w:next w:val="BodyText"/>
-    <w:link w:val="Heading9Char"/>
     <w:uiPriority w:val="9"/>
-    <w:semiHidden/>
     <w:unhideWhenUsed/>
     <w:qFormat/>
-    <w:rsid w:val="00A10FD9"/>
     <w:pPr>
       <w:keepNext/>
       <w:keepLines/>
-      <w:spacing w:after="0"/>
+      <w:spacing w:after="0" w:before="200"/>
       <w:outlineLvl w:val="8"/>
     </w:pPr>
     <w:rPr>
-      <w:rFonts w:cstheme="majorBidi" w:eastAsiaTheme="majorEastAsia"/>
-      <w:color w:themeColor="text1" w:themeTint="D8" w:val="272727"/>
-    </w:rPr>
-  </w:style>
-  <w:style w:customStyle="1" w:styleId="Heading1Char" w:type="character">
-    <w:name w:val="Heading 1 Char"/>
-    <w:basedOn w:val="DefaultParagraphFont"/>
-    <w:link w:val="Heading1"/>
-    <w:uiPriority w:val="9"/>
-    <w:rsid w:val="00A10FD9"/>
-    <w:rPr>
       <w:rFonts w:asciiTheme="majorHAnsi" w:cstheme="majorBidi" w:eastAsiaTheme="majorEastAsia" w:hAnsiTheme="majorHAnsi"/>
-      <w:color w:themeColor="accent1" w:themeShade="BF" w:val="0F4761"/>
-      <w:sz w:val="40"/>
-      <w:szCs w:val="40"/>
-    </w:rPr>
-  </w:style>
-  <w:style w:customStyle="1" w:styleId="Heading2Char" w:type="character">
-    <w:name w:val="Heading 2 Char"/>
-    <w:basedOn w:val="DefaultParagraphFont"/>
-    <w:link w:val="Heading2"/>
-    <w:uiPriority w:val="9"/>
-    <w:semiHidden/>
-    <w:rsid w:val="00A10FD9"/>
-    <w:rPr>
-      <w:rFonts w:asciiTheme="majorHAnsi" w:cstheme="majorBidi" w:eastAsiaTheme="majorEastAsia" w:hAnsiTheme="majorHAnsi"/>
-      <w:color w:themeColor="accent1" w:themeShade="BF" w:val="0F4761"/>
-      <w:sz w:val="32"/>
-      <w:szCs w:val="32"/>
-    </w:rPr>
-  </w:style>
-  <w:style w:customStyle="1" w:styleId="Heading3Char" w:type="character">
-    <w:name w:val="Heading 3 Char"/>
-    <w:basedOn w:val="DefaultParagraphFont"/>
-    <w:link w:val="Heading3"/>
-    <w:uiPriority w:val="9"/>
-    <w:semiHidden/>
-    <w:rsid w:val="00A10FD9"/>
-    <w:rPr>
-      <w:rFonts w:cstheme="majorBidi" w:eastAsiaTheme="majorEastAsia"/>
-      <w:color w:themeColor="accent1" w:themeShade="BF" w:val="0F4761"/>
-      <w:sz w:val="28"/>
-      <w:szCs w:val="28"/>
-    </w:rPr>
-  </w:style>
-  <w:style w:customStyle="1" w:styleId="Heading4Char" w:type="character">
-    <w:name w:val="Heading 4 Char"/>
-    <w:basedOn w:val="DefaultParagraphFont"/>
-    <w:link w:val="Heading4"/>
-    <w:uiPriority w:val="9"/>
-    <w:semiHidden/>
-    <w:rsid w:val="00A10FD9"/>
-    <w:rPr>
-      <w:rFonts w:cstheme="majorBidi" w:eastAsiaTheme="majorEastAsia"/>
-      <w:i/>
-      <w:iCs/>
-      <w:color w:themeColor="accent1" w:themeShade="BF" w:val="0F4761"/>
-    </w:rPr>
-  </w:style>
-  <w:style w:customStyle="1" w:styleId="Heading5Char" w:type="character">
-    <w:name w:val="Heading 5 Char"/>
-    <w:basedOn w:val="DefaultParagraphFont"/>
-    <w:link w:val="Heading5"/>
-    <w:uiPriority w:val="9"/>
-    <w:semiHidden/>
-    <w:rsid w:val="00A10FD9"/>
-    <w:rPr>
-      <w:rFonts w:cstheme="majorBidi" w:eastAsiaTheme="majorEastAsia"/>
-      <w:color w:themeColor="accent1" w:themeShade="BF" w:val="0F4761"/>
-    </w:rPr>
-  </w:style>
-  <w:style w:customStyle="1" w:styleId="Heading6Char" w:type="character">
-    <w:name w:val="Heading 6 Char"/>
-    <w:basedOn w:val="DefaultParagraphFont"/>
-    <w:link w:val="Heading6"/>
-    <w:uiPriority w:val="9"/>
-    <w:semiHidden/>
-    <w:rsid w:val="00A10FD9"/>
-    <w:rPr>
-      <w:rFonts w:cstheme="majorBidi" w:eastAsiaTheme="majorEastAsia"/>
-      <w:i/>
-      <w:iCs/>
-      <w:color w:themeColor="text1" w:themeTint="A6" w:val="595959"/>
-    </w:rPr>
-  </w:style>
-  <w:style w:customStyle="1" w:styleId="Heading7Char" w:type="character">
-    <w:name w:val="Heading 7 Char"/>
-    <w:basedOn w:val="DefaultParagraphFont"/>
-    <w:link w:val="Heading7"/>
-    <w:uiPriority w:val="9"/>
-    <w:semiHidden/>
-    <w:rsid w:val="00A10FD9"/>
-    <w:rPr>
-      <w:rFonts w:cstheme="majorBidi" w:eastAsiaTheme="majorEastAsia"/>
-      <w:color w:themeColor="text1" w:themeTint="A6" w:val="595959"/>
-    </w:rPr>
-  </w:style>
-  <w:style w:customStyle="1" w:styleId="Heading8Char" w:type="character">
-    <w:name w:val="Heading 8 Char"/>
-    <w:basedOn w:val="DefaultParagraphFont"/>
-    <w:link w:val="Heading8"/>
-    <w:uiPriority w:val="9"/>
-    <w:semiHidden/>
-    <w:rsid w:val="00A10FD9"/>
-    <w:rPr>
-      <w:rFonts w:cstheme="majorBidi" w:eastAsiaTheme="majorEastAsia"/>
-      <w:i/>
-      <w:iCs/>
-      <w:color w:themeColor="text1" w:themeTint="D8" w:val="272727"/>
-    </w:rPr>
-  </w:style>
-  <w:style w:customStyle="1" w:styleId="Heading9Char" w:type="character">
-    <w:name w:val="Heading 9 Char"/>
-    <w:basedOn w:val="DefaultParagraphFont"/>
-    <w:link w:val="Heading9"/>
-    <w:uiPriority w:val="9"/>
-    <w:semiHidden/>
-    <w:rsid w:val="00A10FD9"/>
-    <w:rPr>
-      <w:rFonts w:cstheme="majorBidi" w:eastAsiaTheme="majorEastAsia"/>
-      <w:color w:themeColor="text1" w:themeTint="D8" w:val="272727"/>
+      <w:color w:themeColor="accent1" w:val="4F81BD"/>
+      <w:sz w:val="24"/>
+      <w:szCs w:val="24"/>
     </w:rPr>
   </w:style>
   <w:style w:styleId="BlockText" w:type="paragraph">
@@ -2232,18 +2494,6 @@
     <w:uiPriority w:val="9"/>
     <w:unhideWhenUsed/>
     <w:qFormat/>
-  </w:style>
-  <w:style w:styleId="FootnoteBlockText" w:type="paragraph">
-    <w:name w:val="Footnote Block Text"/>
-    <w:basedOn w:val="FootnoteText"/>
-    <w:next w:val="FootnoteText"/>
-    <w:uiPriority w:val="9"/>
-    <w:unhideWhenUsed/>
-    <w:qFormat/>
-    <w:pPr>
-      <w:spacing w:after="100" w:before="100"/>
-      <w:ind w:firstLine="0" w:left="480" w:right="480"/>
-    </w:pPr>
   </w:style>
   <w:style w:default="1" w:styleId="DefaultParagraphFont" w:type="character">
     <w:name w:val="Default Paragraph Font"/>
@@ -2274,10 +2524,10 @@
         <w:jc w:val="left"/>
       </w:trPr>
       <w:tcPr>
+        <w:vAlign w:val="bottom"/>
         <w:tcBorders>
           <w:bottom w:val="single"/>
         </w:tcBorders>
-        <w:vAlign w:val="bottom"/>
       </w:tcPr>
     </w:tblStylePr>
   </w:style>
@@ -2392,8 +2642,8 @@
     <w:name w:val="KeywordTok"/>
     <w:basedOn w:val="VerbatimChar"/>
     <w:rPr>
+      <w:color w:val="007020"/>
       <w:b/>
-      <w:color w:val="007020"/>
     </w:rPr>
   </w:style>
   <w:style w:type="character" w:customStyle="1" w:styleId="DataTypeTok">
@@ -2469,43 +2719,40 @@
   <w:style w:type="character" w:customStyle="1" w:styleId="ImportTok">
     <w:name w:val="ImportTok"/>
     <w:basedOn w:val="VerbatimChar"/>
-    <w:rPr>
-      <w:b/>
-      <w:color w:val="008000"/>
-    </w:rPr>
+    <w:rPr/>
   </w:style>
   <w:style w:type="character" w:customStyle="1" w:styleId="CommentTok">
     <w:name w:val="CommentTok"/>
     <w:basedOn w:val="VerbatimChar"/>
     <w:rPr>
+      <w:color w:val="60a0b0"/>
       <w:i/>
-      <w:color w:val="60a0b0"/>
     </w:rPr>
   </w:style>
   <w:style w:type="character" w:customStyle="1" w:styleId="DocumentationTok">
     <w:name w:val="DocumentationTok"/>
     <w:basedOn w:val="VerbatimChar"/>
     <w:rPr>
+      <w:color w:val="ba2121"/>
       <w:i/>
-      <w:color w:val="ba2121"/>
     </w:rPr>
   </w:style>
   <w:style w:type="character" w:customStyle="1" w:styleId="AnnotationTok">
     <w:name w:val="AnnotationTok"/>
     <w:basedOn w:val="VerbatimChar"/>
     <w:rPr>
+      <w:color w:val="60a0b0"/>
       <w:b/>
       <w:i/>
-      <w:color w:val="60a0b0"/>
     </w:rPr>
   </w:style>
   <w:style w:type="character" w:customStyle="1" w:styleId="CommentVarTok">
     <w:name w:val="CommentVarTok"/>
     <w:basedOn w:val="VerbatimChar"/>
     <w:rPr>
+      <w:color w:val="60a0b0"/>
       <w:b/>
       <w:i/>
-      <w:color w:val="60a0b0"/>
     </w:rPr>
   </w:style>
   <w:style w:type="character" w:customStyle="1" w:styleId="OtherTok">
@@ -2533,8 +2780,8 @@
     <w:name w:val="ControlFlowTok"/>
     <w:basedOn w:val="VerbatimChar"/>
     <w:rPr>
+      <w:color w:val="007020"/>
       <w:b/>
-      <w:color w:val="007020"/>
     </w:rPr>
   </w:style>
   <w:style w:type="character" w:customStyle="1" w:styleId="OperatorTok">
@@ -2547,9 +2794,7 @@
   <w:style w:type="character" w:customStyle="1" w:styleId="BuiltInTok">
     <w:name w:val="BuiltInTok"/>
     <w:basedOn w:val="VerbatimChar"/>
-    <w:rPr>
-      <w:color w:val="008000"/>
-    </w:rPr>
+    <w:rPr/>
   </w:style>
   <w:style w:type="character" w:customStyle="1" w:styleId="ExtensionTok">
     <w:name w:val="ExtensionTok"/>
@@ -2579,34 +2824,34 @@
     <w:name w:val="InformationTok"/>
     <w:basedOn w:val="VerbatimChar"/>
     <w:rPr>
+      <w:color w:val="60a0b0"/>
       <w:b/>
       <w:i/>
-      <w:color w:val="60a0b0"/>
     </w:rPr>
   </w:style>
   <w:style w:type="character" w:customStyle="1" w:styleId="WarningTok">
     <w:name w:val="WarningTok"/>
     <w:basedOn w:val="VerbatimChar"/>
     <w:rPr>
+      <w:color w:val="60a0b0"/>
       <w:b/>
       <w:i/>
-      <w:color w:val="60a0b0"/>
     </w:rPr>
   </w:style>
   <w:style w:type="character" w:customStyle="1" w:styleId="AlertTok">
     <w:name w:val="AlertTok"/>
     <w:basedOn w:val="VerbatimChar"/>
     <w:rPr>
+      <w:color w:val="ff0000"/>
       <w:b/>
-      <w:color w:val="ff0000"/>
     </w:rPr>
   </w:style>
   <w:style w:type="character" w:customStyle="1" w:styleId="ErrorTok">
     <w:name w:val="ErrorTok"/>
     <w:basedOn w:val="VerbatimChar"/>
     <w:rPr>
+      <w:color w:val="ff0000"/>
       <w:b/>
-      <w:color w:val="ff0000"/>
     </w:rPr>
   </w:style>
   <w:style w:type="character" w:customStyle="1" w:styleId="NormalTok">
@@ -2628,44 +2873,44 @@
         <a:sysClr val="window" lastClr="FFFFFF"/>
       </a:lt1>
       <a:dk2>
-        <a:srgbClr val="0E2841"/>
+        <a:srgbClr val="1F497D"/>
       </a:dk2>
       <a:lt2>
-        <a:srgbClr val="E8E8E8"/>
+        <a:srgbClr val="EEECE1"/>
       </a:lt2>
       <a:accent1>
-        <a:srgbClr val="156082"/>
+        <a:srgbClr val="4F81BD"/>
       </a:accent1>
       <a:accent2>
-        <a:srgbClr val="E97132"/>
+        <a:srgbClr val="C0504D"/>
       </a:accent2>
       <a:accent3>
-        <a:srgbClr val="196B24"/>
+        <a:srgbClr val="9BBB59"/>
       </a:accent3>
       <a:accent4>
-        <a:srgbClr val="0F9ED5"/>
+        <a:srgbClr val="8064A2"/>
       </a:accent4>
       <a:accent5>
-        <a:srgbClr val="A02B93"/>
+        <a:srgbClr val="4BACC6"/>
       </a:accent5>
       <a:accent6>
-        <a:srgbClr val="4EA72E"/>
+        <a:srgbClr val="F79646"/>
       </a:accent6>
       <a:hlink>
-        <a:srgbClr val="467886"/>
+        <a:srgbClr val="0000FF"/>
       </a:hlink>
       <a:folHlink>
-        <a:srgbClr val="96607D"/>
+        <a:srgbClr val="800080"/>
       </a:folHlink>
     </a:clrScheme>
     <a:fontScheme name="Office">
       <a:majorFont>
-        <a:latin typeface="Aptos Display" panose="02110004020202020204"/>
+        <a:latin typeface="Calibri"/>
         <a:ea typeface=""/>
         <a:cs typeface=""/>
-        <a:font script="Jpan" typeface="游ゴシック Light"/>
+        <a:font script="Jpan" typeface="ＭＳ ゴシック"/>
         <a:font script="Hang" typeface="맑은 고딕"/>
-        <a:font script="Hans" typeface="等线 Light"/>
+        <a:font script="Hans" typeface="宋体"/>
         <a:font script="Hant" typeface="新細明體"/>
         <a:font script="Arab" typeface="Times New Roman"/>
         <a:font script="Hebr" typeface="Times New Roman"/>
@@ -2692,32 +2937,14 @@
         <a:font script="Mong" typeface="Mongolian Baiti"/>
         <a:font script="Viet" typeface="Times New Roman"/>
         <a:font script="Uigh" typeface="Microsoft Uighur"/>
-        <a:font script="Geor" typeface="Sylfaen"/>
-        <a:font script="Armn" typeface="Arial"/>
-        <a:font script="Bugi" typeface="Leelawadee UI"/>
-        <a:font script="Bopo" typeface="Microsoft JhengHei"/>
-        <a:font script="Java" typeface="Javanese Text"/>
-        <a:font script="Lisu" typeface="Segoe UI"/>
-        <a:font script="Mymr" typeface="Myanmar Text"/>
-        <a:font script="Nkoo" typeface="Ebrima"/>
-        <a:font script="Olck" typeface="Nirmala UI"/>
-        <a:font script="Osma" typeface="Ebrima"/>
-        <a:font script="Phag" typeface="Phagspa"/>
-        <a:font script="Syrn" typeface="Estrangelo Edessa"/>
-        <a:font script="Syrj" typeface="Estrangelo Edessa"/>
-        <a:font script="Syre" typeface="Estrangelo Edessa"/>
-        <a:font script="Sora" typeface="Nirmala UI"/>
-        <a:font script="Tale" typeface="Microsoft Tai Le"/>
-        <a:font script="Talu" typeface="Microsoft New Tai Lue"/>
-        <a:font script="Tfng" typeface="Ebrima"/>
       </a:majorFont>
       <a:minorFont>
-        <a:latin typeface="Aptos" panose="02110004020202020204"/>
+        <a:latin typeface="Cambria"/>
         <a:ea typeface=""/>
         <a:cs typeface=""/>
-        <a:font script="Jpan" typeface="游明朝"/>
+        <a:font script="Jpan" typeface="ＭＳ 明朝"/>
         <a:font script="Hang" typeface="맑은 고딕"/>
-        <a:font script="Hans" typeface="等线"/>
+        <a:font script="Hans" typeface="宋体"/>
         <a:font script="Hant" typeface="新細明體"/>
         <a:font script="Arab" typeface="Arial"/>
         <a:font script="Hebr" typeface="Arial"/>
@@ -2744,24 +2971,6 @@
         <a:font script="Mong" typeface="Mongolian Baiti"/>
         <a:font script="Viet" typeface="Arial"/>
         <a:font script="Uigh" typeface="Microsoft Uighur"/>
-        <a:font script="Geor" typeface="Sylfaen"/>
-        <a:font script="Armn" typeface="Arial"/>
-        <a:font script="Bugi" typeface="Leelawadee UI"/>
-        <a:font script="Bopo" typeface="Microsoft JhengHei"/>
-        <a:font script="Java" typeface="Javanese Text"/>
-        <a:font script="Lisu" typeface="Segoe UI"/>
-        <a:font script="Mymr" typeface="Myanmar Text"/>
-        <a:font script="Nkoo" typeface="Ebrima"/>
-        <a:font script="Olck" typeface="Nirmala UI"/>
-        <a:font script="Osma" typeface="Ebrima"/>
-        <a:font script="Phag" typeface="Phagspa"/>
-        <a:font script="Syrn" typeface="Estrangelo Edessa"/>
-        <a:font script="Syrj" typeface="Estrangelo Edessa"/>
-        <a:font script="Syre" typeface="Estrangelo Edessa"/>
-        <a:font script="Sora" typeface="Nirmala UI"/>
-        <a:font script="Tale" typeface="Microsoft Tai Le"/>
-        <a:font script="Talu" typeface="Microsoft New Tai Lue"/>
-        <a:font script="Tfng" typeface="Ebrima"/>
       </a:minorFont>
     </a:fontScheme>
     <a:fmtScheme name="Office">
@@ -2773,141 +2982,200 @@
           <a:gsLst>
             <a:gs pos="0">
               <a:schemeClr val="phClr">
-                <a:lumMod val="110000"/>
-                <a:satMod val="105000"/>
-                <a:tint val="67000"/>
+                <a:tint val="50000"/>
+                <a:satMod val="300000"/>
               </a:schemeClr>
             </a:gs>
-            <a:gs pos="50000">
+            <a:gs pos="35000">
               <a:schemeClr val="phClr">
-                <a:lumMod val="105000"/>
-                <a:satMod val="103000"/>
-                <a:tint val="73000"/>
+                <a:tint val="37000"/>
+                <a:satMod val="300000"/>
               </a:schemeClr>
             </a:gs>
             <a:gs pos="100000">
               <a:schemeClr val="phClr">
-                <a:lumMod val="105000"/>
-                <a:satMod val="109000"/>
-                <a:tint val="81000"/>
+                <a:tint val="15000"/>
+                <a:satMod val="350000"/>
               </a:schemeClr>
             </a:gs>
           </a:gsLst>
-          <a:lin ang="5400000" scaled="0"/>
+          <a:lin ang="16200000" scaled="1"/>
         </a:gradFill>
         <a:gradFill rotWithShape="1">
           <a:gsLst>
             <a:gs pos="0">
               <a:schemeClr val="phClr">
-                <a:satMod val="103000"/>
-                <a:lumMod val="102000"/>
-                <a:tint val="94000"/>
-              </a:schemeClr>
-            </a:gs>
-            <a:gs pos="50000">
-              <a:schemeClr val="phClr">
-                <a:satMod val="110000"/>
-                <a:lumMod val="100000"/>
+                <a:tint val="100000"/>
                 <a:shade val="100000"/>
+                <a:satMod val="130000"/>
               </a:schemeClr>
             </a:gs>
             <a:gs pos="100000">
               <a:schemeClr val="phClr">
-                <a:lumMod val="99000"/>
-                <a:satMod val="120000"/>
-                <a:shade val="78000"/>
+                <a:tint val="50000"/>
+                <a:shade val="100000"/>
+                <a:satMod val="350000"/>
               </a:schemeClr>
             </a:gs>
           </a:gsLst>
-          <a:lin ang="5400000" scaled="0"/>
+          <a:lin ang="16200000" scaled="0"/>
         </a:gradFill>
       </a:fillStyleLst>
       <a:lnStyleLst>
-        <a:ln w="6350" cap="flat" cmpd="sng" algn="ctr">
+        <a:ln w="9525" cap="flat" cmpd="sng" algn="ctr">
+          <a:solidFill>
+            <a:schemeClr val="phClr">
+              <a:shade val="95000"/>
+              <a:satMod val="105000"/>
+            </a:schemeClr>
+          </a:solidFill>
+          <a:prstDash val="solid"/>
+        </a:ln>
+        <a:ln w="25400" cap="flat" cmpd="sng" algn="ctr">
           <a:solidFill>
             <a:schemeClr val="phClr"/>
           </a:solidFill>
           <a:prstDash val="solid"/>
-          <a:miter lim="800000"/>
         </a:ln>
-        <a:ln w="12700" cap="flat" cmpd="sng" algn="ctr">
+        <a:ln w="38100" cap="flat" cmpd="sng" algn="ctr">
           <a:solidFill>
             <a:schemeClr val="phClr"/>
           </a:solidFill>
           <a:prstDash val="solid"/>
-          <a:miter lim="800000"/>
-        </a:ln>
-        <a:ln w="19050" cap="flat" cmpd="sng" algn="ctr">
-          <a:solidFill>
-            <a:schemeClr val="phClr"/>
-          </a:solidFill>
-          <a:prstDash val="solid"/>
-          <a:miter lim="800000"/>
         </a:ln>
       </a:lnStyleLst>
       <a:effectStyleLst>
         <a:effectStyle>
-          <a:effectLst/>
-        </a:effectStyle>
-        <a:effectStyle>
-          <a:effectLst/>
+          <a:effectLst>
+            <a:outerShdw blurRad="40000" dist="20000" dir="5400000" rotWithShape="0">
+              <a:srgbClr val="000000">
+                <a:alpha val="38000"/>
+              </a:srgbClr>
+            </a:outerShdw>
+          </a:effectLst>
         </a:effectStyle>
         <a:effectStyle>
           <a:effectLst>
-            <a:outerShdw blurRad="57150" dist="19050" dir="5400000" algn="ctr" rotWithShape="0">
+            <a:outerShdw blurRad="40000" dist="23000" dir="5400000" rotWithShape="0">
               <a:srgbClr val="000000">
-                <a:alpha val="63000"/>
+                <a:alpha val="35000"/>
               </a:srgbClr>
             </a:outerShdw>
           </a:effectLst>
+        </a:effectStyle>
+        <a:effectStyle>
+          <a:effectLst>
+            <a:outerShdw blurRad="40000" dist="23000" dir="5400000" rotWithShape="0">
+              <a:srgbClr val="000000">
+                <a:alpha val="35000"/>
+              </a:srgbClr>
+            </a:outerShdw>
+          </a:effectLst>
+          <a:scene3d>
+            <a:camera prst="orthographicFront">
+              <a:rot lat="0" lon="0" rev="0"/>
+            </a:camera>
+            <a:lightRig rig="threePt" dir="t">
+              <a:rot lat="0" lon="0" rev="1200000"/>
+            </a:lightRig>
+          </a:scene3d>
+          <a:sp3d>
+            <a:bevelT w="63500" h="25400"/>
+          </a:sp3d>
         </a:effectStyle>
       </a:effectStyleLst>
       <a:bgFillStyleLst>
         <a:solidFill>
           <a:schemeClr val="phClr"/>
         </a:solidFill>
-        <a:solidFill>
-          <a:schemeClr val="phClr">
-            <a:tint val="95000"/>
-            <a:satMod val="170000"/>
-          </a:schemeClr>
-        </a:solidFill>
         <a:gradFill rotWithShape="1">
           <a:gsLst>
             <a:gs pos="0">
               <a:schemeClr val="phClr">
-                <a:tint val="93000"/>
-                <a:satMod val="150000"/>
-                <a:shade val="98000"/>
-                <a:lumMod val="102000"/>
+                <a:tint val="40000"/>
+                <a:satMod val="350000"/>
               </a:schemeClr>
             </a:gs>
-            <a:gs pos="50000">
+            <a:gs pos="40000">
               <a:schemeClr val="phClr">
-                <a:tint val="98000"/>
-                <a:satMod val="130000"/>
-                <a:shade val="90000"/>
-                <a:lumMod val="103000"/>
+                <a:tint val="45000"/>
+                <a:shade val="99000"/>
+                <a:satMod val="350000"/>
               </a:schemeClr>
             </a:gs>
             <a:gs pos="100000">
               <a:schemeClr val="phClr">
-                <a:shade val="63000"/>
-                <a:satMod val="120000"/>
+                <a:shade val="20000"/>
+                <a:satMod val="255000"/>
               </a:schemeClr>
             </a:gs>
           </a:gsLst>
-          <a:lin ang="5400000" scaled="0"/>
+          <a:path path="circle">
+            <a:fillToRect l="50000" t="-80000" r="50000" b="180000"/>
+          </a:path>
+        </a:gradFill>
+        <a:gradFill rotWithShape="1">
+          <a:gsLst>
+            <a:gs pos="0">
+              <a:schemeClr val="phClr">
+                <a:tint val="80000"/>
+                <a:satMod val="300000"/>
+              </a:schemeClr>
+            </a:gs>
+            <a:gs pos="100000">
+              <a:schemeClr val="phClr">
+                <a:shade val="30000"/>
+                <a:satMod val="200000"/>
+              </a:schemeClr>
+            </a:gs>
+          </a:gsLst>
+          <a:path path="circle">
+            <a:fillToRect l="50000" t="50000" r="50000" b="50000"/>
+          </a:path>
         </a:gradFill>
       </a:bgFillStyleLst>
     </a:fmtScheme>
   </a:themeElements>
-  <a:objectDefaults/>
+  <a:objectDefaults>
+    <a:spDef>
+      <a:spPr/>
+      <a:bodyPr/>
+      <a:lstStyle/>
+      <a:style>
+        <a:lnRef idx="1">
+          <a:schemeClr val="accent1"/>
+        </a:lnRef>
+        <a:fillRef idx="3">
+          <a:schemeClr val="accent1"/>
+        </a:fillRef>
+        <a:effectRef idx="2">
+          <a:schemeClr val="accent1"/>
+        </a:effectRef>
+        <a:fontRef idx="minor">
+          <a:schemeClr val="lt1"/>
+        </a:fontRef>
+      </a:style>
+    </a:spDef>
+    <a:lnDef>
+      <a:spPr/>
+      <a:bodyPr/>
+      <a:lstStyle/>
+      <a:style>
+        <a:lnRef idx="2">
+          <a:schemeClr val="accent1"/>
+        </a:lnRef>
+        <a:fillRef idx="0">
+          <a:schemeClr val="accent1"/>
+        </a:fillRef>
+        <a:effectRef idx="1">
+          <a:schemeClr val="accent1"/>
+        </a:effectRef>
+        <a:fontRef idx="minor">
+          <a:schemeClr val="tx1"/>
+        </a:fontRef>
+      </a:style>
+    </a:lnDef>
+  </a:objectDefaults>
   <a:extraClrSchemeLst/>
-  <a:extLst>
-    <a:ext uri="{05A4C25C-085E-4340-85A3-A5531E510DB2}">
-      <thm15:themeFamily xmlns:thm15="http://schemas.microsoft.com/office/thememl/2012/main" name="Office Theme" id="{2E142A2C-CD16-42D6-873A-C26D2A0506FA}" vid="{1BDDFF52-6CD6-40A5-AB3C-68EB2F1E4D0A}"/>
-    </a:ext>
-  </a:extLst>
 </a:theme>
 </file>
--- a/output/chuck_meyer_resume.docx
+++ b/output/chuck_meyer_resume.docx
@@ -397,7 +397,7 @@
         <w:pStyle w:val="Compact"/>
       </w:pPr>
       <w:r>
-        <w:t xml:space="preserve">Built reusable demo platforms (TCG Search, SwagSearch) and deployed them at seven conferences in six months, including Adobe Summit, Shoptalk and eTail, each in a week or less</w:t>
+        <w:t xml:space="preserve">Built reusable demo platforms (TCG Search, SwagSearch) and deployed them at eight conferences in six months, including Microsoft Build, Adobe Summit, Shoptalk and eTail, each in a week or less</w:t>
       </w:r>
     </w:p>
     <w:p>

--- a/output/chuck_meyer_resume.docx
+++ b/output/chuck_meyer_resume.docx
@@ -2,7 +2,7 @@
 <file path=word/document.xml><?xml version="1.0" encoding="utf-8"?>
 <w:document xmlns:w="http://schemas.openxmlformats.org/wordprocessingml/2006/main" xmlns:m="http://schemas.openxmlformats.org/officeDocument/2006/math" xmlns:r="http://schemas.openxmlformats.org/officeDocument/2006/relationships" xmlns:o="urn:schemas-microsoft-com:office:office" xmlns:v="urn:schemas-microsoft-com:vml" xmlns:w10="urn:schemas-microsoft-com:office:word" xmlns:a="http://schemas.openxmlformats.org/drawingml/2006/main" xmlns:pic="http://schemas.openxmlformats.org/drawingml/2006/picture" xmlns:wp="http://schemas.openxmlformats.org/drawingml/2006/wordprocessingDrawing">
   <w:body>
-    <w:bookmarkStart w:id="47" w:name="charles-chuck-meyer"/>
+    <w:bookmarkStart w:id="48" w:name="charles-chuck-meyer"/>
     <w:p>
       <w:pPr>
         <w:pStyle w:val="Heading1"/>
@@ -277,7 +277,7 @@
       </w:r>
     </w:p>
     <w:bookmarkEnd w:id="23"/>
-    <w:bookmarkStart w:id="24" w:name="experience"/>
+    <w:bookmarkStart w:id="25" w:name="experience"/>
     <w:p>
       <w:pPr>
         <w:pStyle w:val="Heading2"/>
@@ -397,7 +397,21 @@
         <w:pStyle w:val="Compact"/>
       </w:pPr>
       <w:r>
-        <w:t xml:space="preserve">Built reusable demo platforms (TCG Search, SwagSearch) and deployed them at eight conferences in six months, including Microsoft Build, Adobe Summit, Shoptalk and eTail, each in a week or less</w:t>
+        <w:t xml:space="preserve">Built a reusable agentic demo platform,</w:t>
+      </w:r>
+      <w:r>
+        <w:t xml:space="preserve"> </w:t>
+      </w:r>
+      <w:hyperlink r:id="rId24">
+        <w:r>
+          <w:rPr>
+            <w:rStyle w:val="Hyperlink"/>
+          </w:rPr>
+          <w:t xml:space="preserve">TCG Search</w:t>
+        </w:r>
+      </w:hyperlink>
+      <w:r>
+        <w:t xml:space="preserve">, and deployed it at six conferences in six months, including Microsoft Build, Adobe Summit, Shoptalk and eTail, each in a week or less</w:t>
       </w:r>
     </w:p>
     <w:p>
@@ -728,8 +742,8 @@
         <w:t xml:space="preserve">Built PCI-compliant infrastructure with Elastic Beanstalk, Packer, Puppet and CloudFormation, and a CI/CD pipeline for IAM governance with CodePipeline, Ansible and CloudFormation</w:t>
       </w:r>
     </w:p>
-    <w:bookmarkEnd w:id="24"/>
-    <w:bookmarkStart w:id="29" w:name="selected-projects"/>
+    <w:bookmarkEnd w:id="25"/>
+    <w:bookmarkStart w:id="30" w:name="selected-projects"/>
     <w:p>
       <w:pPr>
         <w:pStyle w:val="Heading2"/>
@@ -746,7 +760,7 @@
         </w:numPr>
         <w:pStyle w:val="Compact"/>
       </w:pPr>
-      <w:hyperlink r:id="rId25">
+      <w:hyperlink r:id="rId26">
         <w:r>
           <w:rPr>
             <w:rStyle w:val="Hyperlink"/>
@@ -768,7 +782,7 @@
         </w:numPr>
         <w:pStyle w:val="Compact"/>
       </w:pPr>
-      <w:hyperlink r:id="rId26">
+      <w:hyperlink r:id="rId27">
         <w:r>
           <w:rPr>
             <w:rStyle w:val="Hyperlink"/>
@@ -790,7 +804,7 @@
         </w:numPr>
         <w:pStyle w:val="Compact"/>
       </w:pPr>
-      <w:hyperlink r:id="rId27">
+      <w:hyperlink r:id="rId28">
         <w:r>
           <w:rPr>
             <w:rStyle w:val="Hyperlink"/>
@@ -812,7 +826,7 @@
         </w:numPr>
         <w:pStyle w:val="Compact"/>
       </w:pPr>
-      <w:hyperlink r:id="rId28">
+      <w:hyperlink r:id="rId29">
         <w:r>
           <w:rPr>
             <w:rStyle w:val="Hyperlink"/>
@@ -826,8 +840,8 @@
         <w:t xml:space="preserve">: minimal MCP server over Streamable HTTP, with a companion tutorial</w:t>
       </w:r>
     </w:p>
-    <w:bookmarkEnd w:id="29"/>
-    <w:bookmarkStart w:id="45" w:name="writing-and-speaking"/>
+    <w:bookmarkEnd w:id="30"/>
+    <w:bookmarkStart w:id="46" w:name="writing-and-speaking"/>
     <w:p>
       <w:pPr>
         <w:pStyle w:val="Heading2"/>
@@ -854,7 +868,7 @@
       <w:r>
         <w:t xml:space="preserve"> </w:t>
       </w:r>
-      <w:hyperlink r:id="rId30">
+      <w:hyperlink r:id="rId31">
         <w:r>
           <w:rPr>
             <w:rStyle w:val="Hyperlink"/>
@@ -871,7 +885,7 @@
       <w:r>
         <w:t xml:space="preserve"> </w:t>
       </w:r>
-      <w:hyperlink r:id="rId31">
+      <w:hyperlink r:id="rId32">
         <w:r>
           <w:rPr>
             <w:rStyle w:val="Hyperlink"/>
@@ -888,7 +902,7 @@
       <w:r>
         <w:t xml:space="preserve"> </w:t>
       </w:r>
-      <w:hyperlink r:id="rId32">
+      <w:hyperlink r:id="rId33">
         <w:r>
           <w:rPr>
             <w:rStyle w:val="Hyperlink"/>
@@ -905,7 +919,7 @@
       <w:r>
         <w:t xml:space="preserve"> </w:t>
       </w:r>
-      <w:hyperlink r:id="rId33">
+      <w:hyperlink r:id="rId34">
         <w:r>
           <w:rPr>
             <w:rStyle w:val="Hyperlink"/>
@@ -958,7 +972,7 @@
       <w:r>
         <w:t xml:space="preserve"> </w:t>
       </w:r>
-      <w:hyperlink r:id="rId34">
+      <w:hyperlink r:id="rId35">
         <w:r>
           <w:rPr>
             <w:rStyle w:val="Hyperlink"/>
@@ -972,7 +986,7 @@
       <w:r>
         <w:t xml:space="preserve"> </w:t>
       </w:r>
-      <w:hyperlink r:id="rId35">
+      <w:hyperlink r:id="rId36">
         <w:r>
           <w:rPr>
             <w:rStyle w:val="Hyperlink"/>
@@ -986,7 +1000,7 @@
       <w:r>
         <w:t xml:space="preserve"> </w:t>
       </w:r>
-      <w:hyperlink r:id="rId36">
+      <w:hyperlink r:id="rId37">
         <w:r>
           <w:rPr>
             <w:rStyle w:val="Hyperlink"/>
@@ -1003,7 +1017,7 @@
       <w:r>
         <w:t xml:space="preserve"> </w:t>
       </w:r>
-      <w:hyperlink r:id="rId37">
+      <w:hyperlink r:id="rId38">
         <w:r>
           <w:rPr>
             <w:rStyle w:val="Hyperlink"/>
@@ -1030,7 +1044,7 @@
       <w:r>
         <w:t xml:space="preserve"> </w:t>
       </w:r>
-      <w:hyperlink r:id="rId38">
+      <w:hyperlink r:id="rId39">
         <w:r>
           <w:rPr>
             <w:rStyle w:val="Hyperlink"/>
@@ -1047,7 +1061,7 @@
       <w:r>
         <w:t xml:space="preserve"> </w:t>
       </w:r>
-      <w:hyperlink r:id="rId39">
+      <w:hyperlink r:id="rId40">
         <w:r>
           <w:rPr>
             <w:rStyle w:val="Hyperlink"/>
@@ -1064,7 +1078,7 @@
       <w:r>
         <w:t xml:space="preserve"> </w:t>
       </w:r>
-      <w:hyperlink r:id="rId40">
+      <w:hyperlink r:id="rId41">
         <w:r>
           <w:rPr>
             <w:rStyle w:val="Hyperlink"/>
@@ -1081,7 +1095,7 @@
       <w:r>
         <w:t xml:space="preserve"> </w:t>
       </w:r>
-      <w:hyperlink r:id="rId41">
+      <w:hyperlink r:id="rId42">
         <w:r>
           <w:rPr>
             <w:rStyle w:val="Hyperlink"/>
@@ -1108,7 +1122,7 @@
       <w:r>
         <w:t xml:space="preserve"> </w:t>
       </w:r>
-      <w:hyperlink r:id="rId42">
+      <w:hyperlink r:id="rId43">
         <w:r>
           <w:rPr>
             <w:rStyle w:val="Hyperlink"/>
@@ -1125,7 +1139,7 @@
       <w:r>
         <w:t xml:space="preserve"> </w:t>
       </w:r>
-      <w:hyperlink r:id="rId43">
+      <w:hyperlink r:id="rId44">
         <w:r>
           <w:rPr>
             <w:rStyle w:val="Hyperlink"/>
@@ -1142,7 +1156,7 @@
       <w:r>
         <w:t xml:space="preserve"> </w:t>
       </w:r>
-      <w:hyperlink r:id="rId44">
+      <w:hyperlink r:id="rId45">
         <w:r>
           <w:rPr>
             <w:rStyle w:val="Hyperlink"/>
@@ -1151,8 +1165,8 @@
         </w:r>
       </w:hyperlink>
     </w:p>
-    <w:bookmarkEnd w:id="45"/>
-    <w:bookmarkStart w:id="46" w:name="education"/>
+    <w:bookmarkEnd w:id="46"/>
+    <w:bookmarkStart w:id="47" w:name="education"/>
     <w:p>
       <w:pPr>
         <w:pStyle w:val="Heading2"/>
@@ -1195,8 +1209,8 @@
         <w:t xml:space="preserve">Northern Kentucky University | 1997</w:t>
       </w:r>
     </w:p>
-    <w:bookmarkEnd w:id="46"/>
     <w:bookmarkEnd w:id="47"/>
+    <w:bookmarkEnd w:id="48"/>
     <w:sectPr/>
   </w:body>
 </w:document>

--- a/output/chuck_meyer_resume.docx
+++ b/output/chuck_meyer_resume.docx
@@ -411,7 +411,7 @@
         </w:r>
       </w:hyperlink>
       <w:r>
-        <w:t xml:space="preserve">, and deployed it at six conferences in six months, including Microsoft Build, Adobe Summit, Shoptalk and eTail, each in a week or less</w:t>
+        <w:t xml:space="preserve">, and deployed it at eight conferences in six months, including Microsoft Build, Gartner, Adobe Summit, Shoptalk and eTail, each in a week or less</w:t>
       </w:r>
     </w:p>
     <w:p>

--- a/output/chuck_meyer_resume.docx
+++ b/output/chuck_meyer_resume.docx
@@ -441,7 +441,7 @@
         <w:t xml:space="preserve"> </w:t>
       </w:r>
       <w:r>
-        <w:t xml:space="preserve">(419 views, 4th most-viewed Algolia engineering post of the half) and</w:t>
+        <w:t xml:space="preserve">(419 views, a top-five Algolia engineering blog post for February to August 2026) and</w:t>
       </w:r>
       <w:r>
         <w:t xml:space="preserve"> </w:t>

--- a/output/chuck_meyer_resume.docx
+++ b/output/chuck_meyer_resume.docx
@@ -507,7 +507,19 @@
         <w:pStyle w:val="Compact"/>
       </w:pPr>
       <w:r>
-        <w:t xml:space="preserve">Reviewed roughly 15 pieces of colleagues’ content in six months, nearly all inside a week, and spoke to Algolia’s Aspiring Managers Program on moving from IC to manager</w:t>
+        <w:t xml:space="preserve">Editor and coach for internal and external technical content, giving pre-publication feedback on blogs, tutorials and speaker sessions</w:t>
+      </w:r>
+    </w:p>
+    <w:p>
+      <w:pPr>
+        <w:numPr>
+          <w:ilvl w:val="0"/>
+          <w:numId w:val="1001"/>
+        </w:numPr>
+        <w:pStyle w:val="Compact"/>
+      </w:pPr>
+      <w:r>
+        <w:t xml:space="preserve">Spoke to Algolia’s Aspiring Managers Program on moving from IC to manager</w:t>
       </w:r>
     </w:p>
     <w:p>

--- a/output/chuck_meyer_resume.docx
+++ b/output/chuck_meyer_resume.docx
@@ -2,7 +2,7 @@
 <file path=word/document.xml><?xml version="1.0" encoding="utf-8"?>
 <w:document xmlns:w="http://schemas.openxmlformats.org/wordprocessingml/2006/main" xmlns:m="http://schemas.openxmlformats.org/officeDocument/2006/math" xmlns:r="http://schemas.openxmlformats.org/officeDocument/2006/relationships" xmlns:o="urn:schemas-microsoft-com:office:office" xmlns:v="urn:schemas-microsoft-com:vml" xmlns:w10="urn:schemas-microsoft-com:office:word" xmlns:a="http://schemas.openxmlformats.org/drawingml/2006/main" xmlns:pic="http://schemas.openxmlformats.org/drawingml/2006/picture" xmlns:wp="http://schemas.openxmlformats.org/drawingml/2006/wordprocessingDrawing">
   <w:body>
-    <w:bookmarkStart w:id="48" w:name="charles-chuck-meyer"/>
+    <w:bookmarkStart w:id="49" w:name="charles-chuck-meyer"/>
     <w:p>
       <w:pPr>
         <w:pStyle w:val="Heading1"/>
@@ -277,7 +277,7 @@
       </w:r>
     </w:p>
     <w:bookmarkEnd w:id="23"/>
-    <w:bookmarkStart w:id="25" w:name="experience"/>
+    <w:bookmarkStart w:id="26" w:name="experience"/>
     <w:p>
       <w:pPr>
         <w:pStyle w:val="Heading2"/>
@@ -635,7 +635,21 @@
         <w:pStyle w:val="Compact"/>
       </w:pPr>
       <w:r>
-        <w:t xml:space="preserve">Maintained CloudFormation’s open source repositories with an active contributor community</w:t>
+        <w:t xml:space="preserve">Maintained CloudFormation’s open source repositories, including</w:t>
+      </w:r>
+      <w:r>
+        <w:t xml:space="preserve"> </w:t>
+      </w:r>
+      <w:hyperlink r:id="rId25">
+        <w:r>
+          <w:rPr>
+            <w:rStyle w:val="Hyperlink"/>
+          </w:rPr>
+          <w:t xml:space="preserve">cfn-lint</w:t>
+        </w:r>
+      </w:hyperlink>
+      <w:r>
+        <w:t xml:space="preserve">, the CloudFormation template linter, with an active contributor community</w:t>
       </w:r>
     </w:p>
     <w:p>
@@ -647,7 +661,7 @@
         <w:pStyle w:val="Compact"/>
       </w:pPr>
       <w:r>
-        <w:t xml:space="preserve">Published best-practices content on the AWS management tools blog and engaged enterprise customers at meetups and conferences on infrastructure as code</w:t>
+        <w:t xml:space="preserve">Published best-practices content on the AWS management tools blog, including a guide to pre-commit validation with cfn-lint, and engaged enterprise customers at meetups and conferences on infrastructure as code</w:t>
       </w:r>
     </w:p>
     <w:p>
@@ -754,8 +768,8 @@
         <w:t xml:space="preserve">Built PCI-compliant infrastructure with Elastic Beanstalk, Packer, Puppet and CloudFormation, and a CI/CD pipeline for IAM governance with CodePipeline, Ansible and CloudFormation</w:t>
       </w:r>
     </w:p>
-    <w:bookmarkEnd w:id="25"/>
-    <w:bookmarkStart w:id="30" w:name="selected-projects"/>
+    <w:bookmarkEnd w:id="26"/>
+    <w:bookmarkStart w:id="31" w:name="selected-projects"/>
     <w:p>
       <w:pPr>
         <w:pStyle w:val="Heading2"/>
@@ -772,7 +786,7 @@
         </w:numPr>
         <w:pStyle w:val="Compact"/>
       </w:pPr>
-      <w:hyperlink r:id="rId26">
+      <w:hyperlink r:id="rId27">
         <w:r>
           <w:rPr>
             <w:rStyle w:val="Hyperlink"/>
@@ -794,7 +808,7 @@
         </w:numPr>
         <w:pStyle w:val="Compact"/>
       </w:pPr>
-      <w:hyperlink r:id="rId27">
+      <w:hyperlink r:id="rId28">
         <w:r>
           <w:rPr>
             <w:rStyle w:val="Hyperlink"/>
@@ -816,7 +830,7 @@
         </w:numPr>
         <w:pStyle w:val="Compact"/>
       </w:pPr>
-      <w:hyperlink r:id="rId28">
+      <w:hyperlink r:id="rId29">
         <w:r>
           <w:rPr>
             <w:rStyle w:val="Hyperlink"/>
@@ -838,7 +852,7 @@
         </w:numPr>
         <w:pStyle w:val="Compact"/>
       </w:pPr>
-      <w:hyperlink r:id="rId29">
+      <w:hyperlink r:id="rId30">
         <w:r>
           <w:rPr>
             <w:rStyle w:val="Hyperlink"/>
@@ -852,8 +866,8 @@
         <w:t xml:space="preserve">: minimal MCP server over Streamable HTTP, with a companion tutorial</w:t>
       </w:r>
     </w:p>
-    <w:bookmarkEnd w:id="30"/>
-    <w:bookmarkStart w:id="46" w:name="writing-and-speaking"/>
+    <w:bookmarkEnd w:id="31"/>
+    <w:bookmarkStart w:id="47" w:name="writing-and-speaking"/>
     <w:p>
       <w:pPr>
         <w:pStyle w:val="Heading2"/>
@@ -880,7 +894,7 @@
       <w:r>
         <w:t xml:space="preserve"> </w:t>
       </w:r>
-      <w:hyperlink r:id="rId31">
+      <w:hyperlink r:id="rId32">
         <w:r>
           <w:rPr>
             <w:rStyle w:val="Hyperlink"/>
@@ -897,7 +911,7 @@
       <w:r>
         <w:t xml:space="preserve"> </w:t>
       </w:r>
-      <w:hyperlink r:id="rId32">
+      <w:hyperlink r:id="rId33">
         <w:r>
           <w:rPr>
             <w:rStyle w:val="Hyperlink"/>
@@ -914,7 +928,7 @@
       <w:r>
         <w:t xml:space="preserve"> </w:t>
       </w:r>
-      <w:hyperlink r:id="rId33">
+      <w:hyperlink r:id="rId34">
         <w:r>
           <w:rPr>
             <w:rStyle w:val="Hyperlink"/>
@@ -931,7 +945,7 @@
       <w:r>
         <w:t xml:space="preserve"> </w:t>
       </w:r>
-      <w:hyperlink r:id="rId34">
+      <w:hyperlink r:id="rId35">
         <w:r>
           <w:rPr>
             <w:rStyle w:val="Hyperlink"/>
@@ -984,7 +998,7 @@
       <w:r>
         <w:t xml:space="preserve"> </w:t>
       </w:r>
-      <w:hyperlink r:id="rId35">
+      <w:hyperlink r:id="rId36">
         <w:r>
           <w:rPr>
             <w:rStyle w:val="Hyperlink"/>
@@ -998,7 +1012,7 @@
       <w:r>
         <w:t xml:space="preserve"> </w:t>
       </w:r>
-      <w:hyperlink r:id="rId36">
+      <w:hyperlink r:id="rId37">
         <w:r>
           <w:rPr>
             <w:rStyle w:val="Hyperlink"/>
@@ -1012,7 +1026,7 @@
       <w:r>
         <w:t xml:space="preserve"> </w:t>
       </w:r>
-      <w:hyperlink r:id="rId37">
+      <w:hyperlink r:id="rId38">
         <w:r>
           <w:rPr>
             <w:rStyle w:val="Hyperlink"/>
@@ -1029,7 +1043,7 @@
       <w:r>
         <w:t xml:space="preserve"> </w:t>
       </w:r>
-      <w:hyperlink r:id="rId38">
+      <w:hyperlink r:id="rId39">
         <w:r>
           <w:rPr>
             <w:rStyle w:val="Hyperlink"/>
@@ -1056,7 +1070,7 @@
       <w:r>
         <w:t xml:space="preserve"> </w:t>
       </w:r>
-      <w:hyperlink r:id="rId39">
+      <w:hyperlink r:id="rId40">
         <w:r>
           <w:rPr>
             <w:rStyle w:val="Hyperlink"/>
@@ -1073,7 +1087,7 @@
       <w:r>
         <w:t xml:space="preserve"> </w:t>
       </w:r>
-      <w:hyperlink r:id="rId40">
+      <w:hyperlink r:id="rId41">
         <w:r>
           <w:rPr>
             <w:rStyle w:val="Hyperlink"/>
@@ -1090,7 +1104,7 @@
       <w:r>
         <w:t xml:space="preserve"> </w:t>
       </w:r>
-      <w:hyperlink r:id="rId41">
+      <w:hyperlink r:id="rId42">
         <w:r>
           <w:rPr>
             <w:rStyle w:val="Hyperlink"/>
@@ -1107,7 +1121,7 @@
       <w:r>
         <w:t xml:space="preserve"> </w:t>
       </w:r>
-      <w:hyperlink r:id="rId42">
+      <w:hyperlink r:id="rId43">
         <w:r>
           <w:rPr>
             <w:rStyle w:val="Hyperlink"/>
@@ -1134,7 +1148,7 @@
       <w:r>
         <w:t xml:space="preserve"> </w:t>
       </w:r>
-      <w:hyperlink r:id="rId43">
+      <w:hyperlink r:id="rId44">
         <w:r>
           <w:rPr>
             <w:rStyle w:val="Hyperlink"/>
@@ -1151,7 +1165,7 @@
       <w:r>
         <w:t xml:space="preserve"> </w:t>
       </w:r>
-      <w:hyperlink r:id="rId44">
+      <w:hyperlink r:id="rId45">
         <w:r>
           <w:rPr>
             <w:rStyle w:val="Hyperlink"/>
@@ -1168,7 +1182,7 @@
       <w:r>
         <w:t xml:space="preserve"> </w:t>
       </w:r>
-      <w:hyperlink r:id="rId45">
+      <w:hyperlink r:id="rId46">
         <w:r>
           <w:rPr>
             <w:rStyle w:val="Hyperlink"/>
@@ -1177,8 +1191,8 @@
         </w:r>
       </w:hyperlink>
     </w:p>
-    <w:bookmarkEnd w:id="46"/>
-    <w:bookmarkStart w:id="47" w:name="education"/>
+    <w:bookmarkEnd w:id="47"/>
+    <w:bookmarkStart w:id="48" w:name="education"/>
     <w:p>
       <w:pPr>
         <w:pStyle w:val="Heading2"/>
@@ -1221,8 +1235,8 @@
         <w:t xml:space="preserve">Northern Kentucky University | 1997</w:t>
       </w:r>
     </w:p>
-    <w:bookmarkEnd w:id="47"/>
     <w:bookmarkEnd w:id="48"/>
+    <w:bookmarkEnd w:id="49"/>
     <w:sectPr/>
   </w:body>
 </w:document>

--- a/output/chuck_meyer_resume.docx
+++ b/output/chuck_meyer_resume.docx
@@ -649,7 +649,7 @@
         </w:r>
       </w:hyperlink>
       <w:r>
-        <w:t xml:space="preserve">, the CloudFormation template linter, with an active contributor community</w:t>
+        <w:t xml:space="preserve">, the CloudFormation template linter (2,600+ GitHub stars), with an active contributor community</w:t>
       </w:r>
     </w:p>
     <w:p>

--- a/output/chuck_meyer_resume.docx
+++ b/output/chuck_meyer_resume.docx
@@ -635,7 +635,7 @@
         <w:pStyle w:val="Compact"/>
       </w:pPr>
       <w:r>
-        <w:t xml:space="preserve">Maintained CloudFormation’s open source repositories, including</w:t>
+        <w:t xml:space="preserve">One of the two founding developers of</w:t>
       </w:r>
       <w:r>
         <w:t xml:space="preserve"> </w:t>
@@ -649,7 +649,7 @@
         </w:r>
       </w:hyperlink>
       <w:r>
-        <w:t xml:space="preserve">, the CloudFormation template linter (2,600+ GitHub stars), with an active contributor community</w:t>
+        <w:t xml:space="preserve">, the open source CloudFormation template linter (2,600+ GitHub stars), and maintained CloudFormation’s other open source repositories with an active contributor community</w:t>
       </w:r>
     </w:p>
     <w:p>

--- a/output/chuck_meyer_resume.docx
+++ b/output/chuck_meyer_resume.docx
@@ -649,7 +649,7 @@
         </w:r>
       </w:hyperlink>
       <w:r>
-        <w:t xml:space="preserve">, the open source CloudFormation template linter (2,600+ GitHub stars), and maintained CloudFormation’s other open source repositories with an active contributor community</w:t>
+        <w:t xml:space="preserve">, the open source CloudFormation template linter (2,600+ GitHub stars), including commissioning its logo and launch stickers, and maintained CloudFormation’s other open source repositories with an active contributor community</w:t>
       </w:r>
     </w:p>
     <w:p>

--- a/output/chuck_meyer_resume.docx
+++ b/output/chuck_meyer_resume.docx
@@ -649,7 +649,19 @@
         </w:r>
       </w:hyperlink>
       <w:r>
-        <w:t xml:space="preserve">, the open source CloudFormation template linter (2,600+ GitHub stars), including commissioning its logo and launch stickers, and maintained CloudFormation’s other open source repositories with an active contributor community</w:t>
+        <w:t xml:space="preserve">, the open source CloudFormation template linter (2,600+ GitHub stars), including commissioning its logo and launch stickers</w:t>
+      </w:r>
+    </w:p>
+    <w:p>
+      <w:pPr>
+        <w:numPr>
+          <w:ilvl w:val="0"/>
+          <w:numId w:val="1003"/>
+        </w:numPr>
+        <w:pStyle w:val="Compact"/>
+      </w:pPr>
+      <w:r>
+        <w:t xml:space="preserve">Maintained CloudFormation’s other open source repositories with an active contributor community</w:t>
       </w:r>
     </w:p>
     <w:p>

--- a/output/chuck_meyer_resume.docx
+++ b/output/chuck_meyer_resume.docx
@@ -16,11 +16,27 @@
         <w:pStyle w:val="FirstParagraph"/>
       </w:pPr>
       <w:r>
-        <w:t xml:space="preserve">chuckmeyer@gmail.com | +1 (347) 419-0836 | Columbus, OH |</w:t>
-      </w:r>
-      <w:r>
-        <w:t xml:space="preserve"> </w:t>
-      </w:r>
+        <w:t xml:space="preserve">Columbus, OH</w:t>
+      </w:r>
+    </w:p>
+    <w:p>
+      <w:pPr>
+        <w:pStyle w:val="BodyText"/>
+      </w:pPr>
+      <w:r>
+        <w:t xml:space="preserve">chuckmeyer@gmail.com</w:t>
+      </w:r>
+      <w:r>
+        <w:br/>
+      </w:r>
+      <w:r>
+        <w:t xml:space="preserve">+1 (347) 419-0836</w:t>
+      </w:r>
+    </w:p>
+    <w:p>
+      <w:pPr>
+        <w:pStyle w:val="BodyText"/>
+      </w:pPr>
       <w:hyperlink r:id="rId20">
         <w:r>
           <w:rPr>
@@ -30,13 +46,7 @@
         </w:r>
       </w:hyperlink>
       <w:r>
-        <w:t xml:space="preserve"> </w:t>
-      </w:r>
-      <w:r>
-        <w:t xml:space="preserve">|</w:t>
-      </w:r>
-      <w:r>
-        <w:t xml:space="preserve"> </w:t>
+        <w:br/>
       </w:r>
       <w:hyperlink r:id="rId21">
         <w:r>

--- a/output/chuck_meyer_resume.docx
+++ b/output/chuck_meyer_resume.docx
@@ -93,13 +93,13 @@
           <w:bCs/>
           <w:b/>
         </w:rPr>
-        <w:t xml:space="preserve">Developer Community Building</w:t>
-      </w:r>
-      <w:r>
-        <w:t xml:space="preserve"> </w:t>
-      </w:r>
-      <w:r>
-        <w:t xml:space="preserve">·</w:t>
+        <w:t xml:space="preserve">AI Agents</w:t>
+      </w:r>
+      <w:r>
+        <w:t xml:space="preserve"> </w:t>
+      </w:r>
+      <w:r>
+        <w:t xml:space="preserve">(MCP, Tool Use, Evals, multi-model; Algolia Agent Studio) ·</w:t>
       </w:r>
       <w:r>
         <w:t xml:space="preserve"> </w:t>
@@ -109,33 +109,33 @@
           <w:bCs/>
           <w:b/>
         </w:rPr>
-        <w:t xml:space="preserve">Technical Documentation</w:t>
-      </w:r>
-      <w:r>
-        <w:t xml:space="preserve"> </w:t>
-      </w:r>
-      <w:r>
-        <w:t xml:space="preserve">·</w:t>
-      </w:r>
-      <w:r>
-        <w:t xml:space="preserve"> </w:t>
+        <w:t xml:space="preserve">Claude Code</w:t>
+      </w:r>
+      <w:r>
+        <w:br/>
       </w:r>
       <w:r>
         <w:rPr>
           <w:bCs/>
           <w:b/>
         </w:rPr>
-        <w:t xml:space="preserve">API Integration &amp; Support</w:t>
-      </w:r>
-      <w:r>
-        <w:br/>
+        <w:t xml:space="preserve">Developer Community</w:t>
+      </w:r>
+      <w:r>
+        <w:t xml:space="preserve"> </w:t>
+      </w:r>
+      <w:r>
+        <w:t xml:space="preserve">·</w:t>
+      </w:r>
+      <w:r>
+        <w:t xml:space="preserve"> </w:t>
       </w:r>
       <w:r>
         <w:rPr>
           <w:bCs/>
           <w:b/>
         </w:rPr>
-        <w:t xml:space="preserve">JavaScript/React/Next.js</w:t>
+        <w:t xml:space="preserve">Documentation</w:t>
       </w:r>
       <w:r>
         <w:t xml:space="preserve"> </w:t>
@@ -151,7 +151,7 @@
           <w:bCs/>
           <w:b/>
         </w:rPr>
-        <w:t xml:space="preserve">Python</w:t>
+        <w:t xml:space="preserve">Technical Content</w:t>
       </w:r>
       <w:r>
         <w:t xml:space="preserve"> </w:t>
@@ -167,33 +167,33 @@
           <w:bCs/>
           <w:b/>
         </w:rPr>
-        <w:t xml:space="preserve">Go</w:t>
-      </w:r>
-      <w:r>
-        <w:t xml:space="preserve"> </w:t>
-      </w:r>
-      <w:r>
-        <w:t xml:space="preserve">·</w:t>
-      </w:r>
-      <w:r>
-        <w:t xml:space="preserve"> </w:t>
+        <w:t xml:space="preserve">Public Speaking</w:t>
+      </w:r>
+      <w:r>
+        <w:br/>
       </w:r>
       <w:r>
         <w:rPr>
           <w:bCs/>
           <w:b/>
         </w:rPr>
-        <w:t xml:space="preserve">AWS Services &amp; Security</w:t>
-      </w:r>
-      <w:r>
-        <w:br/>
+        <w:t xml:space="preserve">JavaScript/React</w:t>
+      </w:r>
+      <w:r>
+        <w:t xml:space="preserve"> </w:t>
+      </w:r>
+      <w:r>
+        <w:t xml:space="preserve">·</w:t>
+      </w:r>
+      <w:r>
+        <w:t xml:space="preserve"> </w:t>
       </w:r>
       <w:r>
         <w:rPr>
           <w:bCs/>
           <w:b/>
         </w:rPr>
-        <w:t xml:space="preserve">DevOps/CI/CD</w:t>
+        <w:t xml:space="preserve">Python</w:t>
       </w:r>
       <w:r>
         <w:t xml:space="preserve"> </w:t>
@@ -209,7 +209,7 @@
           <w:bCs/>
           <w:b/>
         </w:rPr>
-        <w:t xml:space="preserve">Developer Advocacy</w:t>
+        <w:t xml:space="preserve">Go</w:t>
       </w:r>
       <w:r>
         <w:t xml:space="preserve"> </w:t>
@@ -225,7 +225,7 @@
           <w:bCs/>
           <w:b/>
         </w:rPr>
-        <w:t xml:space="preserve">Technical Writing</w:t>
+        <w:t xml:space="preserve">AWS</w:t>
       </w:r>
       <w:r>
         <w:t xml:space="preserve"> </w:t>
@@ -241,59 +241,311 @@
           <w:bCs/>
           <w:b/>
         </w:rPr>
-        <w:t xml:space="preserve">Public Speaking</w:t>
-      </w:r>
-      <w:r>
-        <w:br/>
-      </w:r>
+        <w:t xml:space="preserve">Security &amp; Compliance</w:t>
+      </w:r>
+    </w:p>
+    <w:bookmarkEnd w:id="23"/>
+    <w:bookmarkStart w:id="26" w:name="experience"/>
+    <w:p>
+      <w:pPr>
+        <w:pStyle w:val="Heading2"/>
+      </w:pPr>
+      <w:r>
+        <w:t xml:space="preserve">EXPERIENCE</w:t>
+      </w:r>
+    </w:p>
+    <w:p>
+      <w:pPr>
+        <w:pStyle w:val="FirstParagraph"/>
+      </w:pPr>
       <w:r>
         <w:rPr>
           <w:bCs/>
           <w:b/>
         </w:rPr>
-        <w:t xml:space="preserve">AI Agents</w:t>
-      </w:r>
-      <w:r>
-        <w:t xml:space="preserve"> </w:t>
-      </w:r>
-      <w:r>
-        <w:t xml:space="preserve">(MCP, Tool Use, Agentic Workflows, Evals; multi-model via Algolia Agent Studio, Claude daily for AI-assisted development) ·</w:t>
-      </w:r>
-      <w:r>
-        <w:t xml:space="preserve"> </w:t>
+        <w:t xml:space="preserve">Senior Manager, Developer Relations</w:t>
+      </w:r>
+      <w:r>
+        <w:t xml:space="preserve"> </w:t>
+      </w:r>
+      <w:r>
+        <w:t xml:space="preserve">| Algolia |</w:t>
+      </w:r>
+      <w:r>
+        <w:t xml:space="preserve"> </w:t>
+      </w:r>
+      <w:r>
+        <w:rPr>
+          <w:iCs/>
+          <w:i/>
+        </w:rPr>
+        <w:t xml:space="preserve">August 2025 to present</w:t>
+      </w:r>
+      <w:r>
+        <w:br/>
       </w:r>
       <w:r>
         <w:rPr>
           <w:bCs/>
           <w:b/>
         </w:rPr>
-        <w:t xml:space="preserve">Security Architecture</w:t>
-      </w:r>
-      <w:r>
-        <w:t xml:space="preserve"> </w:t>
-      </w:r>
-      <w:r>
-        <w:t xml:space="preserve">·</w:t>
-      </w:r>
-      <w:r>
-        <w:t xml:space="preserve"> </w:t>
-      </w:r>
+        <w:t xml:space="preserve">Lead Developer Advocate</w:t>
+      </w:r>
+      <w:r>
+        <w:t xml:space="preserve"> </w:t>
+      </w:r>
+      <w:r>
+        <w:t xml:space="preserve">| Algolia |</w:t>
+      </w:r>
+      <w:r>
+        <w:t xml:space="preserve"> </w:t>
+      </w:r>
+      <w:r>
+        <w:rPr>
+          <w:iCs/>
+          <w:i/>
+        </w:rPr>
+        <w:t xml:space="preserve">August 2021 to August 2025</w:t>
+      </w:r>
+    </w:p>
+    <w:p>
+      <w:pPr>
+        <w:numPr>
+          <w:ilvl w:val="0"/>
+          <w:numId w:val="1001"/>
+        </w:numPr>
+        <w:pStyle w:val="Compact"/>
+      </w:pPr>
+      <w:r>
+        <w:t xml:space="preserve">Lead the docs and developer advocacy teams (up to five direct reports: advocates, technical writers, developer marketers) for Algolia’s API-first search platform</w:t>
+      </w:r>
+    </w:p>
+    <w:p>
+      <w:pPr>
+        <w:numPr>
+          <w:ilvl w:val="0"/>
+          <w:numId w:val="1001"/>
+        </w:numPr>
+        <w:pStyle w:val="Compact"/>
+      </w:pPr>
+      <w:r>
+        <w:t xml:space="preserve">Led the Algolia documentation migration from a homegrown platform to Mintlify with zero downtime</w:t>
+      </w:r>
+    </w:p>
+    <w:p>
+      <w:pPr>
+        <w:numPr>
+          <w:ilvl w:val="0"/>
+          <w:numId w:val="1001"/>
+        </w:numPr>
+        <w:pStyle w:val="Compact"/>
+      </w:pPr>
+      <w:r>
+        <w:t xml:space="preserve">Launched the Algolia Discord from 0 to 2,000+ active developers in one year</w:t>
+      </w:r>
+    </w:p>
+    <w:p>
+      <w:pPr>
+        <w:numPr>
+          <w:ilvl w:val="0"/>
+          <w:numId w:val="1001"/>
+        </w:numPr>
+        <w:pStyle w:val="Compact"/>
+      </w:pPr>
+      <w:r>
+        <w:t xml:space="preserve">Host Algolia DevCon, the annual developer conference, for five consecutive years (2026 edition on October 1), plus quarterly developer livestreams with 200-500 concurrent attendees</w:t>
+      </w:r>
+    </w:p>
+    <w:p>
+      <w:pPr>
+        <w:numPr>
+          <w:ilvl w:val="0"/>
+          <w:numId w:val="1001"/>
+        </w:numPr>
+        <w:pStyle w:val="Compact"/>
+      </w:pPr>
+      <w:r>
+        <w:t xml:space="preserve">Built a reusable agentic demo platform,</w:t>
+      </w:r>
+      <w:r>
+        <w:t xml:space="preserve"> </w:t>
+      </w:r>
+      <w:hyperlink r:id="rId24">
+        <w:r>
+          <w:rPr>
+            <w:rStyle w:val="Hyperlink"/>
+          </w:rPr>
+          <w:t xml:space="preserve">TCG Search</w:t>
+        </w:r>
+      </w:hyperlink>
+      <w:r>
+        <w:t xml:space="preserve">, and deployed it at eight conferences in six months, including Microsoft Build, Gartner, Adobe Summit, Shoptalk and eTail, each in a week or less</w:t>
+      </w:r>
+    </w:p>
+    <w:p>
+      <w:pPr>
+        <w:numPr>
+          <w:ilvl w:val="0"/>
+          <w:numId w:val="1001"/>
+        </w:numPr>
+        <w:pStyle w:val="Compact"/>
+      </w:pPr>
+      <w:r>
+        <w:t xml:space="preserve">Published agent-focused engineering content:</w:t>
+      </w:r>
+      <w:r>
+        <w:t xml:space="preserve"> </w:t>
+      </w:r>
+      <w:r>
+        <w:t xml:space="preserve">“</w:t>
+      </w:r>
+      <w:r>
+        <w:t xml:space="preserve">We rewrote the Algolia CLI for AI agents</w:t>
+      </w:r>
+      <w:r>
+        <w:t xml:space="preserve">”</w:t>
+      </w:r>
+      <w:r>
+        <w:t xml:space="preserve"> </w:t>
+      </w:r>
+      <w:r>
+        <w:t xml:space="preserve">(a top-five Algolia engineering blog post for February to August 2026) and</w:t>
+      </w:r>
+      <w:r>
+        <w:t xml:space="preserve"> </w:t>
+      </w:r>
+      <w:r>
+        <w:t xml:space="preserve">“</w:t>
+      </w:r>
+      <w:r>
+        <w:t xml:space="preserve">Chat, meet the Searchbox</w:t>
+      </w:r>
+      <w:r>
+        <w:t xml:space="preserve">”</w:t>
+      </w:r>
+    </w:p>
+    <w:p>
+      <w:pPr>
+        <w:numPr>
+          <w:ilvl w:val="0"/>
+          <w:numId w:val="1001"/>
+        </w:numPr>
+        <w:pStyle w:val="Compact"/>
+      </w:pPr>
+      <w:r>
+        <w:t xml:space="preserve">Host live coding sessions with partners, cross-pollinating user communities, and built demo applications such as a video transcription search (avsearch)</w:t>
+      </w:r>
+    </w:p>
+    <w:p>
+      <w:pPr>
+        <w:numPr>
+          <w:ilvl w:val="0"/>
+          <w:numId w:val="1001"/>
+        </w:numPr>
+        <w:pStyle w:val="Compact"/>
+      </w:pPr>
+      <w:r>
+        <w:t xml:space="preserve">Produced the Quick Start video embedded in the getting-started docs (more first-month views than any Algolia engineering blog post that half)</w:t>
+      </w:r>
+    </w:p>
+    <w:p>
+      <w:pPr>
+        <w:numPr>
+          <w:ilvl w:val="0"/>
+          <w:numId w:val="1001"/>
+        </w:numPr>
+        <w:pStyle w:val="Compact"/>
+      </w:pPr>
+      <w:r>
+        <w:t xml:space="preserve">Claimed Algolia’s library on Context7 and moved llms.txt to its canonical location so AI tools can read the docs</w:t>
+      </w:r>
+    </w:p>
+    <w:p>
+      <w:pPr>
+        <w:numPr>
+          <w:ilvl w:val="0"/>
+          <w:numId w:val="1001"/>
+        </w:numPr>
+        <w:pStyle w:val="Compact"/>
+      </w:pPr>
+      <w:r>
+        <w:t xml:space="preserve">Editor and coach for internal and external technical content, giving pre-publication feedback on blogs, tutorials and speaker sessions</w:t>
+      </w:r>
+    </w:p>
+    <w:p>
+      <w:pPr>
+        <w:numPr>
+          <w:ilvl w:val="0"/>
+          <w:numId w:val="1001"/>
+        </w:numPr>
+        <w:pStyle w:val="Compact"/>
+      </w:pPr>
+      <w:r>
+        <w:t xml:space="preserve">Spoke to Algolia’s Aspiring Managers Program on moving from IC to manager</w:t>
+      </w:r>
+    </w:p>
+    <w:p>
+      <w:pPr>
+        <w:pStyle w:val="FirstParagraph"/>
+      </w:pPr>
       <w:r>
         <w:rPr>
           <w:bCs/>
           <w:b/>
         </w:rPr>
-        <w:t xml:space="preserve">Compliance Frameworks</w:t>
-      </w:r>
-    </w:p>
-    <w:bookmarkEnd w:id="23"/>
-    <w:bookmarkStart w:id="26" w:name="experience"/>
-    <w:p>
-      <w:pPr>
-        <w:pStyle w:val="Heading2"/>
-      </w:pPr>
-      <w:r>
-        <w:t xml:space="preserve">EXPERIENCE</w:t>
+        <w:t xml:space="preserve">Senior Engineer, Developer Relations and Integrations</w:t>
+      </w:r>
+      <w:r>
+        <w:t xml:space="preserve"> </w:t>
+      </w:r>
+      <w:r>
+        <w:t xml:space="preserve">| Bold Penguin |</w:t>
+      </w:r>
+      <w:r>
+        <w:t xml:space="preserve"> </w:t>
+      </w:r>
+      <w:r>
+        <w:rPr>
+          <w:iCs/>
+          <w:i/>
+        </w:rPr>
+        <w:t xml:space="preserve">March 2019 to August 2021</w:t>
+      </w:r>
+    </w:p>
+    <w:p>
+      <w:pPr>
+        <w:numPr>
+          <w:ilvl w:val="0"/>
+          <w:numId w:val="1002"/>
+        </w:numPr>
+        <w:pStyle w:val="Compact"/>
+      </w:pPr>
+      <w:r>
+        <w:t xml:space="preserve">Built the Developers Portal that streamlined partner onboarding, and maintained the product documentation for integration partners from single agencies to large enterprises</w:t>
+      </w:r>
+    </w:p>
+    <w:p>
+      <w:pPr>
+        <w:numPr>
+          <w:ilvl w:val="0"/>
+          <w:numId w:val="1002"/>
+        </w:numPr>
+        <w:pStyle w:val="Compact"/>
+      </w:pPr>
+      <w:r>
+        <w:t xml:space="preserve">Advocated for partner-requested enhancements with product teams, improving API usability</w:t>
+      </w:r>
+    </w:p>
+    <w:p>
+      <w:pPr>
+        <w:numPr>
+          <w:ilvl w:val="0"/>
+          <w:numId w:val="1002"/>
+        </w:numPr>
+        <w:pStyle w:val="Compact"/>
+      </w:pPr>
+      <w:r>
+        <w:t xml:space="preserve">Wrote coding examples and best practices for integration partners</w:t>
       </w:r>
     </w:p>
     <w:p>
@@ -305,13 +557,13 @@
           <w:bCs/>
           <w:b/>
         </w:rPr>
-        <w:t xml:space="preserve">Senior Manager, Developer Relations</w:t>
-      </w:r>
-      <w:r>
-        <w:t xml:space="preserve"> </w:t>
-      </w:r>
-      <w:r>
-        <w:t xml:space="preserve">| Algolia |</w:t>
+        <w:t xml:space="preserve">Senior Developer Advocate, AWS CloudFormation</w:t>
+      </w:r>
+      <w:r>
+        <w:t xml:space="preserve"> </w:t>
+      </w:r>
+      <w:r>
+        <w:t xml:space="preserve">| Amazon Web Services |</w:t>
       </w:r>
       <w:r>
         <w:t xml:space="preserve"> </w:t>
@@ -321,23 +573,87 @@
           <w:iCs/>
           <w:i/>
         </w:rPr>
-        <w:t xml:space="preserve">August 2025 to present</w:t>
-      </w:r>
-      <w:r>
-        <w:br/>
-      </w:r>
+        <w:t xml:space="preserve">August 2017 to March 2019</w:t>
+      </w:r>
+    </w:p>
+    <w:p>
+      <w:pPr>
+        <w:numPr>
+          <w:ilvl w:val="0"/>
+          <w:numId w:val="1003"/>
+        </w:numPr>
+        <w:pStyle w:val="Compact"/>
+      </w:pPr>
+      <w:r>
+        <w:t xml:space="preserve">Reported to the service director and represented the developer community in service team planning, influencing the roadmap</w:t>
+      </w:r>
+    </w:p>
+    <w:p>
+      <w:pPr>
+        <w:numPr>
+          <w:ilvl w:val="0"/>
+          <w:numId w:val="1003"/>
+        </w:numPr>
+        <w:pStyle w:val="Compact"/>
+      </w:pPr>
+      <w:r>
+        <w:t xml:space="preserve">One of the two founding developers of</w:t>
+      </w:r>
+      <w:r>
+        <w:t xml:space="preserve"> </w:t>
+      </w:r>
+      <w:hyperlink r:id="rId25">
+        <w:r>
+          <w:rPr>
+            <w:rStyle w:val="Hyperlink"/>
+          </w:rPr>
+          <w:t xml:space="preserve">cfn-lint</w:t>
+        </w:r>
+      </w:hyperlink>
+      <w:r>
+        <w:t xml:space="preserve">, the open source CloudFormation template linter (2,600+ GitHub stars), including commissioning its logo and launch stickers</w:t>
+      </w:r>
+    </w:p>
+    <w:p>
+      <w:pPr>
+        <w:numPr>
+          <w:ilvl w:val="0"/>
+          <w:numId w:val="1003"/>
+        </w:numPr>
+        <w:pStyle w:val="Compact"/>
+      </w:pPr>
+      <w:r>
+        <w:t xml:space="preserve">Maintained CloudFormation’s other open source repositories with an active contributor community</w:t>
+      </w:r>
+    </w:p>
+    <w:p>
+      <w:pPr>
+        <w:numPr>
+          <w:ilvl w:val="0"/>
+          <w:numId w:val="1003"/>
+        </w:numPr>
+        <w:pStyle w:val="Compact"/>
+      </w:pPr>
+      <w:r>
+        <w:t xml:space="preserve">Published best-practices content on the AWS management tools blog, including a guide to pre-commit validation with cfn-lint, and engaged enterprise customers at meetups and conferences on infrastructure as code</w:t>
+      </w:r>
+    </w:p>
+    <w:p>
+      <w:pPr>
+        <w:pStyle w:val="FirstParagraph"/>
+      </w:pPr>
       <w:r>
         <w:rPr>
           <w:bCs/>
           <w:b/>
         </w:rPr>
-        <w:t xml:space="preserve">Lead Developer Advocate</w:t>
-      </w:r>
-      <w:r>
-        <w:t xml:space="preserve"> </w:t>
-      </w:r>
-      <w:r>
-        <w:t xml:space="preserve">| Algolia |</w:t>
+        <w:t xml:space="preserve">Security Solution Architect</w:t>
+      </w:r>
+      <w:r>
+        <w:t xml:space="preserve"> </w:t>
+      </w:r>
+      <w:r>
+        <w:t xml:space="preserve">| Amazon Web Services |</w:t>
       </w:r>
       <w:r>
         <w:t xml:space="preserve"> </w:t>
@@ -347,189 +663,31 @@
           <w:iCs/>
           <w:i/>
         </w:rPr>
-        <w:t xml:space="preserve">August 2021 to August 2025</w:t>
-      </w:r>
-    </w:p>
-    <w:p>
-      <w:pPr>
-        <w:numPr>
-          <w:ilvl w:val="0"/>
-          <w:numId w:val="1001"/>
-        </w:numPr>
-        <w:pStyle w:val="Compact"/>
-      </w:pPr>
-      <w:r>
-        <w:t xml:space="preserve">Lead the docs and developer advocacy teams (up to five direct reports: advocates, technical writers, developer marketers) for Algolia’s API-first search platform</w:t>
-      </w:r>
-    </w:p>
-    <w:p>
-      <w:pPr>
-        <w:numPr>
-          <w:ilvl w:val="0"/>
-          <w:numId w:val="1001"/>
-        </w:numPr>
-        <w:pStyle w:val="Compact"/>
-      </w:pPr>
-      <w:r>
-        <w:t xml:space="preserve">Led the Algolia documentation migration from a homegrown platform to Mintlify with zero downtime</w:t>
-      </w:r>
-    </w:p>
-    <w:p>
-      <w:pPr>
-        <w:numPr>
-          <w:ilvl w:val="0"/>
-          <w:numId w:val="1001"/>
-        </w:numPr>
-        <w:pStyle w:val="Compact"/>
-      </w:pPr>
-      <w:r>
-        <w:t xml:space="preserve">Launched the Algolia Discord from 0 to 2,000+ active developers in one year</w:t>
-      </w:r>
-    </w:p>
-    <w:p>
-      <w:pPr>
-        <w:numPr>
-          <w:ilvl w:val="0"/>
-          <w:numId w:val="1001"/>
-        </w:numPr>
-        <w:pStyle w:val="Compact"/>
-      </w:pPr>
-      <w:r>
-        <w:t xml:space="preserve">Host Algolia DevCon, the annual developer conference, for five consecutive years (2026 edition on October 1), plus quarterly developer livestreams with 200-500 concurrent attendees</w:t>
-      </w:r>
-    </w:p>
-    <w:p>
-      <w:pPr>
-        <w:numPr>
-          <w:ilvl w:val="0"/>
-          <w:numId w:val="1001"/>
-        </w:numPr>
-        <w:pStyle w:val="Compact"/>
-      </w:pPr>
-      <w:r>
-        <w:t xml:space="preserve">Built a reusable agentic demo platform,</w:t>
-      </w:r>
-      <w:r>
-        <w:t xml:space="preserve"> </w:t>
-      </w:r>
-      <w:hyperlink r:id="rId24">
-        <w:r>
-          <w:rPr>
-            <w:rStyle w:val="Hyperlink"/>
-          </w:rPr>
-          <w:t xml:space="preserve">TCG Search</w:t>
-        </w:r>
-      </w:hyperlink>
-      <w:r>
-        <w:t xml:space="preserve">, and deployed it at eight conferences in six months, including Microsoft Build, Gartner, Adobe Summit, Shoptalk and eTail, each in a week or less</w:t>
-      </w:r>
-    </w:p>
-    <w:p>
-      <w:pPr>
-        <w:numPr>
-          <w:ilvl w:val="0"/>
-          <w:numId w:val="1001"/>
-        </w:numPr>
-        <w:pStyle w:val="Compact"/>
-      </w:pPr>
-      <w:r>
-        <w:t xml:space="preserve">Published agent-focused engineering content:</w:t>
-      </w:r>
-      <w:r>
-        <w:t xml:space="preserve"> </w:t>
-      </w:r>
-      <w:r>
-        <w:t xml:space="preserve">“</w:t>
-      </w:r>
-      <w:r>
-        <w:t xml:space="preserve">We rewrote the Algolia CLI for AI agents</w:t>
-      </w:r>
-      <w:r>
-        <w:t xml:space="preserve">”</w:t>
-      </w:r>
-      <w:r>
-        <w:t xml:space="preserve"> </w:t>
-      </w:r>
-      <w:r>
-        <w:t xml:space="preserve">(419 views, a top-five Algolia engineering blog post for February to August 2026) and</w:t>
-      </w:r>
-      <w:r>
-        <w:t xml:space="preserve"> </w:t>
-      </w:r>
-      <w:r>
-        <w:t xml:space="preserve">“</w:t>
-      </w:r>
-      <w:r>
-        <w:t xml:space="preserve">Chat, meet the Searchbox</w:t>
-      </w:r>
-      <w:r>
-        <w:t xml:space="preserve">”</w:t>
-      </w:r>
-      <w:r>
-        <w:t xml:space="preserve"> </w:t>
-      </w:r>
-      <w:r>
-        <w:t xml:space="preserve">(267 views)</w:t>
-      </w:r>
-    </w:p>
-    <w:p>
-      <w:pPr>
-        <w:numPr>
-          <w:ilvl w:val="0"/>
-          <w:numId w:val="1001"/>
-        </w:numPr>
-        <w:pStyle w:val="Compact"/>
-      </w:pPr>
-      <w:r>
-        <w:t xml:space="preserve">Host live coding sessions with partners, cross-pollinating user communities, and built demo applications such as a video transcription search (avsearch)</w:t>
-      </w:r>
-    </w:p>
-    <w:p>
-      <w:pPr>
-        <w:numPr>
-          <w:ilvl w:val="0"/>
-          <w:numId w:val="1001"/>
-        </w:numPr>
-        <w:pStyle w:val="Compact"/>
-      </w:pPr>
-      <w:r>
-        <w:t xml:space="preserve">Produced the Quick Start video embedded in the getting-started docs (811 views in its first month)</w:t>
-      </w:r>
-    </w:p>
-    <w:p>
-      <w:pPr>
-        <w:numPr>
-          <w:ilvl w:val="0"/>
-          <w:numId w:val="1001"/>
-        </w:numPr>
-        <w:pStyle w:val="Compact"/>
-      </w:pPr>
-      <w:r>
-        <w:t xml:space="preserve">Claimed Algolia’s library on Context7 and moved llms.txt to its canonical location so AI tools can read the docs</w:t>
-      </w:r>
-    </w:p>
-    <w:p>
-      <w:pPr>
-        <w:numPr>
-          <w:ilvl w:val="0"/>
-          <w:numId w:val="1001"/>
-        </w:numPr>
-        <w:pStyle w:val="Compact"/>
-      </w:pPr>
-      <w:r>
-        <w:t xml:space="preserve">Editor and coach for internal and external technical content, giving pre-publication feedback on blogs, tutorials and speaker sessions</w:t>
-      </w:r>
-    </w:p>
-    <w:p>
-      <w:pPr>
-        <w:numPr>
-          <w:ilvl w:val="0"/>
-          <w:numId w:val="1001"/>
-        </w:numPr>
-        <w:pStyle w:val="Compact"/>
-      </w:pPr>
-      <w:r>
-        <w:t xml:space="preserve">Spoke to Algolia’s Aspiring Managers Program on moving from IC to manager</w:t>
+        <w:t xml:space="preserve">April 2016 to August 2017</w:t>
+      </w:r>
+    </w:p>
+    <w:p>
+      <w:pPr>
+        <w:numPr>
+          <w:ilvl w:val="0"/>
+          <w:numId w:val="1004"/>
+        </w:numPr>
+        <w:pStyle w:val="Compact"/>
+      </w:pPr>
+      <w:r>
+        <w:t xml:space="preserve">Advised CISOs and security practitioners across North America on security posture, and on PCI, HIPAA and SOC compliance in the cloud</w:t>
+      </w:r>
+    </w:p>
+    <w:p>
+      <w:pPr>
+        <w:numPr>
+          <w:ilvl w:val="0"/>
+          <w:numId w:val="1004"/>
+        </w:numPr>
+        <w:pStyle w:val="Compact"/>
+      </w:pPr>
+      <w:r>
+        <w:t xml:space="preserve">Reviewed customer network topologies and created AWS security labs for bootcamps, summits and loft events</w:t>
       </w:r>
     </w:p>
     <w:p>
@@ -541,13 +699,13 @@
           <w:bCs/>
           <w:b/>
         </w:rPr>
-        <w:t xml:space="preserve">Senior Engineer, Developer Relations and Integrations</w:t>
-      </w:r>
-      <w:r>
-        <w:t xml:space="preserve"> </w:t>
-      </w:r>
-      <w:r>
-        <w:t xml:space="preserve">| Bold Penguin |</w:t>
+        <w:t xml:space="preserve">Senior Professional Services Consultant</w:t>
+      </w:r>
+      <w:r>
+        <w:t xml:space="preserve"> </w:t>
+      </w:r>
+      <w:r>
+        <w:t xml:space="preserve">| Amazon Web Services |</w:t>
       </w:r>
       <w:r>
         <w:t xml:space="preserve"> </w:t>
@@ -557,685 +715,479 @@
           <w:iCs/>
           <w:i/>
         </w:rPr>
-        <w:t xml:space="preserve">March 2019 to August 2021</w:t>
-      </w:r>
-    </w:p>
-    <w:p>
-      <w:pPr>
-        <w:numPr>
-          <w:ilvl w:val="0"/>
-          <w:numId w:val="1002"/>
-        </w:numPr>
-        <w:pStyle w:val="Compact"/>
-      </w:pPr>
-      <w:r>
-        <w:t xml:space="preserve">Built the Developers Portal that streamlined partner onboarding, and maintained the product documentation for integration partners from single agencies to large enterprises</w:t>
-      </w:r>
-    </w:p>
-    <w:p>
-      <w:pPr>
-        <w:numPr>
-          <w:ilvl w:val="0"/>
-          <w:numId w:val="1002"/>
-        </w:numPr>
-        <w:pStyle w:val="Compact"/>
-      </w:pPr>
-      <w:r>
-        <w:t xml:space="preserve">Advocated for partner-requested enhancements with product teams, improving API usability</w:t>
-      </w:r>
-    </w:p>
-    <w:p>
-      <w:pPr>
-        <w:numPr>
-          <w:ilvl w:val="0"/>
-          <w:numId w:val="1002"/>
-        </w:numPr>
-        <w:pStyle w:val="Compact"/>
-      </w:pPr>
-      <w:r>
-        <w:t xml:space="preserve">Wrote coding examples and best practices for integration partners</w:t>
-      </w:r>
-    </w:p>
-    <w:p>
-      <w:pPr>
-        <w:pStyle w:val="FirstParagraph"/>
+        <w:t xml:space="preserve">July 2013 to April 2016</w:t>
+      </w:r>
+    </w:p>
+    <w:p>
+      <w:pPr>
+        <w:numPr>
+          <w:ilvl w:val="0"/>
+          <w:numId w:val="1005"/>
+        </w:numPr>
+        <w:pStyle w:val="Compact"/>
+      </w:pPr>
+      <w:r>
+        <w:t xml:space="preserve">Migrated large enterprises to AWS and integrated with on-premises systems through secure, repeatable deployments</w:t>
+      </w:r>
+    </w:p>
+    <w:p>
+      <w:pPr>
+        <w:numPr>
+          <w:ilvl w:val="0"/>
+          <w:numId w:val="1005"/>
+        </w:numPr>
+        <w:pStyle w:val="Compact"/>
+      </w:pPr>
+      <w:r>
+        <w:t xml:space="preserve">Built PCI-compliant infrastructure with Elastic Beanstalk, Packer, Puppet and CloudFormation, and a CI/CD pipeline for IAM governance with CodePipeline, Ansible and CloudFormation</w:t>
+      </w:r>
+    </w:p>
+    <w:bookmarkEnd w:id="26"/>
+    <w:bookmarkStart w:id="31" w:name="selected-projects"/>
+    <w:p>
+      <w:pPr>
+        <w:pStyle w:val="Heading2"/>
+      </w:pPr>
+      <w:r>
+        <w:t xml:space="preserve">SELECTED PROJECTS</w:t>
+      </w:r>
+    </w:p>
+    <w:p>
+      <w:pPr>
+        <w:numPr>
+          <w:ilvl w:val="0"/>
+          <w:numId w:val="1006"/>
+        </w:numPr>
+        <w:pStyle w:val="Compact"/>
+      </w:pPr>
+      <w:hyperlink r:id="rId27">
+        <w:r>
+          <w:rPr>
+            <w:rStyle w:val="Hyperlink"/>
+            <w:bCs/>
+            <w:b/>
+          </w:rPr>
+          <w:t xml:space="preserve">Pokemon TCG Vending Machine Search</w:t>
+        </w:r>
+      </w:hyperlink>
+      <w:r>
+        <w:t xml:space="preserve">: conference-booth demo with React/InstantSearch, an Algolia Agent Studio chat agent with evals, a card scanner, and serverless APIs on Vercel and Supabase</w:t>
+      </w:r>
+    </w:p>
+    <w:p>
+      <w:pPr>
+        <w:numPr>
+          <w:ilvl w:val="0"/>
+          <w:numId w:val="1006"/>
+        </w:numPr>
+        <w:pStyle w:val="Compact"/>
+      </w:pPr>
+      <w:hyperlink r:id="rId28">
+        <w:r>
+          <w:rPr>
+            <w:rStyle w:val="Hyperlink"/>
+            <w:bCs/>
+            <w:b/>
+          </w:rPr>
+          <w:t xml:space="preserve">Agent Studio CLI</w:t>
+        </w:r>
+      </w:hyperlink>
+      <w:r>
+        <w:t xml:space="preserve">: command-line tool for Algolia Agent Studio, from idea to working tool in a week</w:t>
+      </w:r>
+    </w:p>
+    <w:p>
+      <w:pPr>
+        <w:numPr>
+          <w:ilvl w:val="0"/>
+          <w:numId w:val="1006"/>
+        </w:numPr>
+        <w:pStyle w:val="Compact"/>
+      </w:pPr>
+      <w:hyperlink r:id="rId29">
+        <w:r>
+          <w:rPr>
+            <w:rStyle w:val="Hyperlink"/>
+            <w:bCs/>
+            <w:b/>
+          </w:rPr>
+          <w:t xml:space="preserve">Video Transcription Search</w:t>
+        </w:r>
+      </w:hyperlink>
+      <w:r>
+        <w:t xml:space="preserve">: full-stack demo of video content indexing with real-time search insights</w:t>
+      </w:r>
+    </w:p>
+    <w:p>
+      <w:pPr>
+        <w:numPr>
+          <w:ilvl w:val="0"/>
+          <w:numId w:val="1006"/>
+        </w:numPr>
+        <w:pStyle w:val="Compact"/>
+      </w:pPr>
+      <w:hyperlink r:id="rId30">
+        <w:r>
+          <w:rPr>
+            <w:rStyle w:val="Hyperlink"/>
+            <w:bCs/>
+            <w:b/>
+          </w:rPr>
+          <w:t xml:space="preserve">Hello MCP</w:t>
+        </w:r>
+      </w:hyperlink>
+      <w:r>
+        <w:t xml:space="preserve">: minimal MCP server over Streamable HTTP, with a companion tutorial</w:t>
+      </w:r>
+    </w:p>
+    <w:bookmarkEnd w:id="31"/>
+    <w:bookmarkStart w:id="47" w:name="writing-and-speaking"/>
+    <w:p>
+      <w:pPr>
+        <w:pStyle w:val="Heading2"/>
+      </w:pPr>
+      <w:r>
+        <w:t xml:space="preserve">WRITING AND SPEAKING</w:t>
+      </w:r>
+    </w:p>
+    <w:p>
+      <w:pPr>
+        <w:numPr>
+          <w:ilvl w:val="0"/>
+          <w:numId w:val="1007"/>
+        </w:numPr>
+        <w:pStyle w:val="Compact"/>
       </w:pPr>
       <w:r>
         <w:rPr>
           <w:bCs/>
           <w:b/>
         </w:rPr>
-        <w:t xml:space="preserve">Senior Developer Advocate, AWS CloudFormation</w:t>
-      </w:r>
-      <w:r>
-        <w:t xml:space="preserve"> </w:t>
-      </w:r>
-      <w:r>
-        <w:t xml:space="preserve">| Amazon Web Services |</w:t>
-      </w:r>
-      <w:r>
-        <w:t xml:space="preserve"> </w:t>
-      </w:r>
-      <w:r>
-        <w:rPr>
-          <w:iCs/>
-          <w:i/>
-        </w:rPr>
-        <w:t xml:space="preserve">August 2017 to March 2019</w:t>
-      </w:r>
-    </w:p>
-    <w:p>
-      <w:pPr>
-        <w:numPr>
-          <w:ilvl w:val="0"/>
-          <w:numId w:val="1003"/>
-        </w:numPr>
-        <w:pStyle w:val="Compact"/>
-      </w:pPr>
-      <w:r>
-        <w:t xml:space="preserve">Reported to the service director and represented the developer community in service team planning, influencing the roadmap</w:t>
-      </w:r>
-    </w:p>
-    <w:p>
-      <w:pPr>
-        <w:numPr>
-          <w:ilvl w:val="0"/>
-          <w:numId w:val="1003"/>
-        </w:numPr>
-        <w:pStyle w:val="Compact"/>
-      </w:pPr>
-      <w:r>
-        <w:t xml:space="preserve">One of the two founding developers of</w:t>
-      </w:r>
-      <w:r>
-        <w:t xml:space="preserve"> </w:t>
-      </w:r>
-      <w:hyperlink r:id="rId25">
-        <w:r>
-          <w:rPr>
-            <w:rStyle w:val="Hyperlink"/>
-          </w:rPr>
-          <w:t xml:space="preserve">cfn-lint</w:t>
+        <w:t xml:space="preserve">Writing:</w:t>
+      </w:r>
+      <w:r>
+        <w:t xml:space="preserve"> </w:t>
+      </w:r>
+      <w:hyperlink r:id="rId32">
+        <w:r>
+          <w:rPr>
+            <w:rStyle w:val="Hyperlink"/>
+          </w:rPr>
+          <w:t xml:space="preserve">We rewrote the Algolia CLI for AI agents</w:t>
         </w:r>
       </w:hyperlink>
       <w:r>
-        <w:t xml:space="preserve">, the open source CloudFormation template linter (2,600+ GitHub stars), including commissioning its logo and launch stickers</w:t>
-      </w:r>
-    </w:p>
-    <w:p>
-      <w:pPr>
-        <w:numPr>
-          <w:ilvl w:val="0"/>
-          <w:numId w:val="1003"/>
-        </w:numPr>
-        <w:pStyle w:val="Compact"/>
-      </w:pPr>
-      <w:r>
-        <w:t xml:space="preserve">Maintained CloudFormation’s other open source repositories with an active contributor community</w:t>
-      </w:r>
-    </w:p>
-    <w:p>
-      <w:pPr>
-        <w:numPr>
-          <w:ilvl w:val="0"/>
-          <w:numId w:val="1003"/>
-        </w:numPr>
-        <w:pStyle w:val="Compact"/>
-      </w:pPr>
-      <w:r>
-        <w:t xml:space="preserve">Published best-practices content on the AWS management tools blog, including a guide to pre-commit validation with cfn-lint, and engaged enterprise customers at meetups and conferences on infrastructure as code</w:t>
-      </w:r>
-    </w:p>
-    <w:p>
-      <w:pPr>
-        <w:pStyle w:val="FirstParagraph"/>
+        <w:t xml:space="preserve"> </w:t>
+      </w:r>
+      <w:r>
+        <w:t xml:space="preserve">(2026),</w:t>
+      </w:r>
+      <w:r>
+        <w:t xml:space="preserve"> </w:t>
+      </w:r>
+      <w:hyperlink r:id="rId33">
+        <w:r>
+          <w:rPr>
+            <w:rStyle w:val="Hyperlink"/>
+          </w:rPr>
+          <w:t xml:space="preserve">Chat, meet the Searchbox</w:t>
+        </w:r>
+      </w:hyperlink>
+      <w:r>
+        <w:t xml:space="preserve"> </w:t>
+      </w:r>
+      <w:r>
+        <w:t xml:space="preserve">(2026),</w:t>
+      </w:r>
+      <w:r>
+        <w:t xml:space="preserve"> </w:t>
+      </w:r>
+      <w:hyperlink r:id="rId34">
+        <w:r>
+          <w:rPr>
+            <w:rStyle w:val="Hyperlink"/>
+          </w:rPr>
+          <w:t xml:space="preserve">The Agent Factory</w:t>
+        </w:r>
+      </w:hyperlink>
+      <w:r>
+        <w:t xml:space="preserve"> </w:t>
+      </w:r>
+      <w:r>
+        <w:t xml:space="preserve">(2026),</w:t>
+      </w:r>
+      <w:r>
+        <w:t xml:space="preserve"> </w:t>
+      </w:r>
+      <w:hyperlink r:id="rId35">
+        <w:r>
+          <w:rPr>
+            <w:rStyle w:val="Hyperlink"/>
+          </w:rPr>
+          <w:t xml:space="preserve">Building a JavaScript</w:t>
+        </w:r>
+        <w:r>
+          <w:rPr>
+            <w:rStyle w:val="Hyperlink"/>
+          </w:rPr>
+          <w:t xml:space="preserve"> </w:t>
+        </w:r>
+        <w:r>
+          <w:rPr>
+            <w:rStyle w:val="Hyperlink"/>
+          </w:rPr>
+          <w:t xml:space="preserve">“</w:t>
+        </w:r>
+        <w:r>
+          <w:rPr>
+            <w:rStyle w:val="Hyperlink"/>
+          </w:rPr>
+          <w:t xml:space="preserve">Hello, World</w:t>
+        </w:r>
+        <w:r>
+          <w:rPr>
+            <w:rStyle w:val="Hyperlink"/>
+          </w:rPr>
+          <w:t xml:space="preserve">”</w:t>
+        </w:r>
+        <w:r>
+          <w:rPr>
+            <w:rStyle w:val="Hyperlink"/>
+          </w:rPr>
+          <w:t xml:space="preserve"> </w:t>
+        </w:r>
+        <w:r>
+          <w:rPr>
+            <w:rStyle w:val="Hyperlink"/>
+          </w:rPr>
+          <w:t xml:space="preserve">MCP server</w:t>
+        </w:r>
+      </w:hyperlink>
+      <w:r>
+        <w:t xml:space="preserve"> </w:t>
+      </w:r>
+      <w:r>
+        <w:t xml:space="preserve">(my best-performing dev.to post since 2022),</w:t>
+      </w:r>
+      <w:r>
+        <w:t xml:space="preserve"> </w:t>
+      </w:r>
+      <w:hyperlink r:id="rId36">
+        <w:r>
+          <w:rPr>
+            <w:rStyle w:val="Hyperlink"/>
+          </w:rPr>
+          <w:t xml:space="preserve">Customizing Algolia React components with Tailwind classes</w:t>
+        </w:r>
+      </w:hyperlink>
+      <w:r>
+        <w:t xml:space="preserve">,</w:t>
+      </w:r>
+      <w:r>
+        <w:t xml:space="preserve"> </w:t>
+      </w:r>
+      <w:hyperlink r:id="rId37">
+        <w:r>
+          <w:rPr>
+            <w:rStyle w:val="Hyperlink"/>
+          </w:rPr>
+          <w:t xml:space="preserve">Feature Spotlight: Trends Models in Recommend</w:t>
+        </w:r>
+      </w:hyperlink>
+      <w:r>
+        <w:t xml:space="preserve">,</w:t>
+      </w:r>
+      <w:r>
+        <w:t xml:space="preserve"> </w:t>
+      </w:r>
+      <w:hyperlink r:id="rId38">
+        <w:r>
+          <w:rPr>
+            <w:rStyle w:val="Hyperlink"/>
+          </w:rPr>
+          <w:t xml:space="preserve">Git pre-commit validation of CloudFormation templates</w:t>
+        </w:r>
+      </w:hyperlink>
+      <w:r>
+        <w:t xml:space="preserve"> </w:t>
+      </w:r>
+      <w:r>
+        <w:t xml:space="preserve">(AWS). More at</w:t>
+      </w:r>
+      <w:r>
+        <w:t xml:space="preserve"> </w:t>
+      </w:r>
+      <w:hyperlink r:id="rId39">
+        <w:r>
+          <w:rPr>
+            <w:rStyle w:val="Hyperlink"/>
+          </w:rPr>
+          <w:t xml:space="preserve">dev.to/chuckm</w:t>
+        </w:r>
+      </w:hyperlink>
+    </w:p>
+    <w:p>
+      <w:pPr>
+        <w:numPr>
+          <w:ilvl w:val="0"/>
+          <w:numId w:val="1007"/>
+        </w:numPr>
+        <w:pStyle w:val="Compact"/>
       </w:pPr>
       <w:r>
         <w:rPr>
           <w:bCs/>
           <w:b/>
         </w:rPr>
-        <w:t xml:space="preserve">Security Solution Architect</w:t>
-      </w:r>
-      <w:r>
-        <w:t xml:space="preserve"> </w:t>
-      </w:r>
-      <w:r>
-        <w:t xml:space="preserve">| Amazon Web Services |</w:t>
-      </w:r>
-      <w:r>
-        <w:t xml:space="preserve"> </w:t>
-      </w:r>
-      <w:r>
-        <w:rPr>
-          <w:iCs/>
-          <w:i/>
-        </w:rPr>
-        <w:t xml:space="preserve">April 2016 to August 2017</w:t>
-      </w:r>
-    </w:p>
-    <w:p>
-      <w:pPr>
-        <w:numPr>
-          <w:ilvl w:val="0"/>
-          <w:numId w:val="1004"/>
-        </w:numPr>
-        <w:pStyle w:val="Compact"/>
-      </w:pPr>
-      <w:r>
-        <w:t xml:space="preserve">Advised CISOs and security practitioners across North America on security posture, and on PCI, HIPAA and SOC compliance in the cloud</w:t>
-      </w:r>
-    </w:p>
-    <w:p>
-      <w:pPr>
-        <w:numPr>
-          <w:ilvl w:val="0"/>
-          <w:numId w:val="1004"/>
-        </w:numPr>
-        <w:pStyle w:val="Compact"/>
-      </w:pPr>
-      <w:r>
-        <w:t xml:space="preserve">Reviewed customer network topologies and created AWS security labs for bootcamps, summits and loft events</w:t>
-      </w:r>
-    </w:p>
-    <w:p>
-      <w:pPr>
-        <w:pStyle w:val="FirstParagraph"/>
+        <w:t xml:space="preserve">Talks:</w:t>
+      </w:r>
+      <w:r>
+        <w:t xml:space="preserve"> </w:t>
+      </w:r>
+      <w:hyperlink r:id="rId40">
+        <w:r>
+          <w:rPr>
+            <w:rStyle w:val="Hyperlink"/>
+          </w:rPr>
+          <w:t xml:space="preserve">DevRelCon 2026, Blog While the Context is Fresh</w:t>
+        </w:r>
+      </w:hyperlink>
+      <w:r>
+        <w:t xml:space="preserve"> </w:t>
+      </w:r>
+      <w:r>
+        <w:t xml:space="preserve">·</w:t>
+      </w:r>
+      <w:r>
+        <w:t xml:space="preserve"> </w:t>
+      </w:r>
+      <w:hyperlink r:id="rId41">
+        <w:r>
+          <w:rPr>
+            <w:rStyle w:val="Hyperlink"/>
+          </w:rPr>
+          <w:t xml:space="preserve">Haystack US 2025 lightning talk, Agentic query understanding using search MCPs</w:t>
+        </w:r>
+      </w:hyperlink>
+      <w:r>
+        <w:t xml:space="preserve"> </w:t>
+      </w:r>
+      <w:r>
+        <w:t xml:space="preserve">·</w:t>
+      </w:r>
+      <w:r>
+        <w:t xml:space="preserve"> </w:t>
+      </w:r>
+      <w:hyperlink r:id="rId42">
+        <w:r>
+          <w:rPr>
+            <w:rStyle w:val="Hyperlink"/>
+          </w:rPr>
+          <w:t xml:space="preserve">AWS re:Invent 2018, Deployment Scenarios with AWS CloudFormation</w:t>
+        </w:r>
+      </w:hyperlink>
+      <w:r>
+        <w:t xml:space="preserve"> </w:t>
+      </w:r>
+      <w:r>
+        <w:t xml:space="preserve">(11,000+ views) ·</w:t>
+      </w:r>
+      <w:r>
+        <w:t xml:space="preserve"> </w:t>
+      </w:r>
+      <w:hyperlink r:id="rId43">
+        <w:r>
+          <w:rPr>
+            <w:rStyle w:val="Hyperlink"/>
+          </w:rPr>
+          <w:t xml:space="preserve">Search relevance panel, Finding out what’s best</w:t>
+        </w:r>
+      </w:hyperlink>
+    </w:p>
+    <w:p>
+      <w:pPr>
+        <w:numPr>
+          <w:ilvl w:val="0"/>
+          <w:numId w:val="1007"/>
+        </w:numPr>
+        <w:pStyle w:val="Compact"/>
       </w:pPr>
       <w:r>
         <w:rPr>
           <w:bCs/>
           <w:b/>
         </w:rPr>
-        <w:t xml:space="preserve">Senior Professional Services Consultant</w:t>
-      </w:r>
-      <w:r>
-        <w:t xml:space="preserve"> </w:t>
-      </w:r>
-      <w:r>
-        <w:t xml:space="preserve">| Amazon Web Services |</w:t>
-      </w:r>
-      <w:r>
-        <w:t xml:space="preserve"> </w:t>
-      </w:r>
-      <w:r>
-        <w:rPr>
-          <w:iCs/>
-          <w:i/>
-        </w:rPr>
-        <w:t xml:space="preserve">July 2013 to April 2016</w:t>
-      </w:r>
-    </w:p>
-    <w:p>
-      <w:pPr>
-        <w:numPr>
-          <w:ilvl w:val="0"/>
-          <w:numId w:val="1005"/>
-        </w:numPr>
-        <w:pStyle w:val="Compact"/>
-      </w:pPr>
-      <w:r>
-        <w:t xml:space="preserve">Migrated large enterprises to AWS and integrated with on-premises systems through secure, repeatable deployments</w:t>
-      </w:r>
-    </w:p>
-    <w:p>
-      <w:pPr>
-        <w:numPr>
-          <w:ilvl w:val="0"/>
-          <w:numId w:val="1005"/>
-        </w:numPr>
-        <w:pStyle w:val="Compact"/>
-      </w:pPr>
-      <w:r>
-        <w:t xml:space="preserve">Built PCI-compliant infrastructure with Elastic Beanstalk, Packer, Puppet and CloudFormation, and a CI/CD pipeline for IAM governance with CodePipeline, Ansible and CloudFormation</w:t>
-      </w:r>
-    </w:p>
-    <w:bookmarkEnd w:id="26"/>
-    <w:bookmarkStart w:id="31" w:name="selected-projects"/>
+        <w:t xml:space="preserve">Live coding and community:</w:t>
+      </w:r>
+      <w:r>
+        <w:t xml:space="preserve"> </w:t>
+      </w:r>
+      <w:hyperlink r:id="rId44">
+        <w:r>
+          <w:rPr>
+            <w:rStyle w:val="Hyperlink"/>
+          </w:rPr>
+          <w:t xml:space="preserve">Adding search insights to InstantSearch applications</w:t>
+        </w:r>
+      </w:hyperlink>
+      <w:r>
+        <w:t xml:space="preserve"> </w:t>
+      </w:r>
+      <w:r>
+        <w:t xml:space="preserve">(2,000+ views) ·</w:t>
+      </w:r>
+      <w:r>
+        <w:t xml:space="preserve"> </w:t>
+      </w:r>
+      <w:hyperlink r:id="rId45">
+        <w:r>
+          <w:rPr>
+            <w:rStyle w:val="Hyperlink"/>
+          </w:rPr>
+          <w:t xml:space="preserve">Fireside chat, Algolia-Hyvä integration on Magento 2</w:t>
+        </w:r>
+      </w:hyperlink>
+      <w:r>
+        <w:t xml:space="preserve"> </w:t>
+      </w:r>
+      <w:r>
+        <w:t xml:space="preserve">·</w:t>
+      </w:r>
+      <w:r>
+        <w:t xml:space="preserve"> </w:t>
+      </w:r>
+      <w:hyperlink r:id="rId46">
+        <w:r>
+          <w:rPr>
+            <w:rStyle w:val="Hyperlink"/>
+          </w:rPr>
+          <w:t xml:space="preserve">The WebDev Challenge, Future of AI-native UX</w:t>
+        </w:r>
+      </w:hyperlink>
+    </w:p>
+    <w:bookmarkEnd w:id="47"/>
+    <w:bookmarkStart w:id="48" w:name="education"/>
     <w:p>
       <w:pPr>
         <w:pStyle w:val="Heading2"/>
       </w:pPr>
       <w:r>
-        <w:t xml:space="preserve">SELECTED PROJECTS</w:t>
-      </w:r>
-    </w:p>
-    <w:p>
-      <w:pPr>
-        <w:numPr>
-          <w:ilvl w:val="0"/>
-          <w:numId w:val="1006"/>
-        </w:numPr>
-        <w:pStyle w:val="Compact"/>
-      </w:pPr>
-      <w:hyperlink r:id="rId27">
-        <w:r>
-          <w:rPr>
-            <w:rStyle w:val="Hyperlink"/>
-            <w:bCs/>
-            <w:b/>
-          </w:rPr>
-          <w:t xml:space="preserve">Pokemon TCG Vending Machine Search</w:t>
-        </w:r>
-      </w:hyperlink>
-      <w:r>
-        <w:t xml:space="preserve">: conference-booth demo with React/InstantSearch, an Algolia Agent Studio chat agent with evals, a card scanner, and serverless APIs on Vercel and Supabase</w:t>
-      </w:r>
-    </w:p>
-    <w:p>
-      <w:pPr>
-        <w:numPr>
-          <w:ilvl w:val="0"/>
-          <w:numId w:val="1006"/>
-        </w:numPr>
-        <w:pStyle w:val="Compact"/>
-      </w:pPr>
-      <w:hyperlink r:id="rId28">
-        <w:r>
-          <w:rPr>
-            <w:rStyle w:val="Hyperlink"/>
-            <w:bCs/>
-            <w:b/>
-          </w:rPr>
-          <w:t xml:space="preserve">Agent Studio CLI</w:t>
-        </w:r>
-      </w:hyperlink>
-      <w:r>
-        <w:t xml:space="preserve">: command-line tool for Algolia Agent Studio, from idea to working tool in a week</w:t>
-      </w:r>
-    </w:p>
-    <w:p>
-      <w:pPr>
-        <w:numPr>
-          <w:ilvl w:val="0"/>
-          <w:numId w:val="1006"/>
-        </w:numPr>
-        <w:pStyle w:val="Compact"/>
-      </w:pPr>
-      <w:hyperlink r:id="rId29">
-        <w:r>
-          <w:rPr>
-            <w:rStyle w:val="Hyperlink"/>
-            <w:bCs/>
-            <w:b/>
-          </w:rPr>
-          <w:t xml:space="preserve">Video Transcription Search</w:t>
-        </w:r>
-      </w:hyperlink>
-      <w:r>
-        <w:t xml:space="preserve">: full-stack demo of video content indexing with real-time search insights</w:t>
-      </w:r>
-    </w:p>
-    <w:p>
-      <w:pPr>
-        <w:numPr>
-          <w:ilvl w:val="0"/>
-          <w:numId w:val="1006"/>
-        </w:numPr>
-        <w:pStyle w:val="Compact"/>
-      </w:pPr>
-      <w:hyperlink r:id="rId30">
-        <w:r>
-          <w:rPr>
-            <w:rStyle w:val="Hyperlink"/>
-            <w:bCs/>
-            <w:b/>
-          </w:rPr>
-          <w:t xml:space="preserve">Hello MCP</w:t>
-        </w:r>
-      </w:hyperlink>
-      <w:r>
-        <w:t xml:space="preserve">: minimal MCP server over Streamable HTTP, with a companion tutorial</w:t>
-      </w:r>
-    </w:p>
-    <w:bookmarkEnd w:id="31"/>
-    <w:bookmarkStart w:id="47" w:name="writing-and-speaking"/>
-    <w:p>
-      <w:pPr>
-        <w:pStyle w:val="Heading2"/>
-      </w:pPr>
-      <w:r>
-        <w:t xml:space="preserve">WRITING AND SPEAKING</w:t>
-      </w:r>
-    </w:p>
-    <w:p>
-      <w:pPr>
-        <w:numPr>
-          <w:ilvl w:val="0"/>
-          <w:numId w:val="1007"/>
-        </w:numPr>
-        <w:pStyle w:val="Compact"/>
+        <w:t xml:space="preserve">EDUCATION</w:t>
+      </w:r>
+    </w:p>
+    <w:p>
+      <w:pPr>
+        <w:pStyle w:val="FirstParagraph"/>
       </w:pPr>
       <w:r>
         <w:rPr>
           <w:bCs/>
           <w:b/>
         </w:rPr>
-        <w:t xml:space="preserve">Writing:</w:t>
-      </w:r>
-      <w:r>
-        <w:t xml:space="preserve"> </w:t>
-      </w:r>
-      <w:hyperlink r:id="rId32">
-        <w:r>
-          <w:rPr>
-            <w:rStyle w:val="Hyperlink"/>
-          </w:rPr>
-          <w:t xml:space="preserve">We rewrote the Algolia CLI for AI agents</w:t>
-        </w:r>
-      </w:hyperlink>
-      <w:r>
-        <w:t xml:space="preserve"> </w:t>
-      </w:r>
-      <w:r>
-        <w:t xml:space="preserve">(2026),</w:t>
-      </w:r>
-      <w:r>
-        <w:t xml:space="preserve"> </w:t>
-      </w:r>
-      <w:hyperlink r:id="rId33">
-        <w:r>
-          <w:rPr>
-            <w:rStyle w:val="Hyperlink"/>
-          </w:rPr>
-          <w:t xml:space="preserve">Chat, meet the Searchbox</w:t>
-        </w:r>
-      </w:hyperlink>
-      <w:r>
-        <w:t xml:space="preserve"> </w:t>
-      </w:r>
-      <w:r>
-        <w:t xml:space="preserve">(2026),</w:t>
-      </w:r>
-      <w:r>
-        <w:t xml:space="preserve"> </w:t>
-      </w:r>
-      <w:hyperlink r:id="rId34">
-        <w:r>
-          <w:rPr>
-            <w:rStyle w:val="Hyperlink"/>
-          </w:rPr>
-          <w:t xml:space="preserve">The Agent Factory</w:t>
-        </w:r>
-      </w:hyperlink>
-      <w:r>
-        <w:t xml:space="preserve"> </w:t>
-      </w:r>
-      <w:r>
-        <w:t xml:space="preserve">(2026),</w:t>
-      </w:r>
-      <w:r>
-        <w:t xml:space="preserve"> </w:t>
-      </w:r>
-      <w:hyperlink r:id="rId35">
-        <w:r>
-          <w:rPr>
-            <w:rStyle w:val="Hyperlink"/>
-          </w:rPr>
-          <w:t xml:space="preserve">Building a JavaScript</w:t>
-        </w:r>
-        <w:r>
-          <w:rPr>
-            <w:rStyle w:val="Hyperlink"/>
-          </w:rPr>
-          <w:t xml:space="preserve"> </w:t>
-        </w:r>
-        <w:r>
-          <w:rPr>
-            <w:rStyle w:val="Hyperlink"/>
-          </w:rPr>
-          <w:t xml:space="preserve">“</w:t>
-        </w:r>
-        <w:r>
-          <w:rPr>
-            <w:rStyle w:val="Hyperlink"/>
-          </w:rPr>
-          <w:t xml:space="preserve">Hello, World</w:t>
-        </w:r>
-        <w:r>
-          <w:rPr>
-            <w:rStyle w:val="Hyperlink"/>
-          </w:rPr>
-          <w:t xml:space="preserve">”</w:t>
-        </w:r>
-        <w:r>
-          <w:rPr>
-            <w:rStyle w:val="Hyperlink"/>
-          </w:rPr>
-          <w:t xml:space="preserve"> </w:t>
-        </w:r>
-        <w:r>
-          <w:rPr>
-            <w:rStyle w:val="Hyperlink"/>
-          </w:rPr>
-          <w:t xml:space="preserve">MCP server</w:t>
-        </w:r>
-      </w:hyperlink>
-      <w:r>
-        <w:t xml:space="preserve"> </w:t>
-      </w:r>
-      <w:r>
-        <w:t xml:space="preserve">(398 views),</w:t>
-      </w:r>
-      <w:r>
-        <w:t xml:space="preserve"> </w:t>
-      </w:r>
-      <w:hyperlink r:id="rId36">
-        <w:r>
-          <w:rPr>
-            <w:rStyle w:val="Hyperlink"/>
-          </w:rPr>
-          <w:t xml:space="preserve">Customizing Algolia React components with Tailwind classes</w:t>
-        </w:r>
-      </w:hyperlink>
-      <w:r>
-        <w:t xml:space="preserve">,</w:t>
-      </w:r>
-      <w:r>
-        <w:t xml:space="preserve"> </w:t>
-      </w:r>
-      <w:hyperlink r:id="rId37">
-        <w:r>
-          <w:rPr>
-            <w:rStyle w:val="Hyperlink"/>
-          </w:rPr>
-          <w:t xml:space="preserve">Feature Spotlight: Trends Models in Recommend</w:t>
-        </w:r>
-      </w:hyperlink>
-      <w:r>
-        <w:t xml:space="preserve">,</w:t>
-      </w:r>
-      <w:r>
-        <w:t xml:space="preserve"> </w:t>
-      </w:r>
-      <w:hyperlink r:id="rId38">
-        <w:r>
-          <w:rPr>
-            <w:rStyle w:val="Hyperlink"/>
-          </w:rPr>
-          <w:t xml:space="preserve">Git pre-commit validation of CloudFormation templates</w:t>
-        </w:r>
-      </w:hyperlink>
-      <w:r>
-        <w:t xml:space="preserve"> </w:t>
-      </w:r>
-      <w:r>
-        <w:t xml:space="preserve">(AWS). More at</w:t>
-      </w:r>
-      <w:r>
-        <w:t xml:space="preserve"> </w:t>
-      </w:r>
-      <w:hyperlink r:id="rId39">
-        <w:r>
-          <w:rPr>
-            <w:rStyle w:val="Hyperlink"/>
-          </w:rPr>
-          <w:t xml:space="preserve">dev.to/chuckm</w:t>
-        </w:r>
-      </w:hyperlink>
-    </w:p>
-    <w:p>
-      <w:pPr>
-        <w:numPr>
-          <w:ilvl w:val="0"/>
-          <w:numId w:val="1007"/>
-        </w:numPr>
-        <w:pStyle w:val="Compact"/>
-      </w:pPr>
-      <w:r>
-        <w:rPr>
-          <w:bCs/>
-          <w:b/>
-        </w:rPr>
-        <w:t xml:space="preserve">Talks:</w:t>
-      </w:r>
-      <w:r>
-        <w:t xml:space="preserve"> </w:t>
-      </w:r>
-      <w:hyperlink r:id="rId40">
-        <w:r>
-          <w:rPr>
-            <w:rStyle w:val="Hyperlink"/>
-          </w:rPr>
-          <w:t xml:space="preserve">DevRelCon 2026, Blog While the Context is Fresh</w:t>
-        </w:r>
-      </w:hyperlink>
-      <w:r>
-        <w:t xml:space="preserve"> </w:t>
-      </w:r>
-      <w:r>
-        <w:t xml:space="preserve">·</w:t>
-      </w:r>
-      <w:r>
-        <w:t xml:space="preserve"> </w:t>
-      </w:r>
-      <w:hyperlink r:id="rId41">
-        <w:r>
-          <w:rPr>
-            <w:rStyle w:val="Hyperlink"/>
-          </w:rPr>
-          <w:t xml:space="preserve">Haystack US 2025 lightning talk, Agentic query understanding using search MCPs</w:t>
-        </w:r>
-      </w:hyperlink>
-      <w:r>
-        <w:t xml:space="preserve"> </w:t>
-      </w:r>
-      <w:r>
-        <w:t xml:space="preserve">·</w:t>
-      </w:r>
-      <w:r>
-        <w:t xml:space="preserve"> </w:t>
-      </w:r>
-      <w:hyperlink r:id="rId42">
-        <w:r>
-          <w:rPr>
-            <w:rStyle w:val="Hyperlink"/>
-          </w:rPr>
-          <w:t xml:space="preserve">AWS re:Invent 2018, Deployment Scenarios with AWS CloudFormation</w:t>
-        </w:r>
-      </w:hyperlink>
-      <w:r>
-        <w:t xml:space="preserve"> </w:t>
-      </w:r>
-      <w:r>
-        <w:t xml:space="preserve">(11,000+ views) ·</w:t>
-      </w:r>
-      <w:r>
-        <w:t xml:space="preserve"> </w:t>
-      </w:r>
-      <w:hyperlink r:id="rId43">
-        <w:r>
-          <w:rPr>
-            <w:rStyle w:val="Hyperlink"/>
-          </w:rPr>
-          <w:t xml:space="preserve">Search relevance panel, Finding out what’s best</w:t>
-        </w:r>
-      </w:hyperlink>
-    </w:p>
-    <w:p>
-      <w:pPr>
-        <w:numPr>
-          <w:ilvl w:val="0"/>
-          <w:numId w:val="1007"/>
-        </w:numPr>
-        <w:pStyle w:val="Compact"/>
-      </w:pPr>
-      <w:r>
-        <w:rPr>
-          <w:bCs/>
-          <w:b/>
-        </w:rPr>
-        <w:t xml:space="preserve">Live coding and community:</w:t>
-      </w:r>
-      <w:r>
-        <w:t xml:space="preserve"> </w:t>
-      </w:r>
-      <w:hyperlink r:id="rId44">
-        <w:r>
-          <w:rPr>
-            <w:rStyle w:val="Hyperlink"/>
-          </w:rPr>
-          <w:t xml:space="preserve">Adding search insights to InstantSearch applications</w:t>
-        </w:r>
-      </w:hyperlink>
-      <w:r>
-        <w:t xml:space="preserve"> </w:t>
-      </w:r>
-      <w:r>
-        <w:t xml:space="preserve">(2,000+ views) ·</w:t>
-      </w:r>
-      <w:r>
-        <w:t xml:space="preserve"> </w:t>
-      </w:r>
-      <w:hyperlink r:id="rId45">
-        <w:r>
-          <w:rPr>
-            <w:rStyle w:val="Hyperlink"/>
-          </w:rPr>
-          <w:t xml:space="preserve">Fireside chat, Algolia-Hyvä integration on Magento 2</w:t>
-        </w:r>
-      </w:hyperlink>
-      <w:r>
-        <w:t xml:space="preserve"> </w:t>
-      </w:r>
-      <w:r>
-        <w:t xml:space="preserve">·</w:t>
-      </w:r>
-      <w:r>
-        <w:t xml:space="preserve"> </w:t>
-      </w:r>
-      <w:hyperlink r:id="rId46">
-        <w:r>
-          <w:rPr>
-            <w:rStyle w:val="Hyperlink"/>
-          </w:rPr>
-          <w:t xml:space="preserve">The WebDev Challenge, Future of AI-native UX</w:t>
-        </w:r>
-      </w:hyperlink>
-    </w:p>
-    <w:bookmarkEnd w:id="47"/>
-    <w:bookmarkStart w:id="48" w:name="education"/>
-    <w:p>
-      <w:pPr>
-        <w:pStyle w:val="Heading2"/>
-      </w:pPr>
-      <w:r>
-        <w:t xml:space="preserve">EDUCATION</w:t>
-      </w:r>
-    </w:p>
-    <w:p>
-      <w:pPr>
-        <w:pStyle w:val="FirstParagraph"/>
-      </w:pPr>
-      <w:r>
-        <w:rPr>
-          <w:bCs/>
-          <w:b/>
-        </w:rPr>
         <w:t xml:space="preserve">Bachelor of Science</w:t>
       </w:r>
       <w:r>
-        <w:t xml:space="preserve">, Mathematics and Computer Science</w:t>
+        <w:t xml:space="preserve">, Mathematics and Computer Science (Cum Laude)</w:t>
       </w:r>
       <w:r>
         <w:br/>

--- a/output/chuck_meyer_resume.docx
+++ b/output/chuck_meyer_resume.docx
@@ -71,7 +71,7 @@
         <w:pStyle w:val="FirstParagraph"/>
       </w:pPr>
       <w:r>
-        <w:t xml:space="preserve">Developer Relations leader who builds and scales developer communities for API-first platforms: a 2,000+ member Discord, a zero-downtime docs migration, and five years hosting Algolia DevCon. Currently focused on developer experience for AI agents, building conversational search with MCP and tool-calling agents and writing about agent-ready developer tooling. Deep security background from advising CISOs on cloud infrastructure and compliance.</w:t>
+        <w:t xml:space="preserve">Developer Relations leader for small, embedded teams. At each company I look for the biggest gap between the product and the developers using it, then build what closes it: cfn-lint, a CloudFormation linter now downloaded 11M+ times a month; a partner integration portal; and, at Algolia, tooling and docs that work for agents as well as people. Then I work alongside the community, through live coding, hackathons and demos, to show it works.</w:t>
       </w:r>
     </w:p>
     <w:bookmarkEnd w:id="22"/>
@@ -379,7 +379,7 @@
         </w:r>
       </w:hyperlink>
       <w:r>
-        <w:t xml:space="preserve">, and deployed it at eight conferences in six months, including Microsoft Build, Gartner, Adobe Summit, Shoptalk and eTail, each in a week or less</w:t>
+        <w:t xml:space="preserve">, and deployed it at eight conferences in six months, including Microsoft Build, Gartner, Adobe Summit, Shoptalk and eTail, each in a week or less, engaging booth visitors with 733 trading cards claimed</w:t>
       </w:r>
     </w:p>
     <w:p>
@@ -433,7 +433,7 @@
         <w:pStyle w:val="Compact"/>
       </w:pPr>
       <w:r>
-        <w:t xml:space="preserve">Host live coding sessions with partners, cross-pollinating user communities, and built demo applications such as a video transcription search (avsearch)</w:t>
+        <w:t xml:space="preserve">Host live coding sessions with partners, and sponsored and judged hackathons alongside dev.to, Code &amp; Coffee and Hackernoon</w:t>
       </w:r>
     </w:p>
     <w:p>
@@ -611,7 +611,7 @@
         </w:r>
       </w:hyperlink>
       <w:r>
-        <w:t xml:space="preserve">, the open source CloudFormation template linter (2,600+ GitHub stars), including commissioning its logo and launch stickers</w:t>
+        <w:t xml:space="preserve">, the open source CloudFormation template linter (2,600+ GitHub stars, 11M+ monthly PyPI downloads today), including commissioning its logo and launch stickers</w:t>
       </w:r>
     </w:p>
     <w:p>

--- a/output/chuck_meyer_resume.docx
+++ b/output/chuck_meyer_resume.docx
@@ -2,7 +2,7 @@
 <file path=word/document.xml><?xml version="1.0" encoding="utf-8"?>
 <w:document xmlns:w="http://schemas.openxmlformats.org/wordprocessingml/2006/main" xmlns:m="http://schemas.openxmlformats.org/officeDocument/2006/math" xmlns:r="http://schemas.openxmlformats.org/officeDocument/2006/relationships" xmlns:o="urn:schemas-microsoft-com:office:office" xmlns:v="urn:schemas-microsoft-com:vml" xmlns:w10="urn:schemas-microsoft-com:office:word" xmlns:a="http://schemas.openxmlformats.org/drawingml/2006/main" xmlns:pic="http://schemas.openxmlformats.org/drawingml/2006/picture" xmlns:wp="http://schemas.openxmlformats.org/drawingml/2006/wordprocessingDrawing">
   <w:body>
-    <w:bookmarkStart w:id="49" w:name="charles-chuck-meyer"/>
+    <w:bookmarkStart w:id="48" w:name="charles-chuck-meyer"/>
     <w:p>
       <w:pPr>
         <w:pStyle w:val="Heading1"/>
@@ -245,7 +245,7 @@
       </w:r>
     </w:p>
     <w:bookmarkEnd w:id="23"/>
-    <w:bookmarkStart w:id="26" w:name="experience"/>
+    <w:bookmarkStart w:id="25" w:name="experience"/>
     <w:p>
       <w:pPr>
         <w:pStyle w:val="Heading2"/>
@@ -317,7 +317,7 @@
         <w:pStyle w:val="Compact"/>
       </w:pPr>
       <w:r>
-        <w:t xml:space="preserve">Lead the docs and developer advocacy teams (up to five direct reports: advocates, technical writers, developer marketers) for Algolia’s API-first search platform</w:t>
+        <w:t xml:space="preserve">Lead the docs and developer advocacy teams (up to five direct reports) for Algolia’s API-first search platform</w:t>
       </w:r>
     </w:p>
     <w:p>
@@ -329,7 +329,7 @@
         <w:pStyle w:val="Compact"/>
       </w:pPr>
       <w:r>
-        <w:t xml:space="preserve">Led the Algolia documentation migration from a homegrown platform to Mintlify with zero downtime</w:t>
+        <w:t xml:space="preserve">Led the documentation migration from a homegrown platform to Mintlify with zero downtime, then made the docs readable by agents with llms.txt and Algolia’s library on Context7</w:t>
       </w:r>
     </w:p>
     <w:p>
@@ -341,7 +341,7 @@
         <w:pStyle w:val="Compact"/>
       </w:pPr>
       <w:r>
-        <w:t xml:space="preserve">Launched the Algolia Discord from 0 to 2,000+ active developers in one year</w:t>
+        <w:t xml:space="preserve">Wrote the engineering post showing the rebuilt Algolia CLI is agent-ready, mapping its schema introspection, structured output, dry-run validation and scoped auth to published agent-first CLI design principles (a top-five Algolia engineering blog post for February to August 2026)</w:t>
       </w:r>
     </w:p>
     <w:p>
@@ -353,7 +353,7 @@
         <w:pStyle w:val="Compact"/>
       </w:pPr>
       <w:r>
-        <w:t xml:space="preserve">Host Algolia DevCon, the annual developer conference, for five consecutive years (2026 edition on October 1), plus quarterly developer livestreams with 200-500 concurrent attendees</w:t>
+        <w:t xml:space="preserve">Built TCG Search, a reusable agentic demo platform, and stood it up at eight conferences, including Microsoft Build, Gartner and Adobe Summit, each in a week or less, with 733 trading cards claimed by booth visitors</w:t>
       </w:r>
     </w:p>
     <w:p>
@@ -365,21 +365,7 @@
         <w:pStyle w:val="Compact"/>
       </w:pPr>
       <w:r>
-        <w:t xml:space="preserve">Built a reusable agentic demo platform,</w:t>
-      </w:r>
-      <w:r>
-        <w:t xml:space="preserve"> </w:t>
-      </w:r>
-      <w:hyperlink r:id="rId24">
-        <w:r>
-          <w:rPr>
-            <w:rStyle w:val="Hyperlink"/>
-          </w:rPr>
-          <w:t xml:space="preserve">TCG Search</w:t>
-        </w:r>
-      </w:hyperlink>
-      <w:r>
-        <w:t xml:space="preserve">, and deployed it at eight conferences in six months, including Microsoft Build, Gartner, Adobe Summit, Shoptalk and eTail, each in a week or less, engaging booth visitors with 733 trading cards claimed</w:t>
+        <w:t xml:space="preserve">Launched the Algolia Discord from 0 to 2,000+ developers in a year; host Algolia DevCon, the annual developer conference, for five years, plus quarterly livestreams of 200-500 attendees</w:t>
       </w:r>
     </w:p>
     <w:p>
@@ -391,97 +377,7 @@
         <w:pStyle w:val="Compact"/>
       </w:pPr>
       <w:r>
-        <w:t xml:space="preserve">Published agent-focused engineering content:</w:t>
-      </w:r>
-      <w:r>
-        <w:t xml:space="preserve"> </w:t>
-      </w:r>
-      <w:r>
-        <w:t xml:space="preserve">“</w:t>
-      </w:r>
-      <w:r>
-        <w:t xml:space="preserve">We rewrote the Algolia CLI for AI agents</w:t>
-      </w:r>
-      <w:r>
-        <w:t xml:space="preserve">”</w:t>
-      </w:r>
-      <w:r>
-        <w:t xml:space="preserve"> </w:t>
-      </w:r>
-      <w:r>
-        <w:t xml:space="preserve">(a top-five Algolia engineering blog post for February to August 2026) and</w:t>
-      </w:r>
-      <w:r>
-        <w:t xml:space="preserve"> </w:t>
-      </w:r>
-      <w:r>
-        <w:t xml:space="preserve">“</w:t>
-      </w:r>
-      <w:r>
-        <w:t xml:space="preserve">Chat, meet the Searchbox</w:t>
-      </w:r>
-      <w:r>
-        <w:t xml:space="preserve">”</w:t>
-      </w:r>
-    </w:p>
-    <w:p>
-      <w:pPr>
-        <w:numPr>
-          <w:ilvl w:val="0"/>
-          <w:numId w:val="1001"/>
-        </w:numPr>
-        <w:pStyle w:val="Compact"/>
-      </w:pPr>
-      <w:r>
-        <w:t xml:space="preserve">Host live coding sessions with partners, and sponsored and judged hackathons alongside dev.to, Code &amp; Coffee and Hackernoon</w:t>
-      </w:r>
-    </w:p>
-    <w:p>
-      <w:pPr>
-        <w:numPr>
-          <w:ilvl w:val="0"/>
-          <w:numId w:val="1001"/>
-        </w:numPr>
-        <w:pStyle w:val="Compact"/>
-      </w:pPr>
-      <w:r>
-        <w:t xml:space="preserve">Produced the Quick Start video embedded in the getting-started docs (more first-month views than any Algolia engineering blog post that half)</w:t>
-      </w:r>
-    </w:p>
-    <w:p>
-      <w:pPr>
-        <w:numPr>
-          <w:ilvl w:val="0"/>
-          <w:numId w:val="1001"/>
-        </w:numPr>
-        <w:pStyle w:val="Compact"/>
-      </w:pPr>
-      <w:r>
-        <w:t xml:space="preserve">Claimed Algolia’s library on Context7 and moved llms.txt to its canonical location so AI tools can read the docs</w:t>
-      </w:r>
-    </w:p>
-    <w:p>
-      <w:pPr>
-        <w:numPr>
-          <w:ilvl w:val="0"/>
-          <w:numId w:val="1001"/>
-        </w:numPr>
-        <w:pStyle w:val="Compact"/>
-      </w:pPr>
-      <w:r>
-        <w:t xml:space="preserve">Editor and coach for internal and external technical content, giving pre-publication feedback on blogs, tutorials and speaker sessions</w:t>
-      </w:r>
-    </w:p>
-    <w:p>
-      <w:pPr>
-        <w:numPr>
-          <w:ilvl w:val="0"/>
-          <w:numId w:val="1001"/>
-        </w:numPr>
-        <w:pStyle w:val="Compact"/>
-      </w:pPr>
-      <w:r>
-        <w:t xml:space="preserve">Spoke to Algolia’s Aspiring Managers Program on moving from IC to manager</w:t>
+        <w:t xml:space="preserve">Run live coding sessions, hackathons (with dev.to, Code &amp; Coffee and Hackernoon) and the Quick Start video embedded in the getting-started docs</w:t>
       </w:r>
     </w:p>
     <w:p>
@@ -602,7 +498,7 @@
       <w:r>
         <w:t xml:space="preserve"> </w:t>
       </w:r>
-      <w:hyperlink r:id="rId25">
+      <w:hyperlink r:id="rId24">
         <w:r>
           <w:rPr>
             <w:rStyle w:val="Hyperlink"/>
@@ -742,8 +638,8 @@
         <w:t xml:space="preserve">Built PCI-compliant infrastructure with Elastic Beanstalk, Packer, Puppet and CloudFormation, and a CI/CD pipeline for IAM governance with CodePipeline, Ansible and CloudFormation</w:t>
       </w:r>
     </w:p>
-    <w:bookmarkEnd w:id="26"/>
-    <w:bookmarkStart w:id="31" w:name="selected-projects"/>
+    <w:bookmarkEnd w:id="25"/>
+    <w:bookmarkStart w:id="30" w:name="selected-projects"/>
     <w:p>
       <w:pPr>
         <w:pStyle w:val="Heading2"/>
@@ -760,7 +656,7 @@
         </w:numPr>
         <w:pStyle w:val="Compact"/>
       </w:pPr>
-      <w:hyperlink r:id="rId27">
+      <w:hyperlink r:id="rId26">
         <w:r>
           <w:rPr>
             <w:rStyle w:val="Hyperlink"/>
@@ -782,7 +678,7 @@
         </w:numPr>
         <w:pStyle w:val="Compact"/>
       </w:pPr>
-      <w:hyperlink r:id="rId28">
+      <w:hyperlink r:id="rId27">
         <w:r>
           <w:rPr>
             <w:rStyle w:val="Hyperlink"/>
@@ -804,7 +700,7 @@
         </w:numPr>
         <w:pStyle w:val="Compact"/>
       </w:pPr>
-      <w:hyperlink r:id="rId29">
+      <w:hyperlink r:id="rId28">
         <w:r>
           <w:rPr>
             <w:rStyle w:val="Hyperlink"/>
@@ -826,7 +722,7 @@
         </w:numPr>
         <w:pStyle w:val="Compact"/>
       </w:pPr>
-      <w:hyperlink r:id="rId30">
+      <w:hyperlink r:id="rId29">
         <w:r>
           <w:rPr>
             <w:rStyle w:val="Hyperlink"/>
@@ -840,8 +736,8 @@
         <w:t xml:space="preserve">: minimal MCP server over Streamable HTTP, with a companion tutorial</w:t>
       </w:r>
     </w:p>
-    <w:bookmarkEnd w:id="31"/>
-    <w:bookmarkStart w:id="47" w:name="writing-and-speaking"/>
+    <w:bookmarkEnd w:id="30"/>
+    <w:bookmarkStart w:id="46" w:name="writing-and-speaking"/>
     <w:p>
       <w:pPr>
         <w:pStyle w:val="Heading2"/>
@@ -868,12 +764,29 @@
       <w:r>
         <w:t xml:space="preserve"> </w:t>
       </w:r>
+      <w:hyperlink r:id="rId31">
+        <w:r>
+          <w:rPr>
+            <w:rStyle w:val="Hyperlink"/>
+          </w:rPr>
+          <w:t xml:space="preserve">We rewrote the Algolia CLI for AI agents</w:t>
+        </w:r>
+      </w:hyperlink>
+      <w:r>
+        <w:t xml:space="preserve"> </w:t>
+      </w:r>
+      <w:r>
+        <w:t xml:space="preserve">(2026),</w:t>
+      </w:r>
+      <w:r>
+        <w:t xml:space="preserve"> </w:t>
+      </w:r>
       <w:hyperlink r:id="rId32">
         <w:r>
           <w:rPr>
             <w:rStyle w:val="Hyperlink"/>
           </w:rPr>
-          <w:t xml:space="preserve">We rewrote the Algolia CLI for AI agents</w:t>
+          <w:t xml:space="preserve">Chat, meet the Searchbox</w:t>
         </w:r>
       </w:hyperlink>
       <w:r>
@@ -890,7 +803,7 @@
           <w:rPr>
             <w:rStyle w:val="Hyperlink"/>
           </w:rPr>
-          <w:t xml:space="preserve">Chat, meet the Searchbox</w:t>
+          <w:t xml:space="preserve">The Agent Factory</w:t>
         </w:r>
       </w:hyperlink>
       <w:r>
@@ -907,14 +820,50 @@
           <w:rPr>
             <w:rStyle w:val="Hyperlink"/>
           </w:rPr>
-          <w:t xml:space="preserve">The Agent Factory</w:t>
+          <w:t xml:space="preserve">Building a JavaScript</w:t>
+        </w:r>
+        <w:r>
+          <w:rPr>
+            <w:rStyle w:val="Hyperlink"/>
+          </w:rPr>
+          <w:t xml:space="preserve"> </w:t>
+        </w:r>
+        <w:r>
+          <w:rPr>
+            <w:rStyle w:val="Hyperlink"/>
+          </w:rPr>
+          <w:t xml:space="preserve">“</w:t>
+        </w:r>
+        <w:r>
+          <w:rPr>
+            <w:rStyle w:val="Hyperlink"/>
+          </w:rPr>
+          <w:t xml:space="preserve">Hello, World</w:t>
+        </w:r>
+        <w:r>
+          <w:rPr>
+            <w:rStyle w:val="Hyperlink"/>
+          </w:rPr>
+          <w:t xml:space="preserve">”</w:t>
+        </w:r>
+        <w:r>
+          <w:rPr>
+            <w:rStyle w:val="Hyperlink"/>
+          </w:rPr>
+          <w:t xml:space="preserve"> </w:t>
+        </w:r>
+        <w:r>
+          <w:rPr>
+            <w:rStyle w:val="Hyperlink"/>
+          </w:rPr>
+          <w:t xml:space="preserve">MCP server</w:t>
         </w:r>
       </w:hyperlink>
       <w:r>
         <w:t xml:space="preserve"> </w:t>
       </w:r>
       <w:r>
-        <w:t xml:space="preserve">(2026),</w:t>
+        <w:t xml:space="preserve">(my best-performing dev.to post since 2022),</w:t>
       </w:r>
       <w:r>
         <w:t xml:space="preserve"> </w:t>
@@ -924,50 +873,11 @@
           <w:rPr>
             <w:rStyle w:val="Hyperlink"/>
           </w:rPr>
-          <w:t xml:space="preserve">Building a JavaScript</w:t>
-        </w:r>
-        <w:r>
-          <w:rPr>
-            <w:rStyle w:val="Hyperlink"/>
-          </w:rPr>
-          <w:t xml:space="preserve"> </w:t>
-        </w:r>
-        <w:r>
-          <w:rPr>
-            <w:rStyle w:val="Hyperlink"/>
-          </w:rPr>
-          <w:t xml:space="preserve">“</w:t>
-        </w:r>
-        <w:r>
-          <w:rPr>
-            <w:rStyle w:val="Hyperlink"/>
-          </w:rPr>
-          <w:t xml:space="preserve">Hello, World</w:t>
-        </w:r>
-        <w:r>
-          <w:rPr>
-            <w:rStyle w:val="Hyperlink"/>
-          </w:rPr>
-          <w:t xml:space="preserve">”</w:t>
-        </w:r>
-        <w:r>
-          <w:rPr>
-            <w:rStyle w:val="Hyperlink"/>
-          </w:rPr>
-          <w:t xml:space="preserve"> </w:t>
-        </w:r>
-        <w:r>
-          <w:rPr>
-            <w:rStyle w:val="Hyperlink"/>
-          </w:rPr>
-          <w:t xml:space="preserve">MCP server</w:t>
+          <w:t xml:space="preserve">Customizing Algolia React components with Tailwind classes</w:t>
         </w:r>
       </w:hyperlink>
       <w:r>
-        <w:t xml:space="preserve"> </w:t>
-      </w:r>
-      <w:r>
-        <w:t xml:space="preserve">(my best-performing dev.to post since 2022),</w:t>
+        <w:t xml:space="preserve">,</w:t>
       </w:r>
       <w:r>
         <w:t xml:space="preserve"> </w:t>
@@ -977,7 +887,7 @@
           <w:rPr>
             <w:rStyle w:val="Hyperlink"/>
           </w:rPr>
-          <w:t xml:space="preserve">Customizing Algolia React components with Tailwind classes</w:t>
+          <w:t xml:space="preserve">Feature Spotlight: Trends Models in Recommend</w:t>
         </w:r>
       </w:hyperlink>
       <w:r>
@@ -991,33 +901,19 @@
           <w:rPr>
             <w:rStyle w:val="Hyperlink"/>
           </w:rPr>
-          <w:t xml:space="preserve">Feature Spotlight: Trends Models in Recommend</w:t>
+          <w:t xml:space="preserve">Git pre-commit validation of CloudFormation templates</w:t>
         </w:r>
       </w:hyperlink>
       <w:r>
-        <w:t xml:space="preserve">,</w:t>
+        <w:t xml:space="preserve"> </w:t>
+      </w:r>
+      <w:r>
+        <w:t xml:space="preserve">(AWS). More at</w:t>
       </w:r>
       <w:r>
         <w:t xml:space="preserve"> </w:t>
       </w:r>
       <w:hyperlink r:id="rId38">
-        <w:r>
-          <w:rPr>
-            <w:rStyle w:val="Hyperlink"/>
-          </w:rPr>
-          <w:t xml:space="preserve">Git pre-commit validation of CloudFormation templates</w:t>
-        </w:r>
-      </w:hyperlink>
-      <w:r>
-        <w:t xml:space="preserve"> </w:t>
-      </w:r>
-      <w:r>
-        <w:t xml:space="preserve">(AWS). More at</w:t>
-      </w:r>
-      <w:r>
-        <w:t xml:space="preserve"> </w:t>
-      </w:r>
-      <w:hyperlink r:id="rId39">
         <w:r>
           <w:rPr>
             <w:rStyle w:val="Hyperlink"/>
@@ -1044,12 +940,29 @@
       <w:r>
         <w:t xml:space="preserve"> </w:t>
       </w:r>
+      <w:hyperlink r:id="rId39">
+        <w:r>
+          <w:rPr>
+            <w:rStyle w:val="Hyperlink"/>
+          </w:rPr>
+          <w:t xml:space="preserve">DevRelCon 2026, Blog While the Context is Fresh</w:t>
+        </w:r>
+      </w:hyperlink>
+      <w:r>
+        <w:t xml:space="preserve"> </w:t>
+      </w:r>
+      <w:r>
+        <w:t xml:space="preserve">·</w:t>
+      </w:r>
+      <w:r>
+        <w:t xml:space="preserve"> </w:t>
+      </w:r>
       <w:hyperlink r:id="rId40">
         <w:r>
           <w:rPr>
             <w:rStyle w:val="Hyperlink"/>
           </w:rPr>
-          <w:t xml:space="preserve">DevRelCon 2026, Blog While the Context is Fresh</w:t>
+          <w:t xml:space="preserve">Haystack US 2025 lightning talk, Agentic query understanding using search MCPs</w:t>
         </w:r>
       </w:hyperlink>
       <w:r>
@@ -1066,36 +979,19 @@
           <w:rPr>
             <w:rStyle w:val="Hyperlink"/>
           </w:rPr>
-          <w:t xml:space="preserve">Haystack US 2025 lightning talk, Agentic query understanding using search MCPs</w:t>
+          <w:t xml:space="preserve">AWS re:Invent 2018, Deployment Scenarios with AWS CloudFormation</w:t>
         </w:r>
       </w:hyperlink>
       <w:r>
         <w:t xml:space="preserve"> </w:t>
       </w:r>
       <w:r>
-        <w:t xml:space="preserve">·</w:t>
+        <w:t xml:space="preserve">(11,000+ views) ·</w:t>
       </w:r>
       <w:r>
         <w:t xml:space="preserve"> </w:t>
       </w:r>
       <w:hyperlink r:id="rId42">
-        <w:r>
-          <w:rPr>
-            <w:rStyle w:val="Hyperlink"/>
-          </w:rPr>
-          <w:t xml:space="preserve">AWS re:Invent 2018, Deployment Scenarios with AWS CloudFormation</w:t>
-        </w:r>
-      </w:hyperlink>
-      <w:r>
-        <w:t xml:space="preserve"> </w:t>
-      </w:r>
-      <w:r>
-        <w:t xml:space="preserve">(11,000+ views) ·</w:t>
-      </w:r>
-      <w:r>
-        <w:t xml:space="preserve"> </w:t>
-      </w:r>
-      <w:hyperlink r:id="rId43">
         <w:r>
           <w:rPr>
             <w:rStyle w:val="Hyperlink"/>
@@ -1122,19 +1018,36 @@
       <w:r>
         <w:t xml:space="preserve"> </w:t>
       </w:r>
+      <w:hyperlink r:id="rId43">
+        <w:r>
+          <w:rPr>
+            <w:rStyle w:val="Hyperlink"/>
+          </w:rPr>
+          <w:t xml:space="preserve">Adding search insights to InstantSearch applications</w:t>
+        </w:r>
+      </w:hyperlink>
+      <w:r>
+        <w:t xml:space="preserve"> </w:t>
+      </w:r>
+      <w:r>
+        <w:t xml:space="preserve">(2,000+ views) ·</w:t>
+      </w:r>
+      <w:r>
+        <w:t xml:space="preserve"> </w:t>
+      </w:r>
       <w:hyperlink r:id="rId44">
         <w:r>
           <w:rPr>
             <w:rStyle w:val="Hyperlink"/>
           </w:rPr>
-          <w:t xml:space="preserve">Adding search insights to InstantSearch applications</w:t>
+          <w:t xml:space="preserve">Fireside chat, Algolia-Hyvä integration on Magento 2</w:t>
         </w:r>
       </w:hyperlink>
       <w:r>
         <w:t xml:space="preserve"> </w:t>
       </w:r>
       <w:r>
-        <w:t xml:space="preserve">(2,000+ views) ·</w:t>
+        <w:t xml:space="preserve">·</w:t>
       </w:r>
       <w:r>
         <w:t xml:space="preserve"> </w:t>
@@ -1144,29 +1057,12 @@
           <w:rPr>
             <w:rStyle w:val="Hyperlink"/>
           </w:rPr>
-          <w:t xml:space="preserve">Fireside chat, Algolia-Hyvä integration on Magento 2</w:t>
+          <w:t xml:space="preserve">The WebDev Challenge, Future of AI-native UX</w:t>
         </w:r>
       </w:hyperlink>
-      <w:r>
-        <w:t xml:space="preserve"> </w:t>
-      </w:r>
-      <w:r>
-        <w:t xml:space="preserve">·</w:t>
-      </w:r>
-      <w:r>
-        <w:t xml:space="preserve"> </w:t>
-      </w:r>
-      <w:hyperlink r:id="rId46">
-        <w:r>
-          <w:rPr>
-            <w:rStyle w:val="Hyperlink"/>
-          </w:rPr>
-          <w:t xml:space="preserve">The WebDev Challenge, Future of AI-native UX</w:t>
-        </w:r>
-      </w:hyperlink>
-    </w:p>
-    <w:bookmarkEnd w:id="47"/>
-    <w:bookmarkStart w:id="48" w:name="education"/>
+    </w:p>
+    <w:bookmarkEnd w:id="46"/>
+    <w:bookmarkStart w:id="47" w:name="education"/>
     <w:p>
       <w:pPr>
         <w:pStyle w:val="Heading2"/>
@@ -1209,8 +1105,8 @@
         <w:t xml:space="preserve">Northern Kentucky University | 1997</w:t>
       </w:r>
     </w:p>
+    <w:bookmarkEnd w:id="47"/>
     <w:bookmarkEnd w:id="48"/>
-    <w:bookmarkEnd w:id="49"/>
     <w:sectPr/>
   </w:body>
 </w:document>

--- a/output/chuck_meyer_resume.docx
+++ b/output/chuck_meyer_resume.docx
@@ -2,7 +2,7 @@
 <file path=word/document.xml><?xml version="1.0" encoding="utf-8"?>
 <w:document xmlns:w="http://schemas.openxmlformats.org/wordprocessingml/2006/main" xmlns:m="http://schemas.openxmlformats.org/officeDocument/2006/math" xmlns:r="http://schemas.openxmlformats.org/officeDocument/2006/relationships" xmlns:o="urn:schemas-microsoft-com:office:office" xmlns:v="urn:schemas-microsoft-com:vml" xmlns:w10="urn:schemas-microsoft-com:office:word" xmlns:a="http://schemas.openxmlformats.org/drawingml/2006/main" xmlns:pic="http://schemas.openxmlformats.org/drawingml/2006/picture" xmlns:wp="http://schemas.openxmlformats.org/drawingml/2006/wordprocessingDrawing">
   <w:body>
-    <w:bookmarkStart w:id="48" w:name="charles-chuck-meyer"/>
+    <w:bookmarkStart w:id="45" w:name="charles-chuck-meyer"/>
     <w:p>
       <w:pPr>
         <w:pStyle w:val="Heading1"/>
@@ -245,7 +245,7 @@
       </w:r>
     </w:p>
     <w:bookmarkEnd w:id="23"/>
-    <w:bookmarkStart w:id="25" w:name="experience"/>
+    <w:bookmarkStart w:id="26" w:name="experience"/>
     <w:p>
       <w:pPr>
         <w:pStyle w:val="Heading2"/>
@@ -353,7 +353,21 @@
         <w:pStyle w:val="Compact"/>
       </w:pPr>
       <w:r>
-        <w:t xml:space="preserve">Built TCG Search, a reusable agentic demo platform, and stood it up at eight conferences, including Microsoft Build, Gartner and Adobe Summit, each in a week or less, with 733 trading cards claimed by booth visitors</w:t>
+        <w:t xml:space="preserve">Built</w:t>
+      </w:r>
+      <w:r>
+        <w:t xml:space="preserve"> </w:t>
+      </w:r>
+      <w:hyperlink r:id="rId24">
+        <w:r>
+          <w:rPr>
+            <w:rStyle w:val="Hyperlink"/>
+          </w:rPr>
+          <w:t xml:space="preserve">TCG Search</w:t>
+        </w:r>
+      </w:hyperlink>
+      <w:r>
+        <w:t xml:space="preserve">, a reusable demo where a multi-modal agent answers from the same Algolia retrieval layer as site search, showing why embedded agents need fast retrieval; deployed at eight conferences (Microsoft Build, Gartner, Adobe Summit and more), each in a week or less, with 733 cards claimed</w:t>
       </w:r>
     </w:p>
     <w:p>
@@ -498,7 +512,7 @@
       <w:r>
         <w:t xml:space="preserve"> </w:t>
       </w:r>
-      <w:hyperlink r:id="rId24">
+      <w:hyperlink r:id="rId25">
         <w:r>
           <w:rPr>
             <w:rStyle w:val="Hyperlink"/>
@@ -638,8 +652,8 @@
         <w:t xml:space="preserve">Built PCI-compliant infrastructure with Elastic Beanstalk, Packer, Puppet and CloudFormation, and a CI/CD pipeline for IAM governance with CodePipeline, Ansible and CloudFormation</w:t>
       </w:r>
     </w:p>
-    <w:bookmarkEnd w:id="25"/>
-    <w:bookmarkStart w:id="30" w:name="selected-projects"/>
+    <w:bookmarkEnd w:id="26"/>
+    <w:bookmarkStart w:id="31" w:name="selected-projects"/>
     <w:p>
       <w:pPr>
         <w:pStyle w:val="Heading2"/>
@@ -656,7 +670,7 @@
         </w:numPr>
         <w:pStyle w:val="Compact"/>
       </w:pPr>
-      <w:hyperlink r:id="rId26">
+      <w:hyperlink r:id="rId27">
         <w:r>
           <w:rPr>
             <w:rStyle w:val="Hyperlink"/>
@@ -667,7 +681,7 @@
         </w:r>
       </w:hyperlink>
       <w:r>
-        <w:t xml:space="preserve">: conference-booth demo with React/InstantSearch, an Algolia Agent Studio chat agent with evals, a card scanner, and serverless APIs on Vercel and Supabase</w:t>
+        <w:t xml:space="preserve">: conference-booth demo of a multi-modal chat agent grounded in the same index that powers search, built with React/InstantSearch, Agent Studio with evals, a card scanner, and serverless APIs on Vercel and Supabase</w:t>
       </w:r>
     </w:p>
     <w:p>
@@ -678,7 +692,7 @@
         </w:numPr>
         <w:pStyle w:val="Compact"/>
       </w:pPr>
-      <w:hyperlink r:id="rId27">
+      <w:hyperlink r:id="rId28">
         <w:r>
           <w:rPr>
             <w:rStyle w:val="Hyperlink"/>
@@ -700,7 +714,7 @@
         </w:numPr>
         <w:pStyle w:val="Compact"/>
       </w:pPr>
-      <w:hyperlink r:id="rId28">
+      <w:hyperlink r:id="rId29">
         <w:r>
           <w:rPr>
             <w:rStyle w:val="Hyperlink"/>
@@ -722,7 +736,7 @@
         </w:numPr>
         <w:pStyle w:val="Compact"/>
       </w:pPr>
-      <w:hyperlink r:id="rId29">
+      <w:hyperlink r:id="rId30">
         <w:r>
           <w:rPr>
             <w:rStyle w:val="Hyperlink"/>
@@ -736,8 +750,8 @@
         <w:t xml:space="preserve">: minimal MCP server over Streamable HTTP, with a companion tutorial</w:t>
       </w:r>
     </w:p>
-    <w:bookmarkEnd w:id="30"/>
-    <w:bookmarkStart w:id="46" w:name="writing-and-speaking"/>
+    <w:bookmarkEnd w:id="31"/>
+    <w:bookmarkStart w:id="43" w:name="writing-and-speaking"/>
     <w:p>
       <w:pPr>
         <w:pStyle w:val="Heading2"/>
@@ -764,7 +778,7 @@
       <w:r>
         <w:t xml:space="preserve"> </w:t>
       </w:r>
-      <w:hyperlink r:id="rId31">
+      <w:hyperlink r:id="rId32">
         <w:r>
           <w:rPr>
             <w:rStyle w:val="Hyperlink"/>
@@ -773,15 +787,12 @@
         </w:r>
       </w:hyperlink>
       <w:r>
-        <w:t xml:space="preserve"> </w:t>
-      </w:r>
-      <w:r>
-        <w:t xml:space="preserve">(2026),</w:t>
-      </w:r>
-      <w:r>
-        <w:t xml:space="preserve"> </w:t>
-      </w:r>
-      <w:hyperlink r:id="rId32">
+        <w:t xml:space="preserve">,</w:t>
+      </w:r>
+      <w:r>
+        <w:t xml:space="preserve"> </w:t>
+      </w:r>
+      <w:hyperlink r:id="rId33">
         <w:r>
           <w:rPr>
             <w:rStyle w:val="Hyperlink"/>
@@ -790,15 +801,12 @@
         </w:r>
       </w:hyperlink>
       <w:r>
-        <w:t xml:space="preserve"> </w:t>
-      </w:r>
-      <w:r>
-        <w:t xml:space="preserve">(2026),</w:t>
-      </w:r>
-      <w:r>
-        <w:t xml:space="preserve"> </w:t>
-      </w:r>
-      <w:hyperlink r:id="rId33">
+        <w:t xml:space="preserve">,</w:t>
+      </w:r>
+      <w:r>
+        <w:t xml:space="preserve"> </w:t>
+      </w:r>
+      <w:hyperlink r:id="rId34">
         <w:r>
           <w:rPr>
             <w:rStyle w:val="Hyperlink"/>
@@ -807,15 +815,12 @@
         </w:r>
       </w:hyperlink>
       <w:r>
-        <w:t xml:space="preserve"> </w:t>
-      </w:r>
-      <w:r>
-        <w:t xml:space="preserve">(2026),</w:t>
-      </w:r>
-      <w:r>
-        <w:t xml:space="preserve"> </w:t>
-      </w:r>
-      <w:hyperlink r:id="rId34">
+        <w:t xml:space="preserve">,</w:t>
+      </w:r>
+      <w:r>
+        <w:t xml:space="preserve"> </w:t>
+      </w:r>
+      <w:hyperlink r:id="rId35">
         <w:r>
           <w:rPr>
             <w:rStyle w:val="Hyperlink"/>
@@ -868,52 +873,21 @@
       <w:r>
         <w:t xml:space="preserve"> </w:t>
       </w:r>
-      <w:hyperlink r:id="rId35">
-        <w:r>
-          <w:rPr>
-            <w:rStyle w:val="Hyperlink"/>
-          </w:rPr>
-          <w:t xml:space="preserve">Customizing Algolia React components with Tailwind classes</w:t>
+      <w:hyperlink r:id="rId36">
+        <w:r>
+          <w:rPr>
+            <w:rStyle w:val="Hyperlink"/>
+          </w:rPr>
+          <w:t xml:space="preserve">Git pre-commit validation of CloudFormation templates</w:t>
         </w:r>
       </w:hyperlink>
       <w:r>
-        <w:t xml:space="preserve">,</w:t>
-      </w:r>
-      <w:r>
-        <w:t xml:space="preserve"> </w:t>
-      </w:r>
-      <w:hyperlink r:id="rId36">
-        <w:r>
-          <w:rPr>
-            <w:rStyle w:val="Hyperlink"/>
-          </w:rPr>
-          <w:t xml:space="preserve">Feature Spotlight: Trends Models in Recommend</w:t>
-        </w:r>
-      </w:hyperlink>
-      <w:r>
-        <w:t xml:space="preserve">,</w:t>
+        <w:t xml:space="preserve">. More at</w:t>
       </w:r>
       <w:r>
         <w:t xml:space="preserve"> </w:t>
       </w:r>
       <w:hyperlink r:id="rId37">
-        <w:r>
-          <w:rPr>
-            <w:rStyle w:val="Hyperlink"/>
-          </w:rPr>
-          <w:t xml:space="preserve">Git pre-commit validation of CloudFormation templates</w:t>
-        </w:r>
-      </w:hyperlink>
-      <w:r>
-        <w:t xml:space="preserve"> </w:t>
-      </w:r>
-      <w:r>
-        <w:t xml:space="preserve">(AWS). More at</w:t>
-      </w:r>
-      <w:r>
-        <w:t xml:space="preserve"> </w:t>
-      </w:r>
-      <w:hyperlink r:id="rId38">
         <w:r>
           <w:rPr>
             <w:rStyle w:val="Hyperlink"/>
@@ -940,12 +914,29 @@
       <w:r>
         <w:t xml:space="preserve"> </w:t>
       </w:r>
+      <w:hyperlink r:id="rId38">
+        <w:r>
+          <w:rPr>
+            <w:rStyle w:val="Hyperlink"/>
+          </w:rPr>
+          <w:t xml:space="preserve">DevRelCon 2026, Blog While the Context is Fresh</w:t>
+        </w:r>
+      </w:hyperlink>
+      <w:r>
+        <w:t xml:space="preserve"> </w:t>
+      </w:r>
+      <w:r>
+        <w:t xml:space="preserve">·</w:t>
+      </w:r>
+      <w:r>
+        <w:t xml:space="preserve"> </w:t>
+      </w:r>
       <w:hyperlink r:id="rId39">
         <w:r>
           <w:rPr>
             <w:rStyle w:val="Hyperlink"/>
           </w:rPr>
-          <w:t xml:space="preserve">DevRelCon 2026, Blog While the Context is Fresh</w:t>
+          <w:t xml:space="preserve">Haystack US 2025, Agentic query understanding using search MCPs</w:t>
         </w:r>
       </w:hyperlink>
       <w:r>
@@ -962,43 +953,15 @@
           <w:rPr>
             <w:rStyle w:val="Hyperlink"/>
           </w:rPr>
-          <w:t xml:space="preserve">Haystack US 2025 lightning talk, Agentic query understanding using search MCPs</w:t>
+          <w:t xml:space="preserve">AWS re:Invent 2018, Deployment Scenarios with AWS CloudFormation</w:t>
         </w:r>
       </w:hyperlink>
       <w:r>
         <w:t xml:space="preserve"> </w:t>
       </w:r>
       <w:r>
-        <w:t xml:space="preserve">·</w:t>
-      </w:r>
-      <w:r>
-        <w:t xml:space="preserve"> </w:t>
-      </w:r>
-      <w:hyperlink r:id="rId41">
-        <w:r>
-          <w:rPr>
-            <w:rStyle w:val="Hyperlink"/>
-          </w:rPr>
-          <w:t xml:space="preserve">AWS re:Invent 2018, Deployment Scenarios with AWS CloudFormation</w:t>
-        </w:r>
-      </w:hyperlink>
-      <w:r>
-        <w:t xml:space="preserve"> </w:t>
-      </w:r>
-      <w:r>
-        <w:t xml:space="preserve">(11,000+ views) ·</w:t>
-      </w:r>
-      <w:r>
-        <w:t xml:space="preserve"> </w:t>
-      </w:r>
-      <w:hyperlink r:id="rId42">
-        <w:r>
-          <w:rPr>
-            <w:rStyle w:val="Hyperlink"/>
-          </w:rPr>
-          <w:t xml:space="preserve">Search relevance panel, Finding out what’s best</w:t>
-        </w:r>
-      </w:hyperlink>
+        <w:t xml:space="preserve">(11,000+ views)</w:t>
+      </w:r>
     </w:p>
     <w:p>
       <w:pPr>
@@ -1013,12 +976,12 @@
           <w:bCs/>
           <w:b/>
         </w:rPr>
-        <w:t xml:space="preserve">Live coding and community:</w:t>
-      </w:r>
-      <w:r>
-        <w:t xml:space="preserve"> </w:t>
-      </w:r>
-      <w:hyperlink r:id="rId43">
+        <w:t xml:space="preserve">Live coding:</w:t>
+      </w:r>
+      <w:r>
+        <w:t xml:space="preserve"> </w:t>
+      </w:r>
+      <w:hyperlink r:id="rId41">
         <w:r>
           <w:rPr>
             <w:rStyle w:val="Hyperlink"/>
@@ -1035,34 +998,17 @@
       <w:r>
         <w:t xml:space="preserve"> </w:t>
       </w:r>
-      <w:hyperlink r:id="rId44">
-        <w:r>
-          <w:rPr>
-            <w:rStyle w:val="Hyperlink"/>
-          </w:rPr>
-          <w:t xml:space="preserve">Fireside chat, Algolia-Hyvä integration on Magento 2</w:t>
+      <w:hyperlink r:id="rId42">
+        <w:r>
+          <w:rPr>
+            <w:rStyle w:val="Hyperlink"/>
+          </w:rPr>
+          <w:t xml:space="preserve">The WebDev Challenge, Future of AI-native UX</w:t>
         </w:r>
       </w:hyperlink>
-      <w:r>
-        <w:t xml:space="preserve"> </w:t>
-      </w:r>
-      <w:r>
-        <w:t xml:space="preserve">·</w:t>
-      </w:r>
-      <w:r>
-        <w:t xml:space="preserve"> </w:t>
-      </w:r>
-      <w:hyperlink r:id="rId45">
-        <w:r>
-          <w:rPr>
-            <w:rStyle w:val="Hyperlink"/>
-          </w:rPr>
-          <w:t xml:space="preserve">The WebDev Challenge, Future of AI-native UX</w:t>
-        </w:r>
-      </w:hyperlink>
-    </w:p>
-    <w:bookmarkEnd w:id="46"/>
-    <w:bookmarkStart w:id="47" w:name="education"/>
+    </w:p>
+    <w:bookmarkEnd w:id="43"/>
+    <w:bookmarkStart w:id="44" w:name="education"/>
     <w:p>
       <w:pPr>
         <w:pStyle w:val="Heading2"/>
@@ -1105,8 +1051,8 @@
         <w:t xml:space="preserve">Northern Kentucky University | 1997</w:t>
       </w:r>
     </w:p>
-    <w:bookmarkEnd w:id="47"/>
-    <w:bookmarkEnd w:id="48"/>
+    <w:bookmarkEnd w:id="44"/>
+    <w:bookmarkEnd w:id="45"/>
     <w:sectPr/>
   </w:body>
 </w:document>

--- a/output/chuck_meyer_resume.docx
+++ b/output/chuck_meyer_resume.docx
@@ -762,22 +762,24 @@
     </w:p>
     <w:p>
       <w:pPr>
-        <w:numPr>
-          <w:ilvl w:val="0"/>
-          <w:numId w:val="1007"/>
-        </w:numPr>
-        <w:pStyle w:val="Compact"/>
+        <w:pStyle w:val="FirstParagraph"/>
       </w:pPr>
       <w:r>
         <w:rPr>
           <w:bCs/>
           <w:b/>
         </w:rPr>
-        <w:t xml:space="preserve">Writing:</w:t>
-      </w:r>
-      <w:r>
-        <w:t xml:space="preserve"> </w:t>
-      </w:r>
+        <w:t xml:space="preserve">Writing</w:t>
+      </w:r>
+    </w:p>
+    <w:p>
+      <w:pPr>
+        <w:numPr>
+          <w:ilvl w:val="0"/>
+          <w:numId w:val="1007"/>
+        </w:numPr>
+        <w:pStyle w:val="Compact"/>
+      </w:pPr>
       <w:hyperlink r:id="rId32">
         <w:r>
           <w:rPr>
@@ -786,12 +788,15 @@
           <w:t xml:space="preserve">We rewrote the Algolia CLI for AI agents</w:t>
         </w:r>
       </w:hyperlink>
-      <w:r>
-        <w:t xml:space="preserve">,</w:t>
-      </w:r>
-      <w:r>
-        <w:t xml:space="preserve"> </w:t>
-      </w:r>
+    </w:p>
+    <w:p>
+      <w:pPr>
+        <w:numPr>
+          <w:ilvl w:val="0"/>
+          <w:numId w:val="1007"/>
+        </w:numPr>
+        <w:pStyle w:val="Compact"/>
+      </w:pPr>
       <w:hyperlink r:id="rId33">
         <w:r>
           <w:rPr>
@@ -800,12 +805,15 @@
           <w:t xml:space="preserve">Chat, meet the Searchbox</w:t>
         </w:r>
       </w:hyperlink>
-      <w:r>
-        <w:t xml:space="preserve">,</w:t>
-      </w:r>
-      <w:r>
-        <w:t xml:space="preserve"> </w:t>
-      </w:r>
+    </w:p>
+    <w:p>
+      <w:pPr>
+        <w:numPr>
+          <w:ilvl w:val="0"/>
+          <w:numId w:val="1007"/>
+        </w:numPr>
+        <w:pStyle w:val="Compact"/>
+      </w:pPr>
       <w:hyperlink r:id="rId34">
         <w:r>
           <w:rPr>
@@ -814,12 +822,15 @@
           <w:t xml:space="preserve">The Agent Factory</w:t>
         </w:r>
       </w:hyperlink>
-      <w:r>
-        <w:t xml:space="preserve">,</w:t>
-      </w:r>
-      <w:r>
-        <w:t xml:space="preserve"> </w:t>
-      </w:r>
+    </w:p>
+    <w:p>
+      <w:pPr>
+        <w:numPr>
+          <w:ilvl w:val="0"/>
+          <w:numId w:val="1007"/>
+        </w:numPr>
+        <w:pStyle w:val="Compact"/>
+      </w:pPr>
       <w:hyperlink r:id="rId35">
         <w:r>
           <w:rPr>
@@ -868,11 +879,17 @@
         <w:t xml:space="preserve"> </w:t>
       </w:r>
       <w:r>
-        <w:t xml:space="preserve">(my best-performing dev.to post since 2022),</w:t>
-      </w:r>
-      <w:r>
-        <w:t xml:space="preserve"> </w:t>
-      </w:r>
+        <w:t xml:space="preserve">(my best-performing dev.to post since 2022)</w:t>
+      </w:r>
+    </w:p>
+    <w:p>
+      <w:pPr>
+        <w:numPr>
+          <w:ilvl w:val="0"/>
+          <w:numId w:val="1007"/>
+        </w:numPr>
+        <w:pStyle w:val="Compact"/>
+      </w:pPr>
       <w:hyperlink r:id="rId36">
         <w:r>
           <w:rPr>
@@ -882,7 +899,10 @@
         </w:r>
       </w:hyperlink>
       <w:r>
-        <w:t xml:space="preserve">. More at</w:t>
+        <w:t xml:space="preserve"> </w:t>
+      </w:r>
+      <w:r>
+        <w:t xml:space="preserve">(AWS). More at</w:t>
       </w:r>
       <w:r>
         <w:t xml:space="preserve"> </w:t>
@@ -898,22 +918,24 @@
     </w:p>
     <w:p>
       <w:pPr>
-        <w:numPr>
-          <w:ilvl w:val="0"/>
-          <w:numId w:val="1007"/>
-        </w:numPr>
-        <w:pStyle w:val="Compact"/>
+        <w:pStyle w:val="FirstParagraph"/>
       </w:pPr>
       <w:r>
         <w:rPr>
           <w:bCs/>
           <w:b/>
         </w:rPr>
-        <w:t xml:space="preserve">Talks:</w:t>
-      </w:r>
-      <w:r>
-        <w:t xml:space="preserve"> </w:t>
-      </w:r>
+        <w:t xml:space="preserve">Speaking</w:t>
+      </w:r>
+    </w:p>
+    <w:p>
+      <w:pPr>
+        <w:numPr>
+          <w:ilvl w:val="0"/>
+          <w:numId w:val="1008"/>
+        </w:numPr>
+        <w:pStyle w:val="Compact"/>
+      </w:pPr>
       <w:hyperlink r:id="rId38">
         <w:r>
           <w:rPr>
@@ -922,15 +944,15 @@
           <w:t xml:space="preserve">DevRelCon 2026, Blog While the Context is Fresh</w:t>
         </w:r>
       </w:hyperlink>
-      <w:r>
-        <w:t xml:space="preserve"> </w:t>
-      </w:r>
-      <w:r>
-        <w:t xml:space="preserve">·</w:t>
-      </w:r>
-      <w:r>
-        <w:t xml:space="preserve"> </w:t>
-      </w:r>
+    </w:p>
+    <w:p>
+      <w:pPr>
+        <w:numPr>
+          <w:ilvl w:val="0"/>
+          <w:numId w:val="1008"/>
+        </w:numPr>
+        <w:pStyle w:val="Compact"/>
+      </w:pPr>
       <w:hyperlink r:id="rId39">
         <w:r>
           <w:rPr>
@@ -939,15 +961,15 @@
           <w:t xml:space="preserve">Haystack US 2025, Agentic query understanding using search MCPs</w:t>
         </w:r>
       </w:hyperlink>
-      <w:r>
-        <w:t xml:space="preserve"> </w:t>
-      </w:r>
-      <w:r>
-        <w:t xml:space="preserve">·</w:t>
-      </w:r>
-      <w:r>
-        <w:t xml:space="preserve"> </w:t>
-      </w:r>
+    </w:p>
+    <w:p>
+      <w:pPr>
+        <w:numPr>
+          <w:ilvl w:val="0"/>
+          <w:numId w:val="1008"/>
+        </w:numPr>
+        <w:pStyle w:val="Compact"/>
+      </w:pPr>
       <w:hyperlink r:id="rId40">
         <w:r>
           <w:rPr>
@@ -967,37 +989,33 @@
       <w:pPr>
         <w:numPr>
           <w:ilvl w:val="0"/>
-          <w:numId w:val="1007"/>
-        </w:numPr>
-        <w:pStyle w:val="Compact"/>
-      </w:pPr>
-      <w:r>
-        <w:rPr>
-          <w:bCs/>
-          <w:b/>
-        </w:rPr>
-        <w:t xml:space="preserve">Live coding:</w:t>
-      </w:r>
-      <w:r>
-        <w:t xml:space="preserve"> </w:t>
-      </w:r>
+          <w:numId w:val="1008"/>
+        </w:numPr>
+        <w:pStyle w:val="Compact"/>
+      </w:pPr>
       <w:hyperlink r:id="rId41">
         <w:r>
           <w:rPr>
             <w:rStyle w:val="Hyperlink"/>
           </w:rPr>
-          <w:t xml:space="preserve">Adding search insights to InstantSearch applications</w:t>
+          <w:t xml:space="preserve">Live coding: Adding search insights to InstantSearch applications</w:t>
         </w:r>
       </w:hyperlink>
       <w:r>
         <w:t xml:space="preserve"> </w:t>
       </w:r>
       <w:r>
-        <w:t xml:space="preserve">(2,000+ views) ·</w:t>
-      </w:r>
-      <w:r>
-        <w:t xml:space="preserve"> </w:t>
-      </w:r>
+        <w:t xml:space="preserve">(2,000+ views)</w:t>
+      </w:r>
+    </w:p>
+    <w:p>
+      <w:pPr>
+        <w:numPr>
+          <w:ilvl w:val="0"/>
+          <w:numId w:val="1008"/>
+        </w:numPr>
+        <w:pStyle w:val="Compact"/>
+      </w:pPr>
       <w:hyperlink r:id="rId42">
         <w:r>
           <w:rPr>
@@ -1257,6 +1275,9 @@
     <w:abstractNumId w:val="991"/>
   </w:num>
   <w:num w:numId="1007">
+    <w:abstractNumId w:val="991"/>
+  </w:num>
+  <w:num w:numId="1008">
     <w:abstractNumId w:val="991"/>
   </w:num>
 </w:numbering>

--- a/output/chuck_meyer_resume.docx
+++ b/output/chuck_meyer_resume.docx
@@ -2,7 +2,7 @@
 <file path=word/document.xml><?xml version="1.0" encoding="utf-8"?>
 <w:document xmlns:w="http://schemas.openxmlformats.org/wordprocessingml/2006/main" xmlns:m="http://schemas.openxmlformats.org/officeDocument/2006/math" xmlns:r="http://schemas.openxmlformats.org/officeDocument/2006/relationships" xmlns:o="urn:schemas-microsoft-com:office:office" xmlns:v="urn:schemas-microsoft-com:vml" xmlns:w10="urn:schemas-microsoft-com:office:word" xmlns:a="http://schemas.openxmlformats.org/drawingml/2006/main" xmlns:pic="http://schemas.openxmlformats.org/drawingml/2006/picture" xmlns:wp="http://schemas.openxmlformats.org/drawingml/2006/wordprocessingDrawing">
   <w:body>
-    <w:bookmarkStart w:id="45" w:name="charles-chuck-meyer"/>
+    <w:bookmarkStart w:id="44" w:name="charles-chuck-meyer"/>
     <w:p>
       <w:pPr>
         <w:pStyle w:val="Heading1"/>
@@ -751,7 +751,7 @@
       </w:r>
     </w:p>
     <w:bookmarkEnd w:id="31"/>
-    <w:bookmarkStart w:id="43" w:name="writing-and-speaking"/>
+    <w:bookmarkStart w:id="42" w:name="writing-and-speaking"/>
     <w:p>
       <w:pPr>
         <w:pStyle w:val="Heading2"/>
@@ -819,9 +819,51 @@
           <w:rPr>
             <w:rStyle w:val="Hyperlink"/>
           </w:rPr>
-          <w:t xml:space="preserve">The Agent Factory</w:t>
+          <w:t xml:space="preserve">Building a JavaScript</w:t>
+        </w:r>
+        <w:r>
+          <w:rPr>
+            <w:rStyle w:val="Hyperlink"/>
+          </w:rPr>
+          <w:t xml:space="preserve"> </w:t>
+        </w:r>
+        <w:r>
+          <w:rPr>
+            <w:rStyle w:val="Hyperlink"/>
+          </w:rPr>
+          <w:t xml:space="preserve">“</w:t>
+        </w:r>
+        <w:r>
+          <w:rPr>
+            <w:rStyle w:val="Hyperlink"/>
+          </w:rPr>
+          <w:t xml:space="preserve">Hello, World</w:t>
+        </w:r>
+        <w:r>
+          <w:rPr>
+            <w:rStyle w:val="Hyperlink"/>
+          </w:rPr>
+          <w:t xml:space="preserve">”</w:t>
+        </w:r>
+        <w:r>
+          <w:rPr>
+            <w:rStyle w:val="Hyperlink"/>
+          </w:rPr>
+          <w:t xml:space="preserve"> </w:t>
+        </w:r>
+        <w:r>
+          <w:rPr>
+            <w:rStyle w:val="Hyperlink"/>
+          </w:rPr>
+          <w:t xml:space="preserve">MCP server</w:t>
         </w:r>
       </w:hyperlink>
+      <w:r>
+        <w:t xml:space="preserve"> </w:t>
+      </w:r>
+      <w:r>
+        <w:t xml:space="preserve">(my best-performing dev.to post since 2022)</w:t>
+      </w:r>
     </w:p>
     <w:p>
       <w:pPr>
@@ -836,78 +878,19 @@
           <w:rPr>
             <w:rStyle w:val="Hyperlink"/>
           </w:rPr>
-          <w:t xml:space="preserve">Building a JavaScript</w:t>
-        </w:r>
-        <w:r>
-          <w:rPr>
-            <w:rStyle w:val="Hyperlink"/>
-          </w:rPr>
-          <w:t xml:space="preserve"> </w:t>
-        </w:r>
-        <w:r>
-          <w:rPr>
-            <w:rStyle w:val="Hyperlink"/>
-          </w:rPr>
-          <w:t xml:space="preserve">“</w:t>
-        </w:r>
-        <w:r>
-          <w:rPr>
-            <w:rStyle w:val="Hyperlink"/>
-          </w:rPr>
-          <w:t xml:space="preserve">Hello, World</w:t>
-        </w:r>
-        <w:r>
-          <w:rPr>
-            <w:rStyle w:val="Hyperlink"/>
-          </w:rPr>
-          <w:t xml:space="preserve">”</w:t>
-        </w:r>
-        <w:r>
-          <w:rPr>
-            <w:rStyle w:val="Hyperlink"/>
-          </w:rPr>
-          <w:t xml:space="preserve"> </w:t>
-        </w:r>
-        <w:r>
-          <w:rPr>
-            <w:rStyle w:val="Hyperlink"/>
-          </w:rPr>
-          <w:t xml:space="preserve">MCP server</w:t>
+          <w:t xml:space="preserve">Git pre-commit validation of CloudFormation templates</w:t>
         </w:r>
       </w:hyperlink>
       <w:r>
         <w:t xml:space="preserve"> </w:t>
       </w:r>
       <w:r>
-        <w:t xml:space="preserve">(my best-performing dev.to post since 2022)</w:t>
-      </w:r>
-    </w:p>
-    <w:p>
-      <w:pPr>
-        <w:numPr>
-          <w:ilvl w:val="0"/>
-          <w:numId w:val="1007"/>
-        </w:numPr>
-        <w:pStyle w:val="Compact"/>
-      </w:pPr>
+        <w:t xml:space="preserve">(AWS). More at</w:t>
+      </w:r>
+      <w:r>
+        <w:t xml:space="preserve"> </w:t>
+      </w:r>
       <w:hyperlink r:id="rId36">
-        <w:r>
-          <w:rPr>
-            <w:rStyle w:val="Hyperlink"/>
-          </w:rPr>
-          <w:t xml:space="preserve">Git pre-commit validation of CloudFormation templates</w:t>
-        </w:r>
-      </w:hyperlink>
-      <w:r>
-        <w:t xml:space="preserve"> </w:t>
-      </w:r>
-      <w:r>
-        <w:t xml:space="preserve">(AWS). More at</w:t>
-      </w:r>
-      <w:r>
-        <w:t xml:space="preserve"> </w:t>
-      </w:r>
-      <w:hyperlink r:id="rId37">
         <w:r>
           <w:rPr>
             <w:rStyle w:val="Hyperlink"/>
@@ -936,12 +919,29 @@
         </w:numPr>
         <w:pStyle w:val="Compact"/>
       </w:pPr>
+      <w:hyperlink r:id="rId37">
+        <w:r>
+          <w:rPr>
+            <w:rStyle w:val="Hyperlink"/>
+          </w:rPr>
+          <w:t xml:space="preserve">DevRelCon 2026, Blog While the Context is Fresh</w:t>
+        </w:r>
+      </w:hyperlink>
+    </w:p>
+    <w:p>
+      <w:pPr>
+        <w:numPr>
+          <w:ilvl w:val="0"/>
+          <w:numId w:val="1008"/>
+        </w:numPr>
+        <w:pStyle w:val="Compact"/>
+      </w:pPr>
       <w:hyperlink r:id="rId38">
         <w:r>
           <w:rPr>
             <w:rStyle w:val="Hyperlink"/>
           </w:rPr>
-          <w:t xml:space="preserve">DevRelCon 2026, Blog While the Context is Fresh</w:t>
+          <w:t xml:space="preserve">Haystack US 2025, Agentic query understanding using search MCPs</w:t>
         </w:r>
       </w:hyperlink>
     </w:p>
@@ -958,9 +958,15 @@
           <w:rPr>
             <w:rStyle w:val="Hyperlink"/>
           </w:rPr>
-          <w:t xml:space="preserve">Haystack US 2025, Agentic query understanding using search MCPs</w:t>
+          <w:t xml:space="preserve">AWS re:Invent 2018, Deployment Scenarios with AWS CloudFormation</w:t>
         </w:r>
       </w:hyperlink>
+      <w:r>
+        <w:t xml:space="preserve"> </w:t>
+      </w:r>
+      <w:r>
+        <w:t xml:space="preserve">(11,000+ views)</w:t>
+      </w:r>
     </w:p>
     <w:p>
       <w:pPr>
@@ -975,14 +981,14 @@
           <w:rPr>
             <w:rStyle w:val="Hyperlink"/>
           </w:rPr>
-          <w:t xml:space="preserve">AWS re:Invent 2018, Deployment Scenarios with AWS CloudFormation</w:t>
+          <w:t xml:space="preserve">Live coding: Adding search insights to InstantSearch applications</w:t>
         </w:r>
       </w:hyperlink>
       <w:r>
         <w:t xml:space="preserve"> </w:t>
       </w:r>
       <w:r>
-        <w:t xml:space="preserve">(11,000+ views)</w:t>
+        <w:t xml:space="preserve">(2,000+ views)</w:t>
       </w:r>
     </w:p>
     <w:p>
@@ -998,35 +1004,12 @@
           <w:rPr>
             <w:rStyle w:val="Hyperlink"/>
           </w:rPr>
-          <w:t xml:space="preserve">Live coding: Adding search insights to InstantSearch applications</w:t>
+          <w:t xml:space="preserve">The WebDev Challenge, Future of AI-native UX</w:t>
         </w:r>
       </w:hyperlink>
-      <w:r>
-        <w:t xml:space="preserve"> </w:t>
-      </w:r>
-      <w:r>
-        <w:t xml:space="preserve">(2,000+ views)</w:t>
-      </w:r>
-    </w:p>
-    <w:p>
-      <w:pPr>
-        <w:numPr>
-          <w:ilvl w:val="0"/>
-          <w:numId w:val="1008"/>
-        </w:numPr>
-        <w:pStyle w:val="Compact"/>
-      </w:pPr>
-      <w:hyperlink r:id="rId42">
-        <w:r>
-          <w:rPr>
-            <w:rStyle w:val="Hyperlink"/>
-          </w:rPr>
-          <w:t xml:space="preserve">The WebDev Challenge, Future of AI-native UX</w:t>
-        </w:r>
-      </w:hyperlink>
-    </w:p>
-    <w:bookmarkEnd w:id="43"/>
-    <w:bookmarkStart w:id="44" w:name="education"/>
+    </w:p>
+    <w:bookmarkEnd w:id="42"/>
+    <w:bookmarkStart w:id="43" w:name="education"/>
     <w:p>
       <w:pPr>
         <w:pStyle w:val="Heading2"/>
@@ -1069,8 +1052,8 @@
         <w:t xml:space="preserve">Northern Kentucky University | 1997</w:t>
       </w:r>
     </w:p>
+    <w:bookmarkEnd w:id="43"/>
     <w:bookmarkEnd w:id="44"/>
-    <w:bookmarkEnd w:id="45"/>
     <w:sectPr/>
   </w:body>
 </w:document>

--- a/output/chuck_meyer_resume.docx
+++ b/output/chuck_meyer_resume.docx
@@ -227,43 +227,53 @@
         </w:rPr>
         <w:t xml:space="preserve">AWS</w:t>
       </w:r>
-      <w:r>
-        <w:t xml:space="preserve"> </w:t>
-      </w:r>
-      <w:r>
-        <w:t xml:space="preserve">·</w:t>
-      </w:r>
-      <w:r>
-        <w:t xml:space="preserve"> </w:t>
-      </w:r>
+    </w:p>
+    <w:bookmarkEnd w:id="23"/>
+    <w:bookmarkStart w:id="27" w:name="experience"/>
+    <w:p>
+      <w:pPr>
+        <w:pStyle w:val="Heading2"/>
+      </w:pPr>
+      <w:r>
+        <w:t xml:space="preserve">EXPERIENCE</w:t>
+      </w:r>
+    </w:p>
+    <w:p>
+      <w:pPr>
+        <w:pStyle w:val="FirstParagraph"/>
+      </w:pPr>
       <w:r>
         <w:rPr>
           <w:bCs/>
           <w:b/>
         </w:rPr>
-        <w:t xml:space="preserve">Security &amp; Compliance</w:t>
-      </w:r>
-    </w:p>
-    <w:bookmarkEnd w:id="23"/>
-    <w:bookmarkStart w:id="26" w:name="experience"/>
-    <w:p>
-      <w:pPr>
-        <w:pStyle w:val="Heading2"/>
-      </w:pPr>
-      <w:r>
-        <w:t xml:space="preserve">EXPERIENCE</w:t>
-      </w:r>
-    </w:p>
-    <w:p>
-      <w:pPr>
-        <w:pStyle w:val="FirstParagraph"/>
-      </w:pPr>
+        <w:t xml:space="preserve">Senior Manager, Developer Relations</w:t>
+      </w:r>
+      <w:r>
+        <w:t xml:space="preserve"> </w:t>
+      </w:r>
+      <w:r>
+        <w:t xml:space="preserve">| Algolia |</w:t>
+      </w:r>
+      <w:r>
+        <w:t xml:space="preserve"> </w:t>
+      </w:r>
+      <w:r>
+        <w:rPr>
+          <w:iCs/>
+          <w:i/>
+        </w:rPr>
+        <w:t xml:space="preserve">August 2025 to present</w:t>
+      </w:r>
+      <w:r>
+        <w:br/>
+      </w:r>
       <w:r>
         <w:rPr>
           <w:bCs/>
           <w:b/>
         </w:rPr>
-        <w:t xml:space="preserve">Senior Manager, Developer Relations</w:t>
+        <w:t xml:space="preserve">Lead Developer Advocate</w:t>
       </w:r>
       <w:r>
         <w:t xml:space="preserve"> </w:t>
@@ -279,23 +289,137 @@
           <w:iCs/>
           <w:i/>
         </w:rPr>
-        <w:t xml:space="preserve">August 2025 to present</w:t>
-      </w:r>
-      <w:r>
-        <w:br/>
-      </w:r>
+        <w:t xml:space="preserve">August 2021 to August 2025</w:t>
+      </w:r>
+    </w:p>
+    <w:p>
+      <w:pPr>
+        <w:numPr>
+          <w:ilvl w:val="0"/>
+          <w:numId w:val="1001"/>
+        </w:numPr>
+        <w:pStyle w:val="Compact"/>
+      </w:pPr>
+      <w:r>
+        <w:t xml:space="preserve">Lead the docs and developer advocacy teams (up to five direct reports) for Algolia’s API-first search platform</w:t>
+      </w:r>
+    </w:p>
+    <w:p>
+      <w:pPr>
+        <w:numPr>
+          <w:ilvl w:val="0"/>
+          <w:numId w:val="1001"/>
+        </w:numPr>
+        <w:pStyle w:val="Compact"/>
+      </w:pPr>
+      <w:r>
+        <w:t xml:space="preserve">Led the documentation migration from a homegrown platform to Mintlify with zero downtime, then made the docs readable by agents with llms.txt and Algolia’s library on Context7</w:t>
+      </w:r>
+    </w:p>
+    <w:p>
+      <w:pPr>
+        <w:numPr>
+          <w:ilvl w:val="0"/>
+          <w:numId w:val="1001"/>
+        </w:numPr>
+        <w:pStyle w:val="Compact"/>
+      </w:pPr>
+      <w:r>
+        <w:t xml:space="preserve">Wrote the engineering post mapping the rebuilt Algolia CLI’s agent-ready features (schema introspection, structured output, dry-run, scoped auth) to agent-first design principles, a top-five Algolia engineering post for February to August 2026</w:t>
+      </w:r>
+    </w:p>
+    <w:p>
+      <w:pPr>
+        <w:numPr>
+          <w:ilvl w:val="0"/>
+          <w:numId w:val="1001"/>
+        </w:numPr>
+        <w:pStyle w:val="Compact"/>
+      </w:pPr>
+      <w:r>
+        <w:t xml:space="preserve">Built the</w:t>
+      </w:r>
+      <w:r>
+        <w:t xml:space="preserve"> </w:t>
+      </w:r>
+      <w:hyperlink r:id="rId24">
+        <w:r>
+          <w:rPr>
+            <w:rStyle w:val="Hyperlink"/>
+          </w:rPr>
+          <w:t xml:space="preserve">Agent Studio CLI</w:t>
+        </w:r>
+      </w:hyperlink>
+      <w:r>
+        <w:t xml:space="preserve">, a tool for creating, snapshotting, updating and publishing Algolia agents from version-controlled config, from idea to working tool in a week</w:t>
+      </w:r>
+    </w:p>
+    <w:p>
+      <w:pPr>
+        <w:numPr>
+          <w:ilvl w:val="0"/>
+          <w:numId w:val="1001"/>
+        </w:numPr>
+        <w:pStyle w:val="Compact"/>
+      </w:pPr>
+      <w:r>
+        <w:t xml:space="preserve">Built</w:t>
+      </w:r>
+      <w:r>
+        <w:t xml:space="preserve"> </w:t>
+      </w:r>
+      <w:hyperlink r:id="rId25">
+        <w:r>
+          <w:rPr>
+            <w:rStyle w:val="Hyperlink"/>
+          </w:rPr>
+          <w:t xml:space="preserve">TCG Search</w:t>
+        </w:r>
+      </w:hyperlink>
+      <w:r>
+        <w:t xml:space="preserve">, a reusable booth demo where a multi-modal agent answers from the same Algolia index as site search, showing why embedded agents need fast retrieval; deployed at eight conferences, including Microsoft Build, Gartner and Adobe Summit, each in a week or less, with 733 cards claimed</w:t>
+      </w:r>
+    </w:p>
+    <w:p>
+      <w:pPr>
+        <w:numPr>
+          <w:ilvl w:val="0"/>
+          <w:numId w:val="1001"/>
+        </w:numPr>
+        <w:pStyle w:val="Compact"/>
+      </w:pPr>
+      <w:r>
+        <w:t xml:space="preserve">Launched the Algolia Discord from 0 to 2,000+ developers in a year; host Algolia DevCon, the annual developer conference, for five years, plus quarterly livestreams of 200-500 attendees</w:t>
+      </w:r>
+    </w:p>
+    <w:p>
+      <w:pPr>
+        <w:numPr>
+          <w:ilvl w:val="0"/>
+          <w:numId w:val="1001"/>
+        </w:numPr>
+        <w:pStyle w:val="Compact"/>
+      </w:pPr>
+      <w:r>
+        <w:t xml:space="preserve">Run live coding sessions, hackathons (with dev.to, Code &amp; Coffee and Hackernoon) and the Quick Start video embedded in the getting-started docs</w:t>
+      </w:r>
+    </w:p>
+    <w:p>
+      <w:pPr>
+        <w:pStyle w:val="FirstParagraph"/>
+      </w:pPr>
       <w:r>
         <w:rPr>
           <w:bCs/>
           <w:b/>
         </w:rPr>
-        <w:t xml:space="preserve">Lead Developer Advocate</w:t>
-      </w:r>
-      <w:r>
-        <w:t xml:space="preserve"> </w:t>
-      </w:r>
-      <w:r>
-        <w:t xml:space="preserve">| Algolia |</w:t>
+        <w:t xml:space="preserve">Senior Engineer, Developer Relations and Integrations</w:t>
+      </w:r>
+      <w:r>
+        <w:t xml:space="preserve"> </w:t>
+      </w:r>
+      <w:r>
+        <w:t xml:space="preserve">| Bold Penguin |</w:t>
       </w:r>
       <w:r>
         <w:t xml:space="preserve"> </w:t>
@@ -305,93 +429,43 @@
           <w:iCs/>
           <w:i/>
         </w:rPr>
-        <w:t xml:space="preserve">August 2021 to August 2025</w:t>
-      </w:r>
-    </w:p>
-    <w:p>
-      <w:pPr>
-        <w:numPr>
-          <w:ilvl w:val="0"/>
-          <w:numId w:val="1001"/>
-        </w:numPr>
-        <w:pStyle w:val="Compact"/>
-      </w:pPr>
-      <w:r>
-        <w:t xml:space="preserve">Lead the docs and developer advocacy teams (up to five direct reports) for Algolia’s API-first search platform</w:t>
-      </w:r>
-    </w:p>
-    <w:p>
-      <w:pPr>
-        <w:numPr>
-          <w:ilvl w:val="0"/>
-          <w:numId w:val="1001"/>
-        </w:numPr>
-        <w:pStyle w:val="Compact"/>
-      </w:pPr>
-      <w:r>
-        <w:t xml:space="preserve">Led the documentation migration from a homegrown platform to Mintlify with zero downtime, then made the docs readable by agents with llms.txt and Algolia’s library on Context7</w:t>
-      </w:r>
-    </w:p>
-    <w:p>
-      <w:pPr>
-        <w:numPr>
-          <w:ilvl w:val="0"/>
-          <w:numId w:val="1001"/>
-        </w:numPr>
-        <w:pStyle w:val="Compact"/>
-      </w:pPr>
-      <w:r>
-        <w:t xml:space="preserve">Wrote the engineering post showing the rebuilt Algolia CLI is agent-ready, mapping its schema introspection, structured output, dry-run validation and scoped auth to published agent-first CLI design principles (a top-five Algolia engineering blog post for February to August 2026)</w:t>
-      </w:r>
-    </w:p>
-    <w:p>
-      <w:pPr>
-        <w:numPr>
-          <w:ilvl w:val="0"/>
-          <w:numId w:val="1001"/>
-        </w:numPr>
-        <w:pStyle w:val="Compact"/>
-      </w:pPr>
-      <w:r>
-        <w:t xml:space="preserve">Built</w:t>
-      </w:r>
-      <w:r>
-        <w:t xml:space="preserve"> </w:t>
-      </w:r>
-      <w:hyperlink r:id="rId24">
-        <w:r>
-          <w:rPr>
-            <w:rStyle w:val="Hyperlink"/>
-          </w:rPr>
-          <w:t xml:space="preserve">TCG Search</w:t>
-        </w:r>
-      </w:hyperlink>
-      <w:r>
-        <w:t xml:space="preserve">, a reusable demo where a multi-modal agent answers from the same Algolia retrieval layer as site search, showing why embedded agents need fast retrieval; deployed at eight conferences (Microsoft Build, Gartner, Adobe Summit and more), each in a week or less, with 733 cards claimed</w:t>
-      </w:r>
-    </w:p>
-    <w:p>
-      <w:pPr>
-        <w:numPr>
-          <w:ilvl w:val="0"/>
-          <w:numId w:val="1001"/>
-        </w:numPr>
-        <w:pStyle w:val="Compact"/>
-      </w:pPr>
-      <w:r>
-        <w:t xml:space="preserve">Launched the Algolia Discord from 0 to 2,000+ developers in a year; host Algolia DevCon, the annual developer conference, for five years, plus quarterly livestreams of 200-500 attendees</w:t>
-      </w:r>
-    </w:p>
-    <w:p>
-      <w:pPr>
-        <w:numPr>
-          <w:ilvl w:val="0"/>
-          <w:numId w:val="1001"/>
-        </w:numPr>
-        <w:pStyle w:val="Compact"/>
-      </w:pPr>
-      <w:r>
-        <w:t xml:space="preserve">Run live coding sessions, hackathons (with dev.to, Code &amp; Coffee and Hackernoon) and the Quick Start video embedded in the getting-started docs</w:t>
+        <w:t xml:space="preserve">March 2019 to August 2021</w:t>
+      </w:r>
+    </w:p>
+    <w:p>
+      <w:pPr>
+        <w:numPr>
+          <w:ilvl w:val="0"/>
+          <w:numId w:val="1002"/>
+        </w:numPr>
+        <w:pStyle w:val="Compact"/>
+      </w:pPr>
+      <w:r>
+        <w:t xml:space="preserve">Built the Developers Portal that streamlined partner onboarding, and maintained the product documentation for integration partners from single agencies to large enterprises</w:t>
+      </w:r>
+    </w:p>
+    <w:p>
+      <w:pPr>
+        <w:numPr>
+          <w:ilvl w:val="0"/>
+          <w:numId w:val="1002"/>
+        </w:numPr>
+        <w:pStyle w:val="Compact"/>
+      </w:pPr>
+      <w:r>
+        <w:t xml:space="preserve">Advocated for partner-requested enhancements with product teams, improving API usability</w:t>
+      </w:r>
+    </w:p>
+    <w:p>
+      <w:pPr>
+        <w:numPr>
+          <w:ilvl w:val="0"/>
+          <w:numId w:val="1002"/>
+        </w:numPr>
+        <w:pStyle w:val="Compact"/>
+      </w:pPr>
+      <w:r>
+        <w:t xml:space="preserve">Wrote coding examples and best practices for integration partners</w:t>
       </w:r>
     </w:p>
     <w:p>
@@ -403,13 +477,13 @@
           <w:bCs/>
           <w:b/>
         </w:rPr>
-        <w:t xml:space="preserve">Senior Engineer, Developer Relations and Integrations</w:t>
-      </w:r>
-      <w:r>
-        <w:t xml:space="preserve"> </w:t>
-      </w:r>
-      <w:r>
-        <w:t xml:space="preserve">| Bold Penguin |</w:t>
+        <w:t xml:space="preserve">Senior Developer Advocate, AWS CloudFormation</w:t>
+      </w:r>
+      <w:r>
+        <w:t xml:space="preserve"> </w:t>
+      </w:r>
+      <w:r>
+        <w:t xml:space="preserve">| Amazon Web Services |</w:t>
       </w:r>
       <w:r>
         <w:t xml:space="preserve"> </w:t>
@@ -419,43 +493,57 @@
           <w:iCs/>
           <w:i/>
         </w:rPr>
-        <w:t xml:space="preserve">March 2019 to August 2021</w:t>
-      </w:r>
-    </w:p>
-    <w:p>
-      <w:pPr>
-        <w:numPr>
-          <w:ilvl w:val="0"/>
-          <w:numId w:val="1002"/>
-        </w:numPr>
-        <w:pStyle w:val="Compact"/>
-      </w:pPr>
-      <w:r>
-        <w:t xml:space="preserve">Built the Developers Portal that streamlined partner onboarding, and maintained the product documentation for integration partners from single agencies to large enterprises</w:t>
-      </w:r>
-    </w:p>
-    <w:p>
-      <w:pPr>
-        <w:numPr>
-          <w:ilvl w:val="0"/>
-          <w:numId w:val="1002"/>
-        </w:numPr>
-        <w:pStyle w:val="Compact"/>
-      </w:pPr>
-      <w:r>
-        <w:t xml:space="preserve">Advocated for partner-requested enhancements with product teams, improving API usability</w:t>
-      </w:r>
-    </w:p>
-    <w:p>
-      <w:pPr>
-        <w:numPr>
-          <w:ilvl w:val="0"/>
-          <w:numId w:val="1002"/>
-        </w:numPr>
-        <w:pStyle w:val="Compact"/>
-      </w:pPr>
-      <w:r>
-        <w:t xml:space="preserve">Wrote coding examples and best practices for integration partners</w:t>
+        <w:t xml:space="preserve">August 2017 to March 2019</w:t>
+      </w:r>
+    </w:p>
+    <w:p>
+      <w:pPr>
+        <w:numPr>
+          <w:ilvl w:val="0"/>
+          <w:numId w:val="1003"/>
+        </w:numPr>
+        <w:pStyle w:val="Compact"/>
+      </w:pPr>
+      <w:r>
+        <w:t xml:space="preserve">Reported to the service director and represented the developer community in service team planning, influencing the roadmap</w:t>
+      </w:r>
+    </w:p>
+    <w:p>
+      <w:pPr>
+        <w:numPr>
+          <w:ilvl w:val="0"/>
+          <w:numId w:val="1003"/>
+        </w:numPr>
+        <w:pStyle w:val="Compact"/>
+      </w:pPr>
+      <w:r>
+        <w:t xml:space="preserve">One of the two founding developers of</w:t>
+      </w:r>
+      <w:r>
+        <w:t xml:space="preserve"> </w:t>
+      </w:r>
+      <w:hyperlink r:id="rId26">
+        <w:r>
+          <w:rPr>
+            <w:rStyle w:val="Hyperlink"/>
+          </w:rPr>
+          <w:t xml:space="preserve">cfn-lint</w:t>
+        </w:r>
+      </w:hyperlink>
+      <w:r>
+        <w:t xml:space="preserve">, the open source CloudFormation template linter (2,600+ GitHub stars, 11M+ monthly PyPI downloads today), including commissioning its logo and launch stickers</w:t>
+      </w:r>
+    </w:p>
+    <w:p>
+      <w:pPr>
+        <w:numPr>
+          <w:ilvl w:val="0"/>
+          <w:numId w:val="1003"/>
+        </w:numPr>
+        <w:pStyle w:val="Compact"/>
+      </w:pPr>
+      <w:r>
+        <w:t xml:space="preserve">Maintained CloudFormation’s other open source repositories, published best-practices content on the AWS management tools blog (including a guide to pre-commit validation with cfn-lint), and engaged enterprise customers at meetups and conferences</w:t>
       </w:r>
     </w:p>
     <w:p>
@@ -467,7 +555,7 @@
           <w:bCs/>
           <w:b/>
         </w:rPr>
-        <w:t xml:space="preserve">Senior Developer Advocate, AWS CloudFormation</w:t>
+        <w:t xml:space="preserve">Security Solution Architect</w:t>
       </w:r>
       <w:r>
         <w:t xml:space="preserve"> </w:t>
@@ -483,69 +571,19 @@
           <w:iCs/>
           <w:i/>
         </w:rPr>
-        <w:t xml:space="preserve">August 2017 to March 2019</w:t>
-      </w:r>
-    </w:p>
-    <w:p>
-      <w:pPr>
-        <w:numPr>
-          <w:ilvl w:val="0"/>
-          <w:numId w:val="1003"/>
-        </w:numPr>
-        <w:pStyle w:val="Compact"/>
-      </w:pPr>
-      <w:r>
-        <w:t xml:space="preserve">Reported to the service director and represented the developer community in service team planning, influencing the roadmap</w:t>
-      </w:r>
-    </w:p>
-    <w:p>
-      <w:pPr>
-        <w:numPr>
-          <w:ilvl w:val="0"/>
-          <w:numId w:val="1003"/>
-        </w:numPr>
-        <w:pStyle w:val="Compact"/>
-      </w:pPr>
-      <w:r>
-        <w:t xml:space="preserve">One of the two founding developers of</w:t>
-      </w:r>
-      <w:r>
-        <w:t xml:space="preserve"> </w:t>
-      </w:r>
-      <w:hyperlink r:id="rId25">
-        <w:r>
-          <w:rPr>
-            <w:rStyle w:val="Hyperlink"/>
-          </w:rPr>
-          <w:t xml:space="preserve">cfn-lint</w:t>
-        </w:r>
-      </w:hyperlink>
-      <w:r>
-        <w:t xml:space="preserve">, the open source CloudFormation template linter (2,600+ GitHub stars, 11M+ monthly PyPI downloads today), including commissioning its logo and launch stickers</w:t>
-      </w:r>
-    </w:p>
-    <w:p>
-      <w:pPr>
-        <w:numPr>
-          <w:ilvl w:val="0"/>
-          <w:numId w:val="1003"/>
-        </w:numPr>
-        <w:pStyle w:val="Compact"/>
-      </w:pPr>
-      <w:r>
-        <w:t xml:space="preserve">Maintained CloudFormation’s other open source repositories with an active contributor community</w:t>
-      </w:r>
-    </w:p>
-    <w:p>
-      <w:pPr>
-        <w:numPr>
-          <w:ilvl w:val="0"/>
-          <w:numId w:val="1003"/>
-        </w:numPr>
-        <w:pStyle w:val="Compact"/>
-      </w:pPr>
-      <w:r>
-        <w:t xml:space="preserve">Published best-practices content on the AWS management tools blog, including a guide to pre-commit validation with cfn-lint, and engaged enterprise customers at meetups and conferences on infrastructure as code</w:t>
+        <w:t xml:space="preserve">April 2016 to August 2017</w:t>
+      </w:r>
+    </w:p>
+    <w:p>
+      <w:pPr>
+        <w:numPr>
+          <w:ilvl w:val="0"/>
+          <w:numId w:val="1004"/>
+        </w:numPr>
+        <w:pStyle w:val="Compact"/>
+      </w:pPr>
+      <w:r>
+        <w:t xml:space="preserve">Advised CISOs and security teams across North America on cloud security posture and PCI, HIPAA and SOC compliance, and created AWS security labs for bootcamps and summits</w:t>
       </w:r>
     </w:p>
     <w:p>
@@ -557,7 +595,7 @@
           <w:bCs/>
           <w:b/>
         </w:rPr>
-        <w:t xml:space="preserve">Security Solution Architect</w:t>
+        <w:t xml:space="preserve">Senior Professional Services Consultant</w:t>
       </w:r>
       <w:r>
         <w:t xml:space="preserve"> </w:t>
@@ -573,58 +611,6 @@
           <w:iCs/>
           <w:i/>
         </w:rPr>
-        <w:t xml:space="preserve">April 2016 to August 2017</w:t>
-      </w:r>
-    </w:p>
-    <w:p>
-      <w:pPr>
-        <w:numPr>
-          <w:ilvl w:val="0"/>
-          <w:numId w:val="1004"/>
-        </w:numPr>
-        <w:pStyle w:val="Compact"/>
-      </w:pPr>
-      <w:r>
-        <w:t xml:space="preserve">Advised CISOs and security practitioners across North America on security posture, and on PCI, HIPAA and SOC compliance in the cloud</w:t>
-      </w:r>
-    </w:p>
-    <w:p>
-      <w:pPr>
-        <w:numPr>
-          <w:ilvl w:val="0"/>
-          <w:numId w:val="1004"/>
-        </w:numPr>
-        <w:pStyle w:val="Compact"/>
-      </w:pPr>
-      <w:r>
-        <w:t xml:space="preserve">Reviewed customer network topologies and created AWS security labs for bootcamps, summits and loft events</w:t>
-      </w:r>
-    </w:p>
-    <w:p>
-      <w:pPr>
-        <w:pStyle w:val="FirstParagraph"/>
-      </w:pPr>
-      <w:r>
-        <w:rPr>
-          <w:bCs/>
-          <w:b/>
-        </w:rPr>
-        <w:t xml:space="preserve">Senior Professional Services Consultant</w:t>
-      </w:r>
-      <w:r>
-        <w:t xml:space="preserve"> </w:t>
-      </w:r>
-      <w:r>
-        <w:t xml:space="preserve">| Amazon Web Services |</w:t>
-      </w:r>
-      <w:r>
-        <w:t xml:space="preserve"> </w:t>
-      </w:r>
-      <w:r>
-        <w:rPr>
-          <w:iCs/>
-          <w:i/>
-        </w:rPr>
         <w:t xml:space="preserve">July 2013 to April 2016</w:t>
       </w:r>
     </w:p>
@@ -637,22 +623,10 @@
         <w:pStyle w:val="Compact"/>
       </w:pPr>
       <w:r>
-        <w:t xml:space="preserve">Migrated large enterprises to AWS and integrated with on-premises systems through secure, repeatable deployments</w:t>
-      </w:r>
-    </w:p>
-    <w:p>
-      <w:pPr>
-        <w:numPr>
-          <w:ilvl w:val="0"/>
-          <w:numId w:val="1005"/>
-        </w:numPr>
-        <w:pStyle w:val="Compact"/>
-      </w:pPr>
-      <w:r>
-        <w:t xml:space="preserve">Built PCI-compliant infrastructure with Elastic Beanstalk, Packer, Puppet and CloudFormation, and a CI/CD pipeline for IAM governance with CodePipeline, Ansible and CloudFormation</w:t>
-      </w:r>
-    </w:p>
-    <w:bookmarkEnd w:id="26"/>
+        <w:t xml:space="preserve">Migrated large enterprises to AWS through secure, repeatable CI/CD, including PCI-compliant infrastructure and IAM governance pipelines</w:t>
+      </w:r>
+    </w:p>
+    <w:bookmarkEnd w:id="27"/>
     <w:bookmarkStart w:id="31" w:name="selected-projects"/>
     <w:p>
       <w:pPr>
@@ -670,7 +644,7 @@
         </w:numPr>
         <w:pStyle w:val="Compact"/>
       </w:pPr>
-      <w:hyperlink r:id="rId27">
+      <w:hyperlink r:id="rId28">
         <w:r>
           <w:rPr>
             <w:rStyle w:val="Hyperlink"/>
@@ -692,7 +666,7 @@
         </w:numPr>
         <w:pStyle w:val="Compact"/>
       </w:pPr>
-      <w:hyperlink r:id="rId28">
+      <w:hyperlink r:id="rId24">
         <w:r>
           <w:rPr>
             <w:rStyle w:val="Hyperlink"/>
@@ -703,7 +677,22 @@
         </w:r>
       </w:hyperlink>
       <w:r>
-        <w:t xml:space="preserve">: command-line tool for Algolia Agent Studio, from idea to working tool in a week</w:t>
+        <w:t xml:space="preserve">: command-line tool to create, snapshot, update and publish Agent Studio agents from version-controlled config, with</w:t>
+      </w:r>
+      <w:r>
+        <w:t xml:space="preserve"> </w:t>
+      </w:r>
+      <w:r>
+        <w:rPr>
+          <w:rStyle w:val="VerbatimChar"/>
+        </w:rPr>
+        <w:t xml:space="preserve">--json</w:t>
+      </w:r>
+      <w:r>
+        <w:t xml:space="preserve"> </w:t>
+      </w:r>
+      <w:r>
+        <w:t xml:space="preserve">output for scripts and agents</w:t>
       </w:r>
     </w:p>
     <w:p>

--- a/output/chuck_meyer_resume.docx
+++ b/output/chuck_meyer_resume.docx
@@ -441,7 +441,7 @@
         <w:pStyle w:val="Compact"/>
       </w:pPr>
       <w:r>
-        <w:t xml:space="preserve">Built the Developers Portal that streamlined partner onboarding, and maintained the product documentation for integration partners from single agencies to large enterprises</w:t>
+        <w:t xml:space="preserve">Took partner documentation from nothing (a few snippets emailed to partners) to a published reference for the Exchange API, generated from an OpenAPI spec</w:t>
       </w:r>
     </w:p>
     <w:p>
@@ -453,7 +453,7 @@
         <w:pStyle w:val="Compact"/>
       </w:pPr>
       <w:r>
-        <w:t xml:space="preserve">Advocated for partner-requested enhancements with product teams, improving API usability</w:t>
+        <w:t xml:space="preserve">Built the code samples, integration guides and Developers Portal that let partners from single agencies to large enterprises integrate with less hand-holding, cutting the typical Exchange onboarding call from about 90 to 30 minutes</w:t>
       </w:r>
     </w:p>
     <w:p>
@@ -465,7 +465,7 @@
         <w:pStyle w:val="Compact"/>
       </w:pPr>
       <w:r>
-        <w:t xml:space="preserve">Wrote coding examples and best practices for integration partners</w:t>
+        <w:t xml:space="preserve">Advocated for partner-requested API enhancements with product teams, improving usability</w:t>
       </w:r>
     </w:p>
     <w:p>

--- a/output/chuck_meyer_resume.docx
+++ b/output/chuck_meyer_resume.docx
@@ -71,7 +71,7 @@
         <w:pStyle w:val="FirstParagraph"/>
       </w:pPr>
       <w:r>
-        <w:t xml:space="preserve">Developer Relations leader for small, embedded teams. At each company I look for the biggest gap between the product and the developers using it, then build what closes it: cfn-lint, a CloudFormation linter now downloaded 11M+ times a month; a partner integration portal; and, at Algolia, tooling and docs that work for agents as well as people. Then I work alongside the community, through live coding, hackathons and demos, to show it works.</w:t>
+        <w:t xml:space="preserve">Developer Relations leader for small, embedded teams. At each company I look for the biggest gap between the product and the developers using it, then build what closes it. That’s cfn-lint, a CloudFormation linter now downloaded 11M+ times a month; a partner integration portal that cut onboarding calls from about 90 to 30 minutes; and, at Algolia, tooling and docs that work for agents as well as people. Then I work alongside the community, through live coding, hackathons and demos, to show it works.</w:t>
       </w:r>
     </w:p>
     <w:bookmarkEnd w:id="22"/>
@@ -325,7 +325,7 @@
         <w:pStyle w:val="Compact"/>
       </w:pPr>
       <w:r>
-        <w:t xml:space="preserve">Wrote the engineering post mapping the rebuilt Algolia CLI’s agent-ready features (schema introspection, structured output, dry-run, scoped auth) to agent-first design principles, a top-five Algolia engineering post for February to August 2026</w:t>
+        <w:t xml:space="preserve">Wrote the post mapping the rebuilt Algolia CLI to agent-first design principles, a top-five Algolia engineering post for February to August 2026</w:t>
       </w:r>
     </w:p>
     <w:p>
@@ -351,7 +351,7 @@
         </w:r>
       </w:hyperlink>
       <w:r>
-        <w:t xml:space="preserve">, a tool for creating, snapshotting, updating and publishing Algolia agents from version-controlled config, from idea to working tool in a week</w:t>
+        <w:t xml:space="preserve">, a tool for creating, snapshotting, updating and publishing Algolia agents from version-controlled config, in a week</w:t>
       </w:r>
     </w:p>
     <w:p>
@@ -377,7 +377,7 @@
         </w:r>
       </w:hyperlink>
       <w:r>
-        <w:t xml:space="preserve">, a reusable booth demo where a multi-modal agent answers from the same Algolia index as site search, showing why embedded agents need fast retrieval; deployed at eight conferences, including Microsoft Build, Gartner and Adobe Summit, each in a week or less, with 733 cards claimed</w:t>
+        <w:t xml:space="preserve">, a booth demo where a multi-modal agent answers from the same Algolia index as site search, showing why embedded agents need fast retrieval</w:t>
       </w:r>
     </w:p>
     <w:p>
@@ -389,7 +389,31 @@
         <w:pStyle w:val="Compact"/>
       </w:pPr>
       <w:r>
-        <w:t xml:space="preserve">Launched the Algolia Discord from 0 to 2,000+ developers in a year; host Algolia DevCon, the annual developer conference, for five years, plus quarterly livestreams of 200-500 attendees</w:t>
+        <w:t xml:space="preserve">Deployed it at eight conferences, including Microsoft Build, Gartner and Adobe Summit, with 733 total cards claimed</w:t>
+      </w:r>
+    </w:p>
+    <w:p>
+      <w:pPr>
+        <w:numPr>
+          <w:ilvl w:val="0"/>
+          <w:numId w:val="1001"/>
+        </w:numPr>
+        <w:pStyle w:val="Compact"/>
+      </w:pPr>
+      <w:r>
+        <w:t xml:space="preserve">Launched the Algolia Discord from 0 to 2,000+ developers in a year</w:t>
+      </w:r>
+    </w:p>
+    <w:p>
+      <w:pPr>
+        <w:numPr>
+          <w:ilvl w:val="0"/>
+          <w:numId w:val="1001"/>
+        </w:numPr>
+        <w:pStyle w:val="Compact"/>
+      </w:pPr>
+      <w:r>
+        <w:t xml:space="preserve">Host Algolia DevCon, the annual developer conference, for five years, plus quarterly livestreams of 200-500 attendees</w:t>
       </w:r>
     </w:p>
     <w:p>
@@ -453,7 +477,19 @@
         <w:pStyle w:val="Compact"/>
       </w:pPr>
       <w:r>
-        <w:t xml:space="preserve">Built the code samples, integration guides and Developers Portal that let partners from single agencies to large enterprises integrate with less hand-holding, cutting the typical Exchange onboarding call from about 90 to 30 minutes</w:t>
+        <w:t xml:space="preserve">Built the code samples, integration guides and Developers Portal for partners from single agencies to large enterprises</w:t>
+      </w:r>
+    </w:p>
+    <w:p>
+      <w:pPr>
+        <w:numPr>
+          <w:ilvl w:val="0"/>
+          <w:numId w:val="1002"/>
+        </w:numPr>
+        <w:pStyle w:val="Compact"/>
+      </w:pPr>
+      <w:r>
+        <w:t xml:space="preserve">Cut the typical Exchange onboarding call from about 90 to 30 minutes</w:t>
       </w:r>
     </w:p>
     <w:p>
@@ -531,7 +567,7 @@
         </w:r>
       </w:hyperlink>
       <w:r>
-        <w:t xml:space="preserve">, the open source CloudFormation template linter (2,600+ GitHub stars, 11M+ monthly PyPI downloads today), including commissioning its logo and launch stickers</w:t>
+        <w:t xml:space="preserve">, the open source CloudFormation template linter now at 2,600+ GitHub stars and 11M+ monthly PyPI downloads; commissioned its logo and launch stickers</w:t>
       </w:r>
     </w:p>
     <w:p>
@@ -543,7 +579,19 @@
         <w:pStyle w:val="Compact"/>
       </w:pPr>
       <w:r>
-        <w:t xml:space="preserve">Maintained CloudFormation’s other open source repositories, published best-practices content on the AWS management tools blog (including a guide to pre-commit validation with cfn-lint), and engaged enterprise customers at meetups and conferences</w:t>
+        <w:t xml:space="preserve">Maintained CloudFormation’s other open source repositories with an active contributor community</w:t>
+      </w:r>
+    </w:p>
+    <w:p>
+      <w:pPr>
+        <w:numPr>
+          <w:ilvl w:val="0"/>
+          <w:numId w:val="1003"/>
+        </w:numPr>
+        <w:pStyle w:val="Compact"/>
+      </w:pPr>
+      <w:r>
+        <w:t xml:space="preserve">Published best-practices content on the AWS management tools blog, including a guide to pre-commit validation with cfn-lint, and engaged enterprise customers at meetups and conferences</w:t>
       </w:r>
     </w:p>
     <w:p>
@@ -655,7 +703,7 @@
         </w:r>
       </w:hyperlink>
       <w:r>
-        <w:t xml:space="preserve">: conference-booth demo of a multi-modal chat agent grounded in the same index that powers search, built with React/InstantSearch, Agent Studio with evals, a card scanner, and serverless APIs on Vercel and Supabase</w:t>
+        <w:t xml:space="preserve">: React/InstantSearch app with an Agent Studio chat agent and evals, a card scanner, and Vercel and Supabase APIs</w:t>
       </w:r>
     </w:p>
     <w:p>
@@ -677,7 +725,7 @@
         </w:r>
       </w:hyperlink>
       <w:r>
-        <w:t xml:space="preserve">: command-line tool to create, snapshot, update and publish Agent Studio agents from version-controlled config, with</w:t>
+        <w:t xml:space="preserve">: command-line tool for creating and publishing Agent Studio agents, with</w:t>
       </w:r>
       <w:r>
         <w:t xml:space="preserve"> </w:t>
@@ -692,7 +740,7 @@
         <w:t xml:space="preserve"> </w:t>
       </w:r>
       <w:r>
-        <w:t xml:space="preserve">output for scripts and agents</w:t>
+        <w:t xml:space="preserve">output</w:t>
       </w:r>
     </w:p>
     <w:p>

--- a/output/chuck_meyer_resume.docx
+++ b/output/chuck_meyer_resume.docx
@@ -383,13 +383,25 @@
     <w:p>
       <w:pPr>
         <w:numPr>
-          <w:ilvl w:val="0"/>
-          <w:numId w:val="1001"/>
-        </w:numPr>
-        <w:pStyle w:val="Compact"/>
-      </w:pPr>
-      <w:r>
-        <w:t xml:space="preserve">Deployed it at eight conferences, including Microsoft Build, Gartner and Adobe Summit, with 733 total cards claimed</w:t>
+          <w:ilvl w:val="1"/>
+          <w:numId w:val="1002"/>
+        </w:numPr>
+        <w:pStyle w:val="Compact"/>
+      </w:pPr>
+      <w:r>
+        <w:t xml:space="preserve">Deployed at eight conferences (Microsoft Build, Gartner, Adobe Summit, eTail)</w:t>
+      </w:r>
+    </w:p>
+    <w:p>
+      <w:pPr>
+        <w:numPr>
+          <w:ilvl w:val="1"/>
+          <w:numId w:val="1002"/>
+        </w:numPr>
+        <w:pStyle w:val="Compact"/>
+      </w:pPr>
+      <w:r>
+        <w:t xml:space="preserve">733 total cards claimed</w:t>
       </w:r>
     </w:p>
     <w:p>
@@ -460,7 +472,7 @@
       <w:pPr>
         <w:numPr>
           <w:ilvl w:val="0"/>
-          <w:numId w:val="1002"/>
+          <w:numId w:val="1003"/>
         </w:numPr>
         <w:pStyle w:val="Compact"/>
       </w:pPr>
@@ -472,7 +484,7 @@
       <w:pPr>
         <w:numPr>
           <w:ilvl w:val="0"/>
-          <w:numId w:val="1002"/>
+          <w:numId w:val="1003"/>
         </w:numPr>
         <w:pStyle w:val="Compact"/>
       </w:pPr>
@@ -484,7 +496,7 @@
       <w:pPr>
         <w:numPr>
           <w:ilvl w:val="0"/>
-          <w:numId w:val="1002"/>
+          <w:numId w:val="1003"/>
         </w:numPr>
         <w:pStyle w:val="Compact"/>
       </w:pPr>
@@ -496,7 +508,7 @@
       <w:pPr>
         <w:numPr>
           <w:ilvl w:val="0"/>
-          <w:numId w:val="1002"/>
+          <w:numId w:val="1003"/>
         </w:numPr>
         <w:pStyle w:val="Compact"/>
       </w:pPr>
@@ -536,7 +548,7 @@
       <w:pPr>
         <w:numPr>
           <w:ilvl w:val="0"/>
-          <w:numId w:val="1003"/>
+          <w:numId w:val="1004"/>
         </w:numPr>
         <w:pStyle w:val="Compact"/>
       </w:pPr>
@@ -548,7 +560,7 @@
       <w:pPr>
         <w:numPr>
           <w:ilvl w:val="0"/>
-          <w:numId w:val="1003"/>
+          <w:numId w:val="1004"/>
         </w:numPr>
         <w:pStyle w:val="Compact"/>
       </w:pPr>
@@ -574,7 +586,7 @@
       <w:pPr>
         <w:numPr>
           <w:ilvl w:val="0"/>
-          <w:numId w:val="1003"/>
+          <w:numId w:val="1004"/>
         </w:numPr>
         <w:pStyle w:val="Compact"/>
       </w:pPr>
@@ -586,7 +598,7 @@
       <w:pPr>
         <w:numPr>
           <w:ilvl w:val="0"/>
-          <w:numId w:val="1003"/>
+          <w:numId w:val="1004"/>
         </w:numPr>
         <w:pStyle w:val="Compact"/>
       </w:pPr>
@@ -626,7 +638,7 @@
       <w:pPr>
         <w:numPr>
           <w:ilvl w:val="0"/>
-          <w:numId w:val="1004"/>
+          <w:numId w:val="1005"/>
         </w:numPr>
         <w:pStyle w:val="Compact"/>
       </w:pPr>
@@ -666,7 +678,7 @@
       <w:pPr>
         <w:numPr>
           <w:ilvl w:val="0"/>
-          <w:numId w:val="1005"/>
+          <w:numId w:val="1006"/>
         </w:numPr>
         <w:pStyle w:val="Compact"/>
       </w:pPr>
@@ -688,7 +700,7 @@
       <w:pPr>
         <w:numPr>
           <w:ilvl w:val="0"/>
-          <w:numId w:val="1006"/>
+          <w:numId w:val="1007"/>
         </w:numPr>
         <w:pStyle w:val="Compact"/>
       </w:pPr>
@@ -710,7 +722,7 @@
       <w:pPr>
         <w:numPr>
           <w:ilvl w:val="0"/>
-          <w:numId w:val="1006"/>
+          <w:numId w:val="1007"/>
         </w:numPr>
         <w:pStyle w:val="Compact"/>
       </w:pPr>
@@ -747,7 +759,7 @@
       <w:pPr>
         <w:numPr>
           <w:ilvl w:val="0"/>
-          <w:numId w:val="1006"/>
+          <w:numId w:val="1007"/>
         </w:numPr>
         <w:pStyle w:val="Compact"/>
       </w:pPr>
@@ -769,7 +781,7 @@
       <w:pPr>
         <w:numPr>
           <w:ilvl w:val="0"/>
-          <w:numId w:val="1006"/>
+          <w:numId w:val="1007"/>
         </w:numPr>
         <w:pStyle w:val="Compact"/>
       </w:pPr>
@@ -813,7 +825,7 @@
       <w:pPr>
         <w:numPr>
           <w:ilvl w:val="0"/>
-          <w:numId w:val="1007"/>
+          <w:numId w:val="1008"/>
         </w:numPr>
         <w:pStyle w:val="Compact"/>
       </w:pPr>
@@ -830,7 +842,7 @@
       <w:pPr>
         <w:numPr>
           <w:ilvl w:val="0"/>
-          <w:numId w:val="1007"/>
+          <w:numId w:val="1008"/>
         </w:numPr>
         <w:pStyle w:val="Compact"/>
       </w:pPr>
@@ -847,7 +859,7 @@
       <w:pPr>
         <w:numPr>
           <w:ilvl w:val="0"/>
-          <w:numId w:val="1007"/>
+          <w:numId w:val="1008"/>
         </w:numPr>
         <w:pStyle w:val="Compact"/>
       </w:pPr>
@@ -906,7 +918,7 @@
       <w:pPr>
         <w:numPr>
           <w:ilvl w:val="0"/>
-          <w:numId w:val="1007"/>
+          <w:numId w:val="1008"/>
         </w:numPr>
         <w:pStyle w:val="Compact"/>
       </w:pPr>
@@ -952,7 +964,7 @@
       <w:pPr>
         <w:numPr>
           <w:ilvl w:val="0"/>
-          <w:numId w:val="1008"/>
+          <w:numId w:val="1009"/>
         </w:numPr>
         <w:pStyle w:val="Compact"/>
       </w:pPr>
@@ -969,7 +981,7 @@
       <w:pPr>
         <w:numPr>
           <w:ilvl w:val="0"/>
-          <w:numId w:val="1008"/>
+          <w:numId w:val="1009"/>
         </w:numPr>
         <w:pStyle w:val="Compact"/>
       </w:pPr>
@@ -986,7 +998,7 @@
       <w:pPr>
         <w:numPr>
           <w:ilvl w:val="0"/>
-          <w:numId w:val="1008"/>
+          <w:numId w:val="1009"/>
         </w:numPr>
         <w:pStyle w:val="Compact"/>
       </w:pPr>
@@ -1009,7 +1021,7 @@
       <w:pPr>
         <w:numPr>
           <w:ilvl w:val="0"/>
-          <w:numId w:val="1008"/>
+          <w:numId w:val="1009"/>
         </w:numPr>
         <w:pStyle w:val="Compact"/>
       </w:pPr>
@@ -1032,7 +1044,7 @@
       <w:pPr>
         <w:numPr>
           <w:ilvl w:val="0"/>
-          <w:numId w:val="1008"/>
+          <w:numId w:val="1009"/>
         </w:numPr>
         <w:pStyle w:val="Compact"/>
       </w:pPr>
@@ -1298,6 +1310,9 @@
     <w:abstractNumId w:val="991"/>
   </w:num>
   <w:num w:numId="1008">
+    <w:abstractNumId w:val="991"/>
+  </w:num>
+  <w:num w:numId="1009">
     <w:abstractNumId w:val="991"/>
   </w:num>
 </w:numbering>

--- a/output/chuck_meyer_resume.docx
+++ b/output/chuck_meyer_resume.docx
@@ -580,18 +580,6 @@
       </w:hyperlink>
       <w:r>
         <w:t xml:space="preserve">, the open source CloudFormation template linter now at 2,600+ GitHub stars and 11M+ monthly PyPI downloads; commissioned its logo and launch stickers</w:t>
-      </w:r>
-    </w:p>
-    <w:p>
-      <w:pPr>
-        <w:numPr>
-          <w:ilvl w:val="0"/>
-          <w:numId w:val="1004"/>
-        </w:numPr>
-        <w:pStyle w:val="Compact"/>
-      </w:pPr>
-      <w:r>
-        <w:t xml:space="preserve">Maintained CloudFormation’s other open source repositories with an active contributor community</w:t>
       </w:r>
     </w:p>
     <w:p>

--- a/output/chuck_meyer_resume.docx
+++ b/output/chuck_meyer_resume.docx
@@ -301,7 +301,7 @@
         <w:pStyle w:val="Compact"/>
       </w:pPr>
       <w:r>
-        <w:t xml:space="preserve">Lead the docs and developer advocacy teams (up to five direct reports) for Algolia’s API-first search platform</w:t>
+        <w:t xml:space="preserve">Lead the docs and developer advocacy teams (up to five direct reports) under Algolia’s Growth team</w:t>
       </w:r>
     </w:p>
     <w:p>

--- a/output/chuck_meyer_resume.docx
+++ b/output/chuck_meyer_resume.docx
@@ -437,7 +437,19 @@
         <w:pStyle w:val="Compact"/>
       </w:pPr>
       <w:r>
-        <w:t xml:space="preserve">Run live coding sessions, hackathons (with dev.to, Code &amp; Coffee and Hackernoon) and the Quick Start video embedded in the getting-started docs</w:t>
+        <w:t xml:space="preserve">Run live coding sessions and hackathons (with dev.to, Code &amp; Coffee and Hackernoon)</w:t>
+      </w:r>
+    </w:p>
+    <w:p>
+      <w:pPr>
+        <w:numPr>
+          <w:ilvl w:val="0"/>
+          <w:numId w:val="1001"/>
+        </w:numPr>
+        <w:pStyle w:val="Compact"/>
+      </w:pPr>
+      <w:r>
+        <w:t xml:space="preserve">Produced developer videos, including the Quick Start video embedded in the getting-started docs</w:t>
       </w:r>
     </w:p>
     <w:p>

--- a/output/chuck_meyer_resume.docx
+++ b/output/chuck_meyer_resume.docx
@@ -437,7 +437,7 @@
         <w:pStyle w:val="Compact"/>
       </w:pPr>
       <w:r>
-        <w:t xml:space="preserve">Run live coding sessions and hackathons (with dev.to, Code &amp; Coffee and Hackernoon)</w:t>
+        <w:t xml:space="preserve">Ran live coding sessions and hackathons (with dev.to, Code &amp; Coffee and Hackernoon)</w:t>
       </w:r>
     </w:p>
     <w:p>

--- a/output/chuck_meyer_resume.docx
+++ b/output/chuck_meyer_resume.docx
@@ -449,7 +449,7 @@
         <w:pStyle w:val="Compact"/>
       </w:pPr>
       <w:r>
-        <w:t xml:space="preserve">Produced developer videos, including the Quick Start video embedded in the getting-started docs</w:t>
+        <w:t xml:space="preserve">Produced Quick Start videos for multiple use cases, including the one embedded in the getting-started docs</w:t>
       </w:r>
     </w:p>
     <w:p>

--- a/output/chuck_meyer_resume.docx
+++ b/output/chuck_meyer_resume.docx
@@ -449,7 +449,7 @@
         <w:pStyle w:val="Compact"/>
       </w:pPr>
       <w:r>
-        <w:t xml:space="preserve">Produced Quick Start videos for multiple use cases, including the one embedded in the getting-started docs</w:t>
+        <w:t xml:space="preserve">Produced Quick Start videos for multiple use cases in the Algolia documentation</w:t>
       </w:r>
     </w:p>
     <w:p>

--- a/output/chuck_meyer_resume.docx
+++ b/output/chuck_meyer_resume.docx
@@ -2,7 +2,7 @@
 <file path=word/document.xml><?xml version="1.0" encoding="utf-8"?>
 <w:document xmlns:w="http://schemas.openxmlformats.org/wordprocessingml/2006/main" xmlns:m="http://schemas.openxmlformats.org/officeDocument/2006/math" xmlns:r="http://schemas.openxmlformats.org/officeDocument/2006/relationships" xmlns:o="urn:schemas-microsoft-com:office:office" xmlns:v="urn:schemas-microsoft-com:vml" xmlns:w10="urn:schemas-microsoft-com:office:word" xmlns:a="http://schemas.openxmlformats.org/drawingml/2006/main" xmlns:pic="http://schemas.openxmlformats.org/drawingml/2006/picture" xmlns:wp="http://schemas.openxmlformats.org/drawingml/2006/wordprocessingDrawing">
   <w:body>
-    <w:bookmarkStart w:id="44" w:name="charles-chuck-meyer"/>
+    <w:bookmarkStart w:id="42" w:name="charles-chuck-meyer"/>
     <w:p>
       <w:pPr>
         <w:pStyle w:val="Heading1"/>
@@ -351,7 +351,7 @@
         </w:r>
       </w:hyperlink>
       <w:r>
-        <w:t xml:space="preserve">, a tool for creating, snapshotting, updating and publishing Algolia agents from version-controlled config, in a week</w:t>
+        <w:t xml:space="preserve">, a tool for creating, snapshotting, updating and publishing Algolia agents from version-controlled config</w:t>
       </w:r>
     </w:p>
     <w:p>
@@ -377,7 +377,7 @@
         </w:r>
       </w:hyperlink>
       <w:r>
-        <w:t xml:space="preserve">, a booth demo where a multi-modal agent answers from the same Algolia index as site search, showing why embedded agents need fast retrieval</w:t>
+        <w:t xml:space="preserve">, a Pokemon-card vending machine booth demo where a multi-modal agent answers from the same Algolia index as site search, showing why embedded agents need fast retrieval</w:t>
       </w:r>
     </w:p>
     <w:p>
@@ -565,7 +565,7 @@
         <w:pStyle w:val="Compact"/>
       </w:pPr>
       <w:r>
-        <w:t xml:space="preserve">Reported to the service director and represented the developer community in service team planning, influencing the roadmap</w:t>
+        <w:t xml:space="preserve">Reported to the service director and represented the developer community in service team planning, prioritizing service support</w:t>
       </w:r>
     </w:p>
     <w:p>
@@ -687,7 +687,7 @@
       </w:r>
     </w:p>
     <w:bookmarkEnd w:id="27"/>
-    <w:bookmarkStart w:id="31" w:name="selected-projects"/>
+    <w:bookmarkStart w:id="30" w:name="selected-projects"/>
     <w:p>
       <w:pPr>
         <w:pStyle w:val="Heading2"/>
@@ -705,65 +705,6 @@
         <w:pStyle w:val="Compact"/>
       </w:pPr>
       <w:hyperlink r:id="rId28">
-        <w:r>
-          <w:rPr>
-            <w:rStyle w:val="Hyperlink"/>
-            <w:bCs/>
-            <w:b/>
-          </w:rPr>
-          <w:t xml:space="preserve">Pokemon TCG Vending Machine Search</w:t>
-        </w:r>
-      </w:hyperlink>
-      <w:r>
-        <w:t xml:space="preserve">: React/InstantSearch app with an Agent Studio chat agent and evals, a card scanner, and Vercel and Supabase APIs</w:t>
-      </w:r>
-    </w:p>
-    <w:p>
-      <w:pPr>
-        <w:numPr>
-          <w:ilvl w:val="0"/>
-          <w:numId w:val="1007"/>
-        </w:numPr>
-        <w:pStyle w:val="Compact"/>
-      </w:pPr>
-      <w:hyperlink r:id="rId24">
-        <w:r>
-          <w:rPr>
-            <w:rStyle w:val="Hyperlink"/>
-            <w:bCs/>
-            <w:b/>
-          </w:rPr>
-          <w:t xml:space="preserve">Agent Studio CLI</w:t>
-        </w:r>
-      </w:hyperlink>
-      <w:r>
-        <w:t xml:space="preserve">: command-line tool for creating and publishing Agent Studio agents, with</w:t>
-      </w:r>
-      <w:r>
-        <w:t xml:space="preserve"> </w:t>
-      </w:r>
-      <w:r>
-        <w:rPr>
-          <w:rStyle w:val="VerbatimChar"/>
-        </w:rPr>
-        <w:t xml:space="preserve">--json</w:t>
-      </w:r>
-      <w:r>
-        <w:t xml:space="preserve"> </w:t>
-      </w:r>
-      <w:r>
-        <w:t xml:space="preserve">output</w:t>
-      </w:r>
-    </w:p>
-    <w:p>
-      <w:pPr>
-        <w:numPr>
-          <w:ilvl w:val="0"/>
-          <w:numId w:val="1007"/>
-        </w:numPr>
-        <w:pStyle w:val="Compact"/>
-      </w:pPr>
-      <w:hyperlink r:id="rId29">
         <w:r>
           <w:rPr>
             <w:rStyle w:val="Hyperlink"/>
@@ -785,7 +726,7 @@
         </w:numPr>
         <w:pStyle w:val="Compact"/>
       </w:pPr>
-      <w:hyperlink r:id="rId30">
+      <w:hyperlink r:id="rId29">
         <w:r>
           <w:rPr>
             <w:rStyle w:val="Hyperlink"/>
@@ -799,8 +740,8 @@
         <w:t xml:space="preserve">: minimal MCP server over Streamable HTTP, with a companion tutorial</w:t>
       </w:r>
     </w:p>
-    <w:bookmarkEnd w:id="31"/>
-    <w:bookmarkStart w:id="42" w:name="writing-and-speaking"/>
+    <w:bookmarkEnd w:id="30"/>
+    <w:bookmarkStart w:id="40" w:name="writing-and-speaking"/>
     <w:p>
       <w:pPr>
         <w:pStyle w:val="Heading2"/>
@@ -829,7 +770,7 @@
         </w:numPr>
         <w:pStyle w:val="Compact"/>
       </w:pPr>
-      <w:hyperlink r:id="rId32">
+      <w:hyperlink r:id="rId31">
         <w:r>
           <w:rPr>
             <w:rStyle w:val="Hyperlink"/>
@@ -846,7 +787,7 @@
         </w:numPr>
         <w:pStyle w:val="Compact"/>
       </w:pPr>
-      <w:hyperlink r:id="rId33">
+      <w:hyperlink r:id="rId32">
         <w:r>
           <w:rPr>
             <w:rStyle w:val="Hyperlink"/>
@@ -863,7 +804,7 @@
         </w:numPr>
         <w:pStyle w:val="Compact"/>
       </w:pPr>
-      <w:hyperlink r:id="rId34">
+      <w:hyperlink r:id="rId33">
         <w:r>
           <w:rPr>
             <w:rStyle w:val="Hyperlink"/>
@@ -922,7 +863,7 @@
         </w:numPr>
         <w:pStyle w:val="Compact"/>
       </w:pPr>
-      <w:hyperlink r:id="rId35">
+      <w:hyperlink r:id="rId34">
         <w:r>
           <w:rPr>
             <w:rStyle w:val="Hyperlink"/>
@@ -934,19 +875,8 @@
         <w:t xml:space="preserve"> </w:t>
       </w:r>
       <w:r>
-        <w:t xml:space="preserve">(AWS). More at</w:t>
-      </w:r>
-      <w:r>
-        <w:t xml:space="preserve"> </w:t>
-      </w:r>
-      <w:hyperlink r:id="rId36">
-        <w:r>
-          <w:rPr>
-            <w:rStyle w:val="Hyperlink"/>
-          </w:rPr>
-          <w:t xml:space="preserve">dev.to/chuckm</w:t>
-        </w:r>
-      </w:hyperlink>
+        <w:t xml:space="preserve">(AWS)</w:t>
+      </w:r>
     </w:p>
     <w:p>
       <w:pPr>
@@ -968,7 +898,7 @@
         </w:numPr>
         <w:pStyle w:val="Compact"/>
       </w:pPr>
-      <w:hyperlink r:id="rId37">
+      <w:hyperlink r:id="rId35">
         <w:r>
           <w:rPr>
             <w:rStyle w:val="Hyperlink"/>
@@ -985,7 +915,7 @@
         </w:numPr>
         <w:pStyle w:val="Compact"/>
       </w:pPr>
-      <w:hyperlink r:id="rId38">
+      <w:hyperlink r:id="rId36">
         <w:r>
           <w:rPr>
             <w:rStyle w:val="Hyperlink"/>
@@ -1002,7 +932,7 @@
         </w:numPr>
         <w:pStyle w:val="Compact"/>
       </w:pPr>
-      <w:hyperlink r:id="rId39">
+      <w:hyperlink r:id="rId37">
         <w:r>
           <w:rPr>
             <w:rStyle w:val="Hyperlink"/>
@@ -1025,7 +955,7 @@
         </w:numPr>
         <w:pStyle w:val="Compact"/>
       </w:pPr>
-      <w:hyperlink r:id="rId40">
+      <w:hyperlink r:id="rId38">
         <w:r>
           <w:rPr>
             <w:rStyle w:val="Hyperlink"/>
@@ -1048,7 +978,7 @@
         </w:numPr>
         <w:pStyle w:val="Compact"/>
       </w:pPr>
-      <w:hyperlink r:id="rId41">
+      <w:hyperlink r:id="rId39">
         <w:r>
           <w:rPr>
             <w:rStyle w:val="Hyperlink"/>
@@ -1057,8 +987,8 @@
         </w:r>
       </w:hyperlink>
     </w:p>
-    <w:bookmarkEnd w:id="42"/>
-    <w:bookmarkStart w:id="43" w:name="education"/>
+    <w:bookmarkEnd w:id="40"/>
+    <w:bookmarkStart w:id="41" w:name="education"/>
     <w:p>
       <w:pPr>
         <w:pStyle w:val="Heading2"/>
@@ -1101,8 +1031,8 @@
         <w:t xml:space="preserve">Northern Kentucky University | 1997</w:t>
       </w:r>
     </w:p>
-    <w:bookmarkEnd w:id="43"/>
-    <w:bookmarkEnd w:id="44"/>
+    <w:bookmarkEnd w:id="41"/>
+    <w:bookmarkEnd w:id="42"/>
     <w:sectPr/>
   </w:body>
 </w:document>

--- a/output/chuck_meyer_resume.docx
+++ b/output/chuck_meyer_resume.docx
@@ -2,7 +2,7 @@
 <file path=word/document.xml><?xml version="1.0" encoding="utf-8"?>
 <w:document xmlns:w="http://schemas.openxmlformats.org/wordprocessingml/2006/main" xmlns:m="http://schemas.openxmlformats.org/officeDocument/2006/math" xmlns:r="http://schemas.openxmlformats.org/officeDocument/2006/relationships" xmlns:o="urn:schemas-microsoft-com:office:office" xmlns:v="urn:schemas-microsoft-com:vml" xmlns:w10="urn:schemas-microsoft-com:office:word" xmlns:a="http://schemas.openxmlformats.org/drawingml/2006/main" xmlns:pic="http://schemas.openxmlformats.org/drawingml/2006/picture" xmlns:wp="http://schemas.openxmlformats.org/drawingml/2006/wordprocessingDrawing">
   <w:body>
-    <w:bookmarkStart w:id="42" w:name="charles-chuck-meyer"/>
+    <w:bookmarkStart w:id="43" w:name="charles-chuck-meyer"/>
     <w:p>
       <w:pPr>
         <w:pStyle w:val="Heading1"/>
@@ -687,7 +687,7 @@
       </w:r>
     </w:p>
     <w:bookmarkEnd w:id="27"/>
-    <w:bookmarkStart w:id="30" w:name="selected-projects"/>
+    <w:bookmarkStart w:id="31" w:name="selected-projects"/>
     <w:p>
       <w:pPr>
         <w:pStyle w:val="Heading2"/>
@@ -705,6 +705,65 @@
         <w:pStyle w:val="Compact"/>
       </w:pPr>
       <w:hyperlink r:id="rId28">
+        <w:r>
+          <w:rPr>
+            <w:rStyle w:val="Hyperlink"/>
+            <w:bCs/>
+            <w:b/>
+          </w:rPr>
+          <w:t xml:space="preserve">Pokemon TCG Vending Machine Search</w:t>
+        </w:r>
+      </w:hyperlink>
+      <w:r>
+        <w:t xml:space="preserve">: React/InstantSearch app with an Agent Studio chat agent and evals, a card scanner, and Vercel and Supabase APIs</w:t>
+      </w:r>
+    </w:p>
+    <w:p>
+      <w:pPr>
+        <w:numPr>
+          <w:ilvl w:val="0"/>
+          <w:numId w:val="1007"/>
+        </w:numPr>
+        <w:pStyle w:val="Compact"/>
+      </w:pPr>
+      <w:hyperlink r:id="rId24">
+        <w:r>
+          <w:rPr>
+            <w:rStyle w:val="Hyperlink"/>
+            <w:bCs/>
+            <w:b/>
+          </w:rPr>
+          <w:t xml:space="preserve">Agent Studio CLI</w:t>
+        </w:r>
+      </w:hyperlink>
+      <w:r>
+        <w:t xml:space="preserve">: command-line tool for creating and publishing Agent Studio agents, with</w:t>
+      </w:r>
+      <w:r>
+        <w:t xml:space="preserve"> </w:t>
+      </w:r>
+      <w:r>
+        <w:rPr>
+          <w:rStyle w:val="VerbatimChar"/>
+        </w:rPr>
+        <w:t xml:space="preserve">--json</w:t>
+      </w:r>
+      <w:r>
+        <w:t xml:space="preserve"> </w:t>
+      </w:r>
+      <w:r>
+        <w:t xml:space="preserve">output</w:t>
+      </w:r>
+    </w:p>
+    <w:p>
+      <w:pPr>
+        <w:numPr>
+          <w:ilvl w:val="0"/>
+          <w:numId w:val="1007"/>
+        </w:numPr>
+        <w:pStyle w:val="Compact"/>
+      </w:pPr>
+      <w:hyperlink r:id="rId29">
         <w:r>
           <w:rPr>
             <w:rStyle w:val="Hyperlink"/>
@@ -726,7 +785,7 @@
         </w:numPr>
         <w:pStyle w:val="Compact"/>
       </w:pPr>
-      <w:hyperlink r:id="rId29">
+      <w:hyperlink r:id="rId30">
         <w:r>
           <w:rPr>
             <w:rStyle w:val="Hyperlink"/>
@@ -740,8 +799,8 @@
         <w:t xml:space="preserve">: minimal MCP server over Streamable HTTP, with a companion tutorial</w:t>
       </w:r>
     </w:p>
-    <w:bookmarkEnd w:id="30"/>
-    <w:bookmarkStart w:id="40" w:name="writing-and-speaking"/>
+    <w:bookmarkEnd w:id="31"/>
+    <w:bookmarkStart w:id="41" w:name="writing-and-speaking"/>
     <w:p>
       <w:pPr>
         <w:pStyle w:val="Heading2"/>
@@ -770,7 +829,7 @@
         </w:numPr>
         <w:pStyle w:val="Compact"/>
       </w:pPr>
-      <w:hyperlink r:id="rId31">
+      <w:hyperlink r:id="rId32">
         <w:r>
           <w:rPr>
             <w:rStyle w:val="Hyperlink"/>
@@ -787,7 +846,7 @@
         </w:numPr>
         <w:pStyle w:val="Compact"/>
       </w:pPr>
-      <w:hyperlink r:id="rId32">
+      <w:hyperlink r:id="rId33">
         <w:r>
           <w:rPr>
             <w:rStyle w:val="Hyperlink"/>
@@ -804,7 +863,7 @@
         </w:numPr>
         <w:pStyle w:val="Compact"/>
       </w:pPr>
-      <w:hyperlink r:id="rId33">
+      <w:hyperlink r:id="rId34">
         <w:r>
           <w:rPr>
             <w:rStyle w:val="Hyperlink"/>
@@ -863,7 +922,7 @@
         </w:numPr>
         <w:pStyle w:val="Compact"/>
       </w:pPr>
-      <w:hyperlink r:id="rId34">
+      <w:hyperlink r:id="rId35">
         <w:r>
           <w:rPr>
             <w:rStyle w:val="Hyperlink"/>
@@ -898,7 +957,7 @@
         </w:numPr>
         <w:pStyle w:val="Compact"/>
       </w:pPr>
-      <w:hyperlink r:id="rId35">
+      <w:hyperlink r:id="rId36">
         <w:r>
           <w:rPr>
             <w:rStyle w:val="Hyperlink"/>
@@ -915,7 +974,7 @@
         </w:numPr>
         <w:pStyle w:val="Compact"/>
       </w:pPr>
-      <w:hyperlink r:id="rId36">
+      <w:hyperlink r:id="rId37">
         <w:r>
           <w:rPr>
             <w:rStyle w:val="Hyperlink"/>
@@ -932,7 +991,7 @@
         </w:numPr>
         <w:pStyle w:val="Compact"/>
       </w:pPr>
-      <w:hyperlink r:id="rId37">
+      <w:hyperlink r:id="rId38">
         <w:r>
           <w:rPr>
             <w:rStyle w:val="Hyperlink"/>
@@ -955,7 +1014,7 @@
         </w:numPr>
         <w:pStyle w:val="Compact"/>
       </w:pPr>
-      <w:hyperlink r:id="rId38">
+      <w:hyperlink r:id="rId39">
         <w:r>
           <w:rPr>
             <w:rStyle w:val="Hyperlink"/>
@@ -978,7 +1037,7 @@
         </w:numPr>
         <w:pStyle w:val="Compact"/>
       </w:pPr>
-      <w:hyperlink r:id="rId39">
+      <w:hyperlink r:id="rId40">
         <w:r>
           <w:rPr>
             <w:rStyle w:val="Hyperlink"/>
@@ -987,8 +1046,8 @@
         </w:r>
       </w:hyperlink>
     </w:p>
-    <w:bookmarkEnd w:id="40"/>
-    <w:bookmarkStart w:id="41" w:name="education"/>
+    <w:bookmarkEnd w:id="41"/>
+    <w:bookmarkStart w:id="42" w:name="education"/>
     <w:p>
       <w:pPr>
         <w:pStyle w:val="Heading2"/>
@@ -1031,8 +1090,8 @@
         <w:t xml:space="preserve">Northern Kentucky University | 1997</w:t>
       </w:r>
     </w:p>
-    <w:bookmarkEnd w:id="41"/>
     <w:bookmarkEnd w:id="42"/>
+    <w:bookmarkEnd w:id="43"/>
     <w:sectPr/>
   </w:body>
 </w:document>

--- a/output/chuck_meyer_resume.docx
+++ b/output/chuck_meyer_resume.docx
@@ -71,7 +71,7 @@
         <w:pStyle w:val="FirstParagraph"/>
       </w:pPr>
       <w:r>
-        <w:t xml:space="preserve">Developer Relations leader for small, embedded teams. At each company I look for the biggest gap between the product and the developers using it, then build what closes it. That’s cfn-lint, a CloudFormation linter now downloaded 11M+ times a month; a partner integration portal that cut onboarding calls from about 90 to 30 minutes; and, at Algolia, tooling and docs that work for agents as well as people. Then I work alongside the community, through live coding, hackathons and demos, to show it works.</w:t>
+        <w:t xml:space="preserve">Developer Relations leader for small, embedded teams. At each company I look for the biggest gap between the product and the developers using it, then build what closes it. That’s cfn-lint, a CloudFormation linter now downloaded 11M+ times a month; a partner integration portal that cut onboarding calls from about 90 to 30 minutes; and, at Algolia, tooling and docs that work for agents as well as people. Then I prove it in the open, working alongside the community through live coding, hackathons and demos.</w:t>
       </w:r>
     </w:p>
     <w:bookmarkEnd w:id="22"/>
@@ -377,7 +377,7 @@
         </w:r>
       </w:hyperlink>
       <w:r>
-        <w:t xml:space="preserve">, a Pokemon-card vending machine booth demo where a multi-modal agent answers from the same Algolia index as site search, showing why embedded agents need fast retrieval</w:t>
+        <w:t xml:space="preserve">, a Pokémon-card vending machine booth demo where a multi-modal agent answers from the same Algolia index as site search, showing why embedded agents need fast retrieval</w:t>
       </w:r>
     </w:p>
     <w:p>
@@ -711,7 +711,7 @@
             <w:bCs/>
             <w:b/>
           </w:rPr>
-          <w:t xml:space="preserve">Pokemon TCG Vending Machine Search</w:t>
+          <w:t xml:space="preserve">Pokémon TCG Vending Machine Search</w:t>
         </w:r>
       </w:hyperlink>
       <w:r>
@@ -837,6 +837,12 @@
           <w:t xml:space="preserve">We rewrote the Algolia CLI for AI agents</w:t>
         </w:r>
       </w:hyperlink>
+      <w:r>
+        <w:t xml:space="preserve"> </w:t>
+      </w:r>
+      <w:r>
+        <w:t xml:space="preserve">(2026)</w:t>
+      </w:r>
     </w:p>
     <w:p>
       <w:pPr>
@@ -854,6 +860,12 @@
           <w:t xml:space="preserve">Chat, meet the Searchbox</w:t>
         </w:r>
       </w:hyperlink>
+      <w:r>
+        <w:t xml:space="preserve"> </w:t>
+      </w:r>
+      <w:r>
+        <w:t xml:space="preserve">(2026)</w:t>
+      </w:r>
     </w:p>
     <w:p>
       <w:pPr>
@@ -911,7 +923,7 @@
         <w:t xml:space="preserve"> </w:t>
       </w:r>
       <w:r>
-        <w:t xml:space="preserve">(my best-performing dev.to post since 2022)</w:t>
+        <w:t xml:space="preserve">(2026, my best-performing dev.to post since 2022)</w:t>
       </w:r>
     </w:p>
     <w:p>
@@ -934,7 +946,7 @@
         <w:t xml:space="preserve"> </w:t>
       </w:r>
       <w:r>
-        <w:t xml:space="preserve">(AWS)</w:t>
+        <w:t xml:space="preserve">(AWS, 2019)</w:t>
       </w:r>
     </w:p>
     <w:p>

--- a/output/chuck_meyer_resume.docx
+++ b/output/chuck_meyer_resume.docx
@@ -301,7 +301,7 @@
         <w:pStyle w:val="Compact"/>
       </w:pPr>
       <w:r>
-        <w:t xml:space="preserve">Lead the docs and developer advocacy teams (up to five direct reports) under Algolia’s Growth team</w:t>
+        <w:t xml:space="preserve">Player-coach for the docs and developer advocacy teams (up to five reports) under Algolia’s Growth team: weekly 1:1s, content reviews and coaching, quarterly planning and reporting, and the annual review cycle, while shipping the work below</w:t>
       </w:r>
     </w:p>
     <w:p>

--- a/output/chuck_meyer_resume.docx
+++ b/output/chuck_meyer_resume.docx
@@ -71,7 +71,7 @@
         <w:pStyle w:val="FirstParagraph"/>
       </w:pPr>
       <w:r>
-        <w:t xml:space="preserve">Developer Relations leader for small, embedded teams. At each company I look for the biggest gap between the product and the developers using it, then build what closes it. That’s cfn-lint, a CloudFormation linter now downloaded 11M+ times a month; a partner integration portal that cut onboarding calls from about 90 to 30 minutes; and, at Algolia, tooling and docs that work for agents as well as people. Then I prove it in the open, working alongside the community through live coding, hackathons and demos.</w:t>
+        <w:t xml:space="preserve">Player-coach Developer Relations leader for small, embedded teams. At each company I look for the biggest gap between the product and the developers using it, then build what closes it. That’s cfn-lint, a CloudFormation linter now downloaded 11M+ times a month; a partner integration portal that cut onboarding calls from about 90 to 30 minutes; and, at Algolia, tooling and docs that work for agents as well as people. Then I prove it in the open, working alongside the community through live coding, hackathons and demos.</w:t>
       </w:r>
     </w:p>
     <w:bookmarkEnd w:id="22"/>
@@ -301,7 +301,7 @@
         <w:pStyle w:val="Compact"/>
       </w:pPr>
       <w:r>
-        <w:t xml:space="preserve">Player-coach for the docs and developer advocacy teams (up to five reports) under Algolia’s Growth team: weekly 1:1s, content reviews and coaching, quarterly planning and reporting, and the annual review cycle, while shipping the work below</w:t>
+        <w:t xml:space="preserve">Player-coach for the docs and developer advocacy teams (up to five reports) under Algolia’s Growth team: weekly 1:1s, content reviews and coaching, quarterly planning and reporting, and the annual review cycle, building alongside the team on docs, agent tooling and demos</w:t>
       </w:r>
     </w:p>
     <w:p>

--- a/output/chuck_meyer_resume.docx
+++ b/output/chuck_meyer_resume.docx
@@ -2,13 +2,13 @@
 <file path=word/document.xml><?xml version="1.0" encoding="utf-8"?>
 <w:document xmlns:w="http://schemas.openxmlformats.org/wordprocessingml/2006/main" xmlns:m="http://schemas.openxmlformats.org/officeDocument/2006/math" xmlns:r="http://schemas.openxmlformats.org/officeDocument/2006/relationships" xmlns:o="urn:schemas-microsoft-com:office:office" xmlns:v="urn:schemas-microsoft-com:vml" xmlns:w10="urn:schemas-microsoft-com:office:word" xmlns:a="http://schemas.openxmlformats.org/drawingml/2006/main" xmlns:pic="http://schemas.openxmlformats.org/drawingml/2006/picture" xmlns:wp="http://schemas.openxmlformats.org/drawingml/2006/wordprocessingDrawing">
   <w:body>
-    <w:bookmarkStart w:id="43" w:name="charles-chuck-meyer"/>
+    <w:bookmarkStart w:id="43" w:name="chuck-meyer"/>
     <w:p>
       <w:pPr>
         <w:pStyle w:val="Heading1"/>
       </w:pPr>
       <w:r>
-        <w:t xml:space="preserve">CHARLES (CHUCK) MEYER</w:t>
+        <w:t xml:space="preserve">CHUCK MEYER</w:t>
       </w:r>
     </w:p>
     <w:p>

--- a/output/chuck_meyer_resume.docx
+++ b/output/chuck_meyer_resume.docx
@@ -1099,7 +1099,7 @@
         <w:br/>
       </w:r>
       <w:r>
-        <w:t xml:space="preserve">Northern Kentucky University | 1997</w:t>
+        <w:t xml:space="preserve">Northern Kentucky University</w:t>
       </w:r>
     </w:p>
     <w:bookmarkEnd w:id="42"/>
